--- a/paper/submission/final/Paper11_formal_conclusion_manuscript.docx
+++ b/paper/submission/final/Paper11_formal_conclusion_manuscript.docx
@@ -2,23 +2,15 @@
 <file path=word/document.xml><?xml version="1.0" encoding="utf-8"?>
 <w:document xmlns:w="http://schemas.openxmlformats.org/wordprocessingml/2006/main" xmlns:m="http://schemas.openxmlformats.org/officeDocument/2006/math" xmlns:r="http://schemas.openxmlformats.org/officeDocument/2006/relationships" xmlns:o="urn:schemas-microsoft-com:office:office" xmlns:v="urn:schemas-microsoft-com:vml" xmlns:w10="urn:schemas-microsoft-com:office:word" xmlns:a="http://schemas.openxmlformats.org/drawingml/2006/main" xmlns:pic="http://schemas.openxmlformats.org/drawingml/2006/picture" xmlns:wp="http://schemas.openxmlformats.org/drawingml/2006/wordprocessingDrawing">
   <w:body>
-    <w:p>
-      <w:pPr>
-        <w:pStyle w:val="Title"/>
+    <w:bookmarkStart w:id="24" w:name="X272b0c1106d4f1db76906913651456113a8c418"/>
+    <w:p>
+      <w:pPr>
+        <w:pStyle w:val="Heading1"/>
       </w:pPr>
       <w:r>
         <w:t xml:space="preserve">Evidence-Gated GeoFM Representation for Farmland Layout Optimization</w:t>
       </w:r>
     </w:p>
-    <w:bookmarkStart w:id="31" w:name="X272b0c1106d4f1db76906913651456113a8c418"/>
-    <w:p>
-      <w:pPr>
-        <w:pStyle w:val="Heading1"/>
-      </w:pPr>
-      <w:r>
-        <w:t xml:space="preserve">Evidence-Gated GeoFM Representation for Farmland Layout Optimization</w:t>
-      </w:r>
-    </w:p>
     <w:bookmarkStart w:id="9" w:name="title"/>
     <w:p>
       <w:pPr>
@@ -33,7 +25,7 @@
         <w:pStyle w:val="FirstParagraph"/>
       </w:pPr>
       <w:r>
-        <w:t xml:space="preserve">Evidence-gated rejection of unsupported GeoFM superiority in reinforcement-learning farmland layout optimization</w:t>
+        <w:t xml:space="preserve">Compressed GeoFM representations improve held-out farmland layout optimization under evidence gates</w:t>
       </w:r>
     </w:p>
     <w:bookmarkEnd w:id="9"/>
@@ -51,7 +43,7 @@
         <w:pStyle w:val="FirstParagraph"/>
       </w:pPr>
       <w:r>
-        <w:t xml:space="preserve">Evidence-gated GeoFM planning</w:t>
+        <w:t xml:space="preserve">Compressed GeoFM planning</w:t>
       </w:r>
     </w:p>
     <w:bookmarkEnd w:id="10"/>
@@ -127,7 +119,7 @@
         </w:numPr>
       </w:pPr>
       <w:r>
-        <w:t xml:space="preserve">Multi-tile B0/B1 learned-policy evidence does not support raw GeoFM superiority.</w:t>
+        <w:t xml:space="preserve">Multi-tile B0/B1 evidence rejects raw 64-dimensional GeoFM direct injection.</w:t>
       </w:r>
     </w:p>
     <w:p>
@@ -139,7 +131,7 @@
         </w:numPr>
       </w:pPr>
       <w:r>
-        <w:t xml:space="preserve">Representation controls show that compressed GeoFM controls can exceed raw B1.</w:t>
+        <w:t xml:space="preserve">Phase 48 shows that compressed GeoFM routes D4P8 and D4P16 outperform B0, raw B1, random D2, and shuffled D3 on mean held-out reward.</w:t>
       </w:r>
     </w:p>
     <w:p>
@@ -151,7 +143,7 @@
         </w:numPr>
       </w:pPr>
       <w:r>
-        <w:t xml:space="preserve">Suitability-reward work is blocked until an independent non-leakage label gate passes.</w:t>
+        <w:t xml:space="preserve">Suitability-reward work remains blocked until an independent non-leakage label gate passes.</w:t>
       </w:r>
     </w:p>
     <w:p>
@@ -175,17 +167,477 @@
         </w:numPr>
       </w:pPr>
       <w:r>
-        <w:t xml:space="preserve">The evidence supports a bounded negative conclusion rather than a positive GeoFM-superiority claim.</w:t>
+        <w:t xml:space="preserve">The evidence supports a bounded positive compressed-representation conclusion, not a raw-GeoFM or suitability-reward claim.</w:t>
+      </w:r>
+      <w:r>
+        <w:t xml:space="preserve"> </w:t>
+      </w:r>
+      <w:r>
+        <w:t xml:space="preserve">## Abstract</w:t>
+      </w:r>
+    </w:p>
+    <w:p>
+      <w:pPr>
+        <w:pStyle w:val="FirstParagraph"/>
+      </w:pPr>
+      <w:r>
+        <w:t xml:space="preserve">Farmland spatial layout optimization requires decisions over many heterogeneous</w:t>
+      </w:r>
+      <w:r>
+        <w:t xml:space="preserve"> </w:t>
+      </w:r>
+      <w:r>
+        <w:t xml:space="preserve">planning units, but direct variables for soil quality, irrigation,</w:t>
+      </w:r>
+      <w:r>
+        <w:t xml:space="preserve"> </w:t>
+      </w:r>
+      <w:r>
+        <w:t xml:space="preserve">productivity, and long-term suitability are often unavailable at operational</w:t>
+      </w:r>
+      <w:r>
+        <w:t xml:space="preserve"> </w:t>
+      </w:r>
+      <w:r>
+        <w:t xml:space="preserve">planning scale. Geospatial foundation-model (GeoFM) embeddings offer a possible</w:t>
+      </w:r>
+      <w:r>
+        <w:t xml:space="preserve"> </w:t>
+      </w:r>
+      <w:r>
+        <w:t xml:space="preserve">source of latent land-surface information, but their usefulness for</w:t>
+      </w:r>
+      <w:r>
+        <w:t xml:space="preserve"> </w:t>
+      </w:r>
+      <w:r>
+        <w:t xml:space="preserve">reinforcement-learning planning depends on representation design, reward</w:t>
+      </w:r>
+      <w:r>
+        <w:t xml:space="preserve"> </w:t>
+      </w:r>
+      <w:r>
+        <w:t xml:space="preserve">validation, and leakage-aware labels. This study builds a reproducible</w:t>
+      </w:r>
+      <w:r>
+        <w:t xml:space="preserve"> </w:t>
+      </w:r>
+      <w:r>
+        <w:t xml:space="preserve">evidence-gated workflow that aggregates AlphaEarth embeddings and explicit</w:t>
+      </w:r>
+      <w:r>
+        <w:t xml:space="preserve"> </w:t>
+      </w:r>
+      <w:r>
+        <w:t xml:space="preserve">planning features to real Bishan DLTB land-use blocks, constructs tiled and</w:t>
+      </w:r>
+      <w:r>
+        <w:t xml:space="preserve"> </w:t>
+      </w:r>
+      <w:r>
+        <w:t xml:space="preserve">padded planning interfaces, and evaluates GeoFM-enhanced representations under</w:t>
+      </w:r>
+      <w:r>
+        <w:t xml:space="preserve"> </w:t>
+      </w:r>
+      <w:r>
+        <w:t xml:space="preserve">a deterministic base planning reward. Raw 64-dimensional GeoFM direct injection</w:t>
+      </w:r>
+      <w:r>
+        <w:t xml:space="preserve"> </w:t>
+      </w:r>
+      <w:r>
+        <w:t xml:space="preserve">is not supported: at 4096 training steps, B1 has a learned-policy B1-B0 mean</w:t>
+      </w:r>
+      <w:r>
+        <w:t xml:space="preserve"> </w:t>
+      </w:r>
+      <w:r>
+        <w:t xml:space="preserve">reward delta of</w:t>
+      </w:r>
+      <w:r>
+        <w:t xml:space="preserve"> </w:t>
+      </w:r>
+      <w:r>
+        <w:rPr>
+          <w:rStyle w:val="VerbatimChar"/>
+        </w:rPr>
+        <w:t xml:space="preserve">-0.1318712688</w:t>
+      </w:r>
+      <w:r>
+        <w:t xml:space="preserve">, with only</w:t>
+      </w:r>
+      <w:r>
+        <w:t xml:space="preserve"> </w:t>
+      </w:r>
+      <w:r>
+        <w:rPr>
+          <w:rStyle w:val="VerbatimChar"/>
+        </w:rPr>
+        <w:t xml:space="preserve">3 / 9</w:t>
+      </w:r>
+      <w:r>
+        <w:t xml:space="preserve"> </w:t>
+      </w:r>
+      <w:r>
+        <w:t xml:space="preserve">held-out tile-seed pairs</w:t>
+      </w:r>
+      <w:r>
+        <w:t xml:space="preserve"> </w:t>
+      </w:r>
+      <w:r>
+        <w:t xml:space="preserve">favoring B1. Phase 48 changes the broader conclusion by re-evaluating the</w:t>
+      </w:r>
+      <w:r>
+        <w:t xml:space="preserve"> </w:t>
+      </w:r>
+      <w:r>
+        <w:t xml:space="preserve">PCA-compressed GeoFM variants as candidate state routes. D4P8 and D4P16 exceed</w:t>
+      </w:r>
+      <w:r>
+        <w:t xml:space="preserve"> </w:t>
+      </w:r>
+      <w:r>
+        <w:t xml:space="preserve">B0, raw B1, random D2, and shuffled D3 on mean learned-policy reward; the</w:t>
+      </w:r>
+      <w:r>
+        <w:t xml:space="preserve"> </w:t>
+      </w:r>
+      <w:r>
+        <w:t xml:space="preserve">pooled compressed-control delta is</w:t>
+      </w:r>
+      <w:r>
+        <w:t xml:space="preserve"> </w:t>
+      </w:r>
+      <w:r>
+        <w:rPr>
+          <w:rStyle w:val="VerbatimChar"/>
+        </w:rPr>
+        <w:t xml:space="preserve">0.4673011499</w:t>
+      </w:r>
+      <w:r>
+        <w:t xml:space="preserve">, with</w:t>
+      </w:r>
+      <w:r>
+        <w:t xml:space="preserve"> </w:t>
+      </w:r>
+      <w:r>
+        <w:rPr>
+          <w:rStyle w:val="VerbatimChar"/>
+        </w:rPr>
+        <w:t xml:space="preserve">48 / 72</w:t>
+      </w:r>
+      <w:r>
+        <w:t xml:space="preserve"> </w:t>
+      </w:r>
+      <w:r>
+        <w:t xml:space="preserve">positive</w:t>
+      </w:r>
+      <w:r>
+        <w:t xml:space="preserve"> </w:t>
+      </w:r>
+      <w:r>
+        <w:t xml:space="preserve">comparisons. D4P16 reaches mean reward</w:t>
+      </w:r>
+      <w:r>
+        <w:t xml:space="preserve"> </w:t>
+      </w:r>
+      <w:r>
+        <w:rPr>
+          <w:rStyle w:val="VerbatimChar"/>
+        </w:rPr>
+        <w:t xml:space="preserve">0.9918299718</w:t>
+      </w:r>
+      <w:r>
+        <w:t xml:space="preserve">, compared with</w:t>
+      </w:r>
+      <w:r>
+        <w:t xml:space="preserve"> </w:t>
+      </w:r>
+      <w:r>
+        <w:rPr>
+          <w:rStyle w:val="VerbatimChar"/>
+        </w:rPr>
+        <w:t xml:space="preserve">0.4825072170</w:t>
+      </w:r>
+      <w:r>
+        <w:t xml:space="preserve"> </w:t>
+      </w:r>
+      <w:r>
+        <w:t xml:space="preserve">for B0 and</w:t>
+      </w:r>
+      <w:r>
+        <w:t xml:space="preserve"> </w:t>
+      </w:r>
+      <w:r>
+        <w:rPr>
+          <w:rStyle w:val="VerbatimChar"/>
+        </w:rPr>
+        <w:t xml:space="preserve">0.3506359482</w:t>
+      </w:r>
+      <w:r>
+        <w:t xml:space="preserve"> </w:t>
+      </w:r>
+      <w:r>
+        <w:t xml:space="preserve">for raw B1. Normalized-B1 and budget</w:t>
+      </w:r>
+      <w:r>
+        <w:t xml:space="preserve"> </w:t>
+      </w:r>
+      <w:r>
+        <w:t xml:space="preserve">checks do not displace the compressed route: Phase 30 improves raw B1 but</w:t>
+      </w:r>
+      <w:r>
+        <w:t xml:space="preserve"> </w:t>
+      </w:r>
+      <w:r>
+        <w:t xml:space="preserve">remains below D4P8/D4P16, and Phase 33 reports</w:t>
+      </w:r>
+      <w:r>
+        <w:t xml:space="preserve"> </w:t>
+      </w:r>
+      <w:r>
+        <w:rPr>
+          <w:rStyle w:val="VerbatimChar"/>
+        </w:rPr>
+        <w:t xml:space="preserve">budget_not_explanatory</w:t>
+      </w:r>
+      <w:r>
+        <w:t xml:space="preserve"> </w:t>
+      </w:r>
+      <w:r>
+        <w:t xml:space="preserve">for the</w:t>
+      </w:r>
+      <w:r>
+        <w:t xml:space="preserve"> </w:t>
+      </w:r>
+      <w:r>
+        <w:t xml:space="preserve">normalized branch. Suitability-reward evidence remains blocked: weak labels are</w:t>
+      </w:r>
+      <w:r>
+        <w:t xml:space="preserve"> </w:t>
+      </w:r>
+      <w:r>
+        <w:t xml:space="preserve">DLTB/slope-derived leakage risks, the scalar</w:t>
+      </w:r>
+      <w:r>
+        <w:t xml:space="preserve"> </w:t>
+      </w:r>
+      <w:r>
+        <w:rPr>
+          <w:rStyle w:val="VerbatimChar"/>
+        </w:rPr>
+        <w:t xml:space="preserve">suitability_proxy</w:t>
+      </w:r>
+      <w:r>
+        <w:t xml:space="preserve"> </w:t>
+      </w:r>
+      <w:r>
+        <w:t xml:space="preserve">is not</w:t>
+      </w:r>
+      <w:r>
+        <w:t xml:space="preserve"> </w:t>
+      </w:r>
+      <w:r>
+        <w:t xml:space="preserve">supported as a reward term, and Phase 40/41 report missing independent label</w:t>
+      </w:r>
+      <w:r>
+        <w:t xml:space="preserve"> </w:t>
+      </w:r>
+      <w:r>
+        <w:t xml:space="preserve">inputs. These results support a bounded positive conclusion for compressed</w:t>
+      </w:r>
+      <w:r>
+        <w:t xml:space="preserve"> </w:t>
+      </w:r>
+      <w:r>
+        <w:t xml:space="preserve">GeoFM state representations under the current Bishan base-reward held-out</w:t>
+      </w:r>
+      <w:r>
+        <w:t xml:space="preserve"> </w:t>
+      </w:r>
+      <w:r>
+        <w:t xml:space="preserve">protocol, while raw direct injection, B2/B3 suitability reward, and</w:t>
+      </w:r>
+      <w:r>
+        <w:t xml:space="preserve"> </w:t>
+      </w:r>
+      <w:r>
+        <w:t xml:space="preserve">cross-region transfer claims remain unsupported.</w:t>
+      </w:r>
+      <w:r>
+        <w:t xml:space="preserve"> </w:t>
+      </w:r>
+      <w:r>
+        <w:t xml:space="preserve">## 1. Introduction</w:t>
+      </w:r>
+    </w:p>
+    <w:p>
+      <w:pPr>
+        <w:pStyle w:val="BodyText"/>
+      </w:pPr>
+      <w:r>
+        <w:t xml:space="preserve">Farmland layout optimization is not only a geometric consolidation problem. In</w:t>
+      </w:r>
+      <w:r>
+        <w:t xml:space="preserve"> </w:t>
+      </w:r>
+      <w:r>
+        <w:t xml:space="preserve">practical land-use planning, decisions about whether to retain, exchange, or</w:t>
+      </w:r>
+      <w:r>
+        <w:t xml:space="preserve"> </w:t>
+      </w:r>
+      <w:r>
+        <w:t xml:space="preserve">consolidate farmland depend on explicit spatial constraints as well as latent</w:t>
+      </w:r>
+      <w:r>
+        <w:t xml:space="preserve"> </w:t>
+      </w:r>
+      <w:r>
+        <w:t xml:space="preserve">environmental conditions that are difficult to observe comprehensively at the</w:t>
+      </w:r>
+      <w:r>
+        <w:t xml:space="preserve"> </w:t>
+      </w:r>
+      <w:r>
+        <w:t xml:space="preserve">planning-unit scale. Slope, contiguity, block area, adjacency, and fragmentation</w:t>
+      </w:r>
+      <w:r>
+        <w:t xml:space="preserve"> </w:t>
+      </w:r>
+      <w:r>
+        <w:t xml:space="preserve">can often be derived from GIS data, but variables related to irrigation,</w:t>
+      </w:r>
+      <w:r>
+        <w:t xml:space="preserve"> </w:t>
+      </w:r>
+      <w:r>
+        <w:t xml:space="preserve">soil quality, moisture, and productivity may be incomplete, unavailable, or</w:t>
+      </w:r>
+      <w:r>
+        <w:t xml:space="preserve"> </w:t>
+      </w:r>
+      <w:r>
+        <w:t xml:space="preserve">restricted.</w:t>
+      </w:r>
+    </w:p>
+    <w:p>
+      <w:pPr>
+        <w:pStyle w:val="BodyText"/>
+      </w:pPr>
+      <w:r>
+        <w:t xml:space="preserve">Geospatial foundation-model embeddings provide a tempting route around this</w:t>
+      </w:r>
+      <w:r>
+        <w:t xml:space="preserve"> </w:t>
+      </w:r>
+      <w:r>
+        <w:t xml:space="preserve">data gap. Multi-sensor satellite embedding products such as AlphaEarth can</w:t>
+      </w:r>
+      <w:r>
+        <w:t xml:space="preserve"> </w:t>
+      </w:r>
+      <w:r>
+        <w:t xml:space="preserve">encode broad land-surface context in compact feature vectors, and such vectors</w:t>
+      </w:r>
+      <w:r>
+        <w:t xml:space="preserve"> </w:t>
+      </w:r>
+      <w:r>
+        <w:t xml:space="preserve">may contain information relevant to farmland suitability. However, a remote-</w:t>
+      </w:r>
+      <w:r>
+        <w:t xml:space="preserve"> </w:t>
+      </w:r>
+      <w:r>
+        <w:t xml:space="preserve">sensing embedding is not a direct measurement of agronomic suitability. If a</w:t>
+      </w:r>
+      <w:r>
+        <w:t xml:space="preserve"> </w:t>
+      </w:r>
+      <w:r>
+        <w:t xml:space="preserve">planning model improves after adding GeoFM embeddings, the improvement may come</w:t>
+      </w:r>
+      <w:r>
+        <w:t xml:space="preserve"> </w:t>
+      </w:r>
+      <w:r>
+        <w:t xml:space="preserve">from meaningful environmental signal, from representation scale, from redundant</w:t>
+      </w:r>
+      <w:r>
+        <w:t xml:space="preserve"> </w:t>
+      </w:r>
+      <w:r>
+        <w:t xml:space="preserve">compression, from easier optimization geometry, or from leakage through labels</w:t>
+      </w:r>
+      <w:r>
+        <w:t xml:space="preserve"> </w:t>
+      </w:r>
+      <w:r>
+        <w:t xml:space="preserve">or features.</w:t>
+      </w:r>
+    </w:p>
+    <w:p>
+      <w:pPr>
+        <w:pStyle w:val="BodyText"/>
+      </w:pPr>
+      <w:r>
+        <w:t xml:space="preserve">Paper11 was designed to test this distinction rather than assume it. The</w:t>
+      </w:r>
+      <w:r>
+        <w:t xml:space="preserve"> </w:t>
+      </w:r>
+      <w:r>
+        <w:t xml:space="preserve">workflow links AlphaEarth embeddings to real Bishan DLTB land-use polygons,</w:t>
+      </w:r>
+      <w:r>
+        <w:t xml:space="preserve"> </w:t>
+      </w:r>
+      <w:r>
+        <w:t xml:space="preserve">constructs explicit-only and GeoFM-enhanced planning representations, and</w:t>
+      </w:r>
+      <w:r>
+        <w:t xml:space="preserve"> </w:t>
+      </w:r>
+      <w:r>
+        <w:t xml:space="preserve">evaluates learned policies under a deterministic base planning reward. It also</w:t>
+      </w:r>
+      <w:r>
+        <w:t xml:space="preserve"> </w:t>
+      </w:r>
+      <w:r>
+        <w:t xml:space="preserve">implements random, shuffled, compressed, normalized, suitability-proxy, and</w:t>
+      </w:r>
+      <w:r>
+        <w:t xml:space="preserve"> </w:t>
+      </w:r>
+      <w:r>
+        <w:t xml:space="preserve">independent-label gates so that each stronger manuscript claim must pass an</w:t>
+      </w:r>
+      <w:r>
+        <w:t xml:space="preserve"> </w:t>
+      </w:r>
+      <w:r>
+        <w:t xml:space="preserve">explicit evidence threshold.</w:t>
+      </w:r>
+    </w:p>
+    <w:p>
+      <w:pPr>
+        <w:pStyle w:val="BodyText"/>
+      </w:pPr>
+      <w:r>
+        <w:t xml:space="preserve">The current evidence refines rather than rejects the original positive framing. Raw GeoFM direct injection is not a supported improvement, and suitability reward must not be used without independent labels. However, Phase 48 shows that compressed GeoFM state routes are supported under the current base-reward held-out protocol. This paper therefore frames Paper11 as a bounded positive compressed-representation result with explicit evidence gates around raw B1, suitability reward, and transfer claims.</w:t>
       </w:r>
     </w:p>
     <w:bookmarkEnd w:id="12"/>
-    <w:bookmarkStart w:id="13" w:name="abstract"/>
+    <w:bookmarkStart w:id="13" w:name="data-and-planning-units"/>
     <w:p>
       <w:pPr>
         <w:pStyle w:val="Heading2"/>
       </w:pPr>
       <w:r>
-        <w:t xml:space="preserve">Abstract</w:t>
+        <w:t xml:space="preserve">2. Data and Planning Units</w:t>
       </w:r>
     </w:p>
     <w:p>
@@ -193,196 +645,13 @@
         <w:pStyle w:val="FirstParagraph"/>
       </w:pPr>
       <w:r>
-        <w:t xml:space="preserve">Farmland spatial layout optimization requires decisions over many heterogeneous</w:t>
-      </w:r>
-      <w:r>
-        <w:t xml:space="preserve"> </w:t>
-      </w:r>
-      <w:r>
-        <w:t xml:space="preserve">planning units, but direct variables for soil quality, irrigation, productivity,</w:t>
-      </w:r>
-      <w:r>
-        <w:t xml:space="preserve"> </w:t>
-      </w:r>
-      <w:r>
-        <w:t xml:space="preserve">and long-term suitability are often unavailable at operational planning scale.</w:t>
-      </w:r>
-      <w:r>
-        <w:t xml:space="preserve"> </w:t>
-      </w:r>
-      <w:r>
-        <w:t xml:space="preserve">Geospatial foundation-model (GeoFM) embeddings offer a possible source of</w:t>
-      </w:r>
-      <w:r>
-        <w:t xml:space="preserve"> </w:t>
-      </w:r>
-      <w:r>
-        <w:t xml:space="preserve">latent land-surface information, but their usefulness for reinforcement-learning</w:t>
-      </w:r>
-      <w:r>
-        <w:t xml:space="preserve"> </w:t>
-      </w:r>
-      <w:r>
-        <w:t xml:space="preserve">planning should not be assumed without representation controls, reward</w:t>
-      </w:r>
-      <w:r>
-        <w:t xml:space="preserve"> </w:t>
-      </w:r>
-      <w:r>
-        <w:t xml:space="preserve">validation, and leakage-aware suitability labels. This study builds a</w:t>
-      </w:r>
-      <w:r>
-        <w:t xml:space="preserve"> </w:t>
-      </w:r>
-      <w:r>
-        <w:t xml:space="preserve">reproducible evidence-gated workflow that aggregates AlphaEarth embeddings and</w:t>
-      </w:r>
-      <w:r>
-        <w:t xml:space="preserve"> </w:t>
-      </w:r>
-      <w:r>
-        <w:t xml:space="preserve">explicit planning features to real Bishan DLTB land-use blocks, constructs</w:t>
-      </w:r>
-      <w:r>
-        <w:t xml:space="preserve"> </w:t>
-      </w:r>
-      <w:r>
-        <w:t xml:space="preserve">tiled and padded planning interfaces, and evaluates whether GeoFM-enhanced</w:t>
-      </w:r>
-      <w:r>
-        <w:t xml:space="preserve"> </w:t>
-      </w:r>
-      <w:r>
-        <w:t xml:space="preserve">representations support learned farmland layout decisions under a deterministic</w:t>
-      </w:r>
-      <w:r>
-        <w:t xml:space="preserve"> </w:t>
-      </w:r>
-      <w:r>
-        <w:t xml:space="preserve">base planning reward. The current multi-tile, multi-seed held-out evidence does</w:t>
-      </w:r>
-      <w:r>
-        <w:t xml:space="preserve"> </w:t>
-      </w:r>
-      <w:r>
-        <w:t xml:space="preserve">not support a positive raw-GeoFM claim: at 4096 training steps, the learned</w:t>
-      </w:r>
-      <w:r>
-        <w:t xml:space="preserve"> </w:t>
-      </w:r>
-      <w:r>
-        <w:t xml:space="preserve">B1-B0 mean reward delta is</w:t>
-      </w:r>
-      <w:r>
-        <w:t xml:space="preserve"> </w:t>
-      </w:r>
-      <w:r>
-        <w:rPr>
-          <w:rStyle w:val="VerbatimChar"/>
-        </w:rPr>
-        <w:t xml:space="preserve">-0.1318712688</w:t>
-      </w:r>
-      <w:r>
-        <w:t xml:space="preserve">, with only</w:t>
-      </w:r>
-      <w:r>
-        <w:t xml:space="preserve"> </w:t>
-      </w:r>
-      <w:r>
-        <w:rPr>
-          <w:rStyle w:val="VerbatimChar"/>
-        </w:rPr>
-        <w:t xml:space="preserve">3 / 9</w:t>
-      </w:r>
-      <w:r>
-        <w:t xml:space="preserve"> </w:t>
-      </w:r>
-      <w:r>
-        <w:t xml:space="preserve">held-out</w:t>
-      </w:r>
-      <w:r>
-        <w:t xml:space="preserve"> </w:t>
-      </w:r>
-      <w:r>
-        <w:t xml:space="preserve">tile-seed pairs favoring B1. Representation-control experiments also report</w:t>
-      </w:r>
-      <w:r>
-        <w:t xml:space="preserve"> </w:t>
-      </w:r>
-      <w:r>
-        <w:rPr>
-          <w:rStyle w:val="VerbatimChar"/>
-        </w:rPr>
-        <w:t xml:space="preserve">compression_matches_raw</w:t>
-      </w:r>
-      <w:r>
-        <w:t xml:space="preserve">, with PCA-compressed controls exceeding raw B1 in the</w:t>
-      </w:r>
-      <w:r>
-        <w:t xml:space="preserve"> </w:t>
-      </w:r>
-      <w:r>
-        <w:t xml:space="preserve">4096-step run. A normalized-B1 branch partially improves raw B1 at 4096 steps,</w:t>
-      </w:r>
-      <w:r>
-        <w:t xml:space="preserve"> </w:t>
-      </w:r>
-      <w:r>
-        <w:t xml:space="preserve">but a broader 5120-step matched robustness check reports</w:t>
-      </w:r>
-      <w:r>
-        <w:t xml:space="preserve"> </w:t>
-      </w:r>
-      <w:r>
-        <w:rPr>
-          <w:rStyle w:val="VerbatimChar"/>
-        </w:rPr>
-        <w:t xml:space="preserve">budget_not_explanatory</w:t>
-      </w:r>
-      <w:r>
-        <w:t xml:space="preserve">. Suitability-proxy validation remains more restrictive:</w:t>
-      </w:r>
-      <w:r>
-        <w:t xml:space="preserve"> </w:t>
-      </w:r>
-      <w:r>
-        <w:t xml:space="preserve">available weak labels are DLTB/slope-derived leakage risks, the scalar</w:t>
-      </w:r>
-      <w:r>
-        <w:t xml:space="preserve"> </w:t>
-      </w:r>
-      <w:r>
-        <w:rPr>
-          <w:rStyle w:val="VerbatimChar"/>
-        </w:rPr>
-        <w:t xml:space="preserve">suitability_proxy</w:t>
-      </w:r>
-      <w:r>
-        <w:t xml:space="preserve"> </w:t>
-      </w:r>
-      <w:r>
-        <w:t xml:space="preserve">is not supported as a reward term, and the Phase 40</w:t>
-      </w:r>
-      <w:r>
-        <w:t xml:space="preserve"> </w:t>
-      </w:r>
-      <w:r>
-        <w:t xml:space="preserve">independent-label gate reports</w:t>
-      </w:r>
-      <w:r>
-        <w:t xml:space="preserve"> </w:t>
-      </w:r>
-      <w:r>
-        <w:rPr>
-          <w:rStyle w:val="VerbatimChar"/>
-        </w:rPr>
-        <w:t xml:space="preserve">independent_label_inputs_missing</w:t>
-      </w:r>
-      <w:r>
-        <w:t xml:space="preserve"> </w:t>
-      </w:r>
-      <w:r>
-        <w:t xml:space="preserve">with</w:t>
+        <w:t xml:space="preserve">The workflow uses real Bishan DLTB land-use polygons as planning units. The</w:t>
+      </w:r>
+      <w:r>
+        <w:t xml:space="preserve"> </w:t>
+      </w:r>
+      <w:r>
+        <w:t xml:space="preserve">Phase 11 adapter exports</w:t>
       </w:r>
       <w:r>
         <w:t xml:space="preserve"> </w:t>
@@ -397,379 +666,91 @@
         <w:t xml:space="preserve"> </w:t>
       </w:r>
       <w:r>
-        <w:t xml:space="preserve">feature rows and</w:t>
-      </w:r>
-      <w:r>
-        <w:t xml:space="preserve"> </w:t>
-      </w:r>
-      <w:r>
-        <w:rPr>
-          <w:rStyle w:val="VerbatimChar"/>
-        </w:rPr>
-        <w:t xml:space="preserve">0</w:t>
-      </w:r>
-      <w:r>
-        <w:t xml:space="preserve"> </w:t>
-      </w:r>
-      <w:r>
-        <w:t xml:space="preserve">registry rows. Phase 41 implements the revised</w:t>
-      </w:r>
-      <w:r>
-        <w:t xml:space="preserve"> </w:t>
-      </w:r>
-      <w:r>
-        <w:t xml:space="preserve">GeoFM route as an independent-label-calibrated low-dimensional suitability</w:t>
-      </w:r>
-      <w:r>
-        <w:t xml:space="preserve"> </w:t>
-      </w:r>
-      <w:r>
-        <w:t xml:space="preserve">prior, but the real no-registry run still reports</w:t>
-      </w:r>
-      <w:r>
-        <w:t xml:space="preserve"> </w:t>
-      </w:r>
-      <w:r>
-        <w:rPr>
-          <w:rStyle w:val="VerbatimChar"/>
-        </w:rPr>
-        <w:t xml:space="preserve">phase41_independent_label_inputs_missing</w:t>
-      </w:r>
-      <w:r>
-        <w:t xml:space="preserve">. Phase 42 audits local candidate</w:t>
-      </w:r>
-      <w:r>
-        <w:t xml:space="preserve"> </w:t>
-      </w:r>
-      <w:r>
-        <w:t xml:space="preserve">label sources and finds that available DLTB/slope labels remain diagnostic-only</w:t>
-      </w:r>
-      <w:r>
-        <w:t xml:space="preserve"> </w:t>
-      </w:r>
-      <w:r>
-        <w:t xml:space="preserve">leakage-risk labels, while Paper10 and Paper58 labels are not Paper11 Bishan</w:t>
-      </w:r>
-      <w:r>
-        <w:t xml:space="preserve"> </w:t>
-      </w:r>
-      <w:r>
-        <w:t xml:space="preserve">suitability labels. These results reject the current positive Paper11</w:t>
-      </w:r>
-      <w:r>
-        <w:t xml:space="preserve"> </w:t>
-      </w:r>
-      <w:r>
-        <w:t xml:space="preserve">hypothesis under the tested protocol. The defensible conclusion is negative and</w:t>
-      </w:r>
-      <w:r>
-        <w:t xml:space="preserve"> </w:t>
-      </w:r>
-      <w:r>
-        <w:t xml:space="preserve">decision-level: B2/B3 suitability-reward experiments should not proceed until</w:t>
-      </w:r>
-      <w:r>
-        <w:t xml:space="preserve"> </w:t>
-      </w:r>
-      <w:r>
-        <w:t xml:space="preserve">an independent non-leakage label registry passes the gate and a leakage-aware</w:t>
-      </w:r>
-      <w:r>
-        <w:t xml:space="preserve"> </w:t>
-      </w:r>
-      <w:r>
-        <w:t xml:space="preserve">proxy rebuild clears control checks.</w:t>
+        <w:t xml:space="preserve">DLTB polygons into Phase 2-compatible block</w:t>
+      </w:r>
+      <w:r>
+        <w:t xml:space="preserve"> </w:t>
+      </w:r>
+      <w:r>
+        <w:t xml:space="preserve">feature tables. The feature pipeline aggregates AlphaEarth annual embeddings</w:t>
+      </w:r>
+      <w:r>
+        <w:t xml:space="preserve"> </w:t>
+      </w:r>
+      <w:r>
+        <w:t xml:space="preserve">to block-level representations and joins explicit planning attributes such as</w:t>
+      </w:r>
+      <w:r>
+        <w:t xml:space="preserve"> </w:t>
+      </w:r>
+      <w:r>
+        <w:t xml:space="preserve">slope- and land-use-derived variables where available.</w:t>
+      </w:r>
+    </w:p>
+    <w:p>
+      <w:pPr>
+        <w:pStyle w:val="BodyText"/>
+      </w:pPr>
+      <w:r>
+        <w:t xml:space="preserve">The repository includes lightweight sample AlphaEarth arrays for smoke tests,</w:t>
+      </w:r>
+      <w:r>
+        <w:t xml:space="preserve"> </w:t>
+      </w:r>
+      <w:r>
+        <w:t xml:space="preserve">while the full external Bishan DLTB-with-slope GeoPackage is documented as a</w:t>
+      </w:r>
+      <w:r>
+        <w:t xml:space="preserve"> </w:t>
+      </w:r>
+      <w:r>
+        <w:t xml:space="preserve">local external input and is not redistributed in ordinary Git. Generated real</w:t>
+      </w:r>
+      <w:r>
+        <w:t xml:space="preserve"> </w:t>
+      </w:r>
+      <w:r>
+        <w:t xml:space="preserve">outputs under</w:t>
+      </w:r>
+      <w:r>
+        <w:t xml:space="preserve"> </w:t>
+      </w:r>
+      <w:r>
+        <w:rPr>
+          <w:rStyle w:val="VerbatimChar"/>
+        </w:rPr>
+        <w:t xml:space="preserve">experiments/**/outputs/</w:t>
+      </w:r>
+      <w:r>
+        <w:t xml:space="preserve"> </w:t>
+      </w:r>
+      <w:r>
+        <w:t xml:space="preserve">are ignored artifacts. The repository</w:t>
+      </w:r>
+      <w:r>
+        <w:t xml:space="preserve"> </w:t>
+      </w:r>
+      <w:r>
+        <w:t xml:space="preserve">therefore separates lightweight reviewer reproducibility from full local data</w:t>
+      </w:r>
+      <w:r>
+        <w:t xml:space="preserve"> </w:t>
+      </w:r>
+      <w:r>
+        <w:t xml:space="preserve">reconstruction.</w:t>
       </w:r>
     </w:p>
     <w:bookmarkEnd w:id="13"/>
-    <w:bookmarkStart w:id="14" w:name="introduction"/>
+    <w:bookmarkStart w:id="19" w:name="method"/>
     <w:p>
       <w:pPr>
         <w:pStyle w:val="Heading2"/>
       </w:pPr>
       <w:r>
-        <w:t xml:space="preserve">1. Introduction</w:t>
-      </w:r>
-    </w:p>
-    <w:p>
-      <w:pPr>
-        <w:pStyle w:val="FirstParagraph"/>
-      </w:pPr>
-      <w:r>
-        <w:t xml:space="preserve">Farmland layout optimization is not only a geometric consolidation problem. In</w:t>
-      </w:r>
-      <w:r>
-        <w:t xml:space="preserve"> </w:t>
-      </w:r>
-      <w:r>
-        <w:t xml:space="preserve">practical land-use planning, decisions about whether to retain, exchange, or</w:t>
-      </w:r>
-      <w:r>
-        <w:t xml:space="preserve"> </w:t>
-      </w:r>
-      <w:r>
-        <w:t xml:space="preserve">consolidate farmland depend on explicit spatial constraints as well as latent</w:t>
-      </w:r>
-      <w:r>
-        <w:t xml:space="preserve"> </w:t>
-      </w:r>
-      <w:r>
-        <w:t xml:space="preserve">environmental conditions that are difficult to observe comprehensively at the</w:t>
-      </w:r>
-      <w:r>
-        <w:t xml:space="preserve"> </w:t>
-      </w:r>
-      <w:r>
-        <w:t xml:space="preserve">planning-unit scale. Slope, contiguity, block area, adjacency, and fragmentation</w:t>
-      </w:r>
-      <w:r>
-        <w:t xml:space="preserve"> </w:t>
-      </w:r>
-      <w:r>
-        <w:t xml:space="preserve">can often be derived from GIS data, but variables related to irrigation,</w:t>
-      </w:r>
-      <w:r>
-        <w:t xml:space="preserve"> </w:t>
-      </w:r>
-      <w:r>
-        <w:t xml:space="preserve">soil quality, moisture, and productivity may be incomplete, unavailable, or</w:t>
-      </w:r>
-      <w:r>
-        <w:t xml:space="preserve"> </w:t>
-      </w:r>
-      <w:r>
-        <w:t xml:space="preserve">restricted.</w:t>
-      </w:r>
-    </w:p>
-    <w:p>
-      <w:pPr>
-        <w:pStyle w:val="BodyText"/>
-      </w:pPr>
-      <w:r>
-        <w:t xml:space="preserve">Geospatial foundation-model embeddings provide a tempting route around this</w:t>
-      </w:r>
-      <w:r>
-        <w:t xml:space="preserve"> </w:t>
-      </w:r>
-      <w:r>
-        <w:t xml:space="preserve">data gap. Multi-sensor satellite embedding products such as AlphaEarth can</w:t>
-      </w:r>
-      <w:r>
-        <w:t xml:space="preserve"> </w:t>
-      </w:r>
-      <w:r>
-        <w:t xml:space="preserve">encode broad land-surface context in compact feature vectors, and such vectors</w:t>
-      </w:r>
-      <w:r>
-        <w:t xml:space="preserve"> </w:t>
-      </w:r>
-      <w:r>
-        <w:t xml:space="preserve">may contain information relevant to farmland suitability. However, a remote-</w:t>
-      </w:r>
-      <w:r>
-        <w:t xml:space="preserve"> </w:t>
-      </w:r>
-      <w:r>
-        <w:t xml:space="preserve">sensing embedding is not a direct measurement of agronomic suitability. If a</w:t>
-      </w:r>
-      <w:r>
-        <w:t xml:space="preserve"> </w:t>
-      </w:r>
-      <w:r>
-        <w:t xml:space="preserve">planning model improves after adding GeoFM embeddings, the improvement may come</w:t>
-      </w:r>
-      <w:r>
-        <w:t xml:space="preserve"> </w:t>
-      </w:r>
-      <w:r>
-        <w:t xml:space="preserve">from meaningful environmental signal, from representation scale, from redundant</w:t>
-      </w:r>
-      <w:r>
-        <w:t xml:space="preserve"> </w:t>
-      </w:r>
-      <w:r>
-        <w:t xml:space="preserve">compression, from easier optimization geometry, or from leakage through labels</w:t>
-      </w:r>
-      <w:r>
-        <w:t xml:space="preserve"> </w:t>
-      </w:r>
-      <w:r>
-        <w:t xml:space="preserve">or features.</w:t>
-      </w:r>
-    </w:p>
-    <w:p>
-      <w:pPr>
-        <w:pStyle w:val="BodyText"/>
-      </w:pPr>
-      <w:r>
-        <w:t xml:space="preserve">Paper11 was designed to test this distinction rather than assume it. The</w:t>
-      </w:r>
-      <w:r>
-        <w:t xml:space="preserve"> </w:t>
-      </w:r>
-      <w:r>
-        <w:t xml:space="preserve">workflow links AlphaEarth embeddings to real Bishan DLTB land-use polygons,</w:t>
-      </w:r>
-      <w:r>
-        <w:t xml:space="preserve"> </w:t>
-      </w:r>
-      <w:r>
-        <w:t xml:space="preserve">constructs explicit-only and GeoFM-enhanced planning representations, and</w:t>
-      </w:r>
-      <w:r>
-        <w:t xml:space="preserve"> </w:t>
-      </w:r>
-      <w:r>
-        <w:t xml:space="preserve">evaluates learned policies under a deterministic base planning reward. It also</w:t>
-      </w:r>
-      <w:r>
-        <w:t xml:space="preserve"> </w:t>
-      </w:r>
-      <w:r>
-        <w:t xml:space="preserve">implements random, shuffled, compressed, normalized, suitability-proxy, and</w:t>
-      </w:r>
-      <w:r>
-        <w:t xml:space="preserve"> </w:t>
-      </w:r>
-      <w:r>
-        <w:t xml:space="preserve">independent-label gates so that each stronger manuscript claim must pass an</w:t>
-      </w:r>
-      <w:r>
-        <w:t xml:space="preserve"> </w:t>
-      </w:r>
-      <w:r>
-        <w:t xml:space="preserve">explicit evidence threshold.</w:t>
-      </w:r>
-    </w:p>
-    <w:p>
-      <w:pPr>
-        <w:pStyle w:val="BodyText"/>
-      </w:pPr>
-      <w:r>
-        <w:t xml:space="preserve">The current evidence rejects the original positive framing that GeoFM features improve farmland layout optimization in the tested Paper11 design. The strongest current contribution is a conclusion rather than a promise: under the completed evidence gates, the raw GeoFM representation is not a supported improvement, and suitability reward must not be used. This paper therefore frames the current Paper11 result as an evidence-gated negative finding.</w:t>
-      </w:r>
-    </w:p>
-    <w:bookmarkEnd w:id="14"/>
-    <w:bookmarkStart w:id="15" w:name="data-and-planning-units"/>
-    <w:p>
-      <w:pPr>
-        <w:pStyle w:val="Heading2"/>
-      </w:pPr>
-      <w:r>
-        <w:t xml:space="preserve">2. Data and Planning Units</w:t>
-      </w:r>
-    </w:p>
-    <w:p>
-      <w:pPr>
-        <w:pStyle w:val="FirstParagraph"/>
-      </w:pPr>
-      <w:r>
-        <w:t xml:space="preserve">The workflow uses real Bishan DLTB land-use polygons as planning units. The</w:t>
-      </w:r>
-      <w:r>
-        <w:t xml:space="preserve"> </w:t>
-      </w:r>
-      <w:r>
-        <w:t xml:space="preserve">Phase 11 adapter exports</w:t>
-      </w:r>
-      <w:r>
-        <w:t xml:space="preserve"> </w:t>
-      </w:r>
-      <w:r>
-        <w:rPr>
-          <w:rStyle w:val="VerbatimChar"/>
-        </w:rPr>
-        <w:t xml:space="preserve">64,984</w:t>
-      </w:r>
-      <w:r>
-        <w:t xml:space="preserve"> </w:t>
-      </w:r>
-      <w:r>
-        <w:t xml:space="preserve">DLTB polygons into Phase 2-compatible block</w:t>
-      </w:r>
-      <w:r>
-        <w:t xml:space="preserve"> </w:t>
-      </w:r>
-      <w:r>
-        <w:t xml:space="preserve">feature tables. The feature pipeline aggregates AlphaEarth annual embeddings</w:t>
-      </w:r>
-      <w:r>
-        <w:t xml:space="preserve"> </w:t>
-      </w:r>
-      <w:r>
-        <w:t xml:space="preserve">to block-level representations and joins explicit planning attributes such as</w:t>
-      </w:r>
-      <w:r>
-        <w:t xml:space="preserve"> </w:t>
-      </w:r>
-      <w:r>
-        <w:t xml:space="preserve">slope- and land-use-derived variables where available.</w:t>
-      </w:r>
-    </w:p>
-    <w:p>
-      <w:pPr>
-        <w:pStyle w:val="BodyText"/>
-      </w:pPr>
-      <w:r>
-        <w:t xml:space="preserve">The repository includes lightweight sample AlphaEarth arrays for smoke tests,</w:t>
-      </w:r>
-      <w:r>
-        <w:t xml:space="preserve"> </w:t>
-      </w:r>
-      <w:r>
-        <w:t xml:space="preserve">while the full external Bishan DLTB-with-slope GeoPackage is documented as a</w:t>
-      </w:r>
-      <w:r>
-        <w:t xml:space="preserve"> </w:t>
-      </w:r>
-      <w:r>
-        <w:t xml:space="preserve">local external input and is not redistributed in ordinary Git. Generated real</w:t>
-      </w:r>
-      <w:r>
-        <w:t xml:space="preserve"> </w:t>
-      </w:r>
-      <w:r>
-        <w:t xml:space="preserve">outputs under</w:t>
-      </w:r>
-      <w:r>
-        <w:t xml:space="preserve"> </w:t>
-      </w:r>
-      <w:r>
-        <w:rPr>
-          <w:rStyle w:val="VerbatimChar"/>
-        </w:rPr>
-        <w:t xml:space="preserve">experiments/**/outputs/</w:t>
-      </w:r>
-      <w:r>
-        <w:t xml:space="preserve"> </w:t>
-      </w:r>
-      <w:r>
-        <w:t xml:space="preserve">are ignored artifacts. The repository</w:t>
-      </w:r>
-      <w:r>
-        <w:t xml:space="preserve"> </w:t>
-      </w:r>
-      <w:r>
-        <w:t xml:space="preserve">therefore separates lightweight reviewer reproducibility from full local data</w:t>
-      </w:r>
-      <w:r>
-        <w:t xml:space="preserve"> </w:t>
-      </w:r>
-      <w:r>
-        <w:t xml:space="preserve">reconstruction.</w:t>
-      </w:r>
-    </w:p>
-    <w:bookmarkEnd w:id="15"/>
-    <w:bookmarkStart w:id="19" w:name="method"/>
-    <w:p>
-      <w:pPr>
-        <w:pStyle w:val="Heading2"/>
-      </w:pPr>
-      <w:r>
         <w:t xml:space="preserve">3. Method</w:t>
       </w:r>
     </w:p>
-    <w:bookmarkStart w:id="16" w:name="representation-families"/>
+    <w:bookmarkStart w:id="14" w:name="representation-families"/>
     <w:p>
       <w:pPr>
         <w:pStyle w:val="Heading3"/>
@@ -980,41 +961,410 @@
         <w:t xml:space="preserve"> </w:t>
       </w:r>
       <w:r>
-        <w:t xml:space="preserve">policy interface operate on real planning units? Second, does adding raw GeoFM</w:t>
-      </w:r>
-      <w:r>
-        <w:t xml:space="preserve"> </w:t>
-      </w:r>
-      <w:r>
-        <w:t xml:space="preserve">information improve learned-policy decisions under the same deterministic base</w:t>
-      </w:r>
-      <w:r>
-        <w:t xml:space="preserve"> </w:t>
-      </w:r>
-      <w:r>
-        <w:t xml:space="preserve">reward? Third, is there validated suitability evidence strong enough to justify</w:t>
-      </w:r>
-      <w:r>
-        <w:t xml:space="preserve"> </w:t>
-      </w:r>
-      <w:r>
-        <w:t xml:space="preserve">adding a suitability reward? The current study answers the first question</w:t>
-      </w:r>
-      <w:r>
-        <w:t xml:space="preserve"> </w:t>
-      </w:r>
-      <w:r>
-        <w:t xml:space="preserve">positively and the second and third questions negatively under present inputs.</w:t>
+        <w:t xml:space="preserve">policy interface operate on real planning units? Second, does GeoFM information</w:t>
+      </w:r>
+      <w:r>
+        <w:t xml:space="preserve"> </w:t>
+      </w:r>
+      <w:r>
+        <w:t xml:space="preserve">improve learned-policy decisions under the same deterministic base reward, and</w:t>
+      </w:r>
+      <w:r>
+        <w:t xml:space="preserve"> </w:t>
+      </w:r>
+      <w:r>
+        <w:t xml:space="preserve">which state representation makes that information usable? Third, is there</w:t>
+      </w:r>
+      <w:r>
+        <w:t xml:space="preserve"> </w:t>
+      </w:r>
+      <w:r>
+        <w:t xml:space="preserve">validated suitability evidence strong enough to justify adding a suitability</w:t>
+      </w:r>
+      <w:r>
+        <w:t xml:space="preserve"> </w:t>
+      </w:r>
+      <w:r>
+        <w:t xml:space="preserve">reward? The current study answers the first question positively, the second</w:t>
+      </w:r>
+      <w:r>
+        <w:t xml:space="preserve"> </w:t>
+      </w:r>
+      <w:r>
+        <w:t xml:space="preserve">positively only for compressed GeoFM state routes, and the third negatively</w:t>
+      </w:r>
+      <w:r>
+        <w:t xml:space="preserve"> </w:t>
+      </w:r>
+      <w:r>
+        <w:t xml:space="preserve">under present inputs.</w:t>
+      </w:r>
+      <w:r>
+        <w:t xml:space="preserve"> </w:t>
+      </w:r>
+      <w:r>
+        <w:t xml:space="preserve">### 3.2 Planning Reward and Policy Interface</w:t>
+      </w:r>
+    </w:p>
+    <w:p>
+      <w:pPr>
+        <w:pStyle w:val="BodyText"/>
+      </w:pPr>
+      <w:r>
+        <w:t xml:space="preserve">The current learned-policy experiments use a deterministic</w:t>
+      </w:r>
+      <w:r>
+        <w:t xml:space="preserve"> </w:t>
+      </w:r>
+      <w:r>
+        <w:rPr>
+          <w:rStyle w:val="VerbatimChar"/>
+        </w:rPr>
+        <w:t xml:space="preserve">base_planning_reward</w:t>
+      </w:r>
+      <w:r>
+        <w:t xml:space="preserve">.</w:t>
+      </w:r>
+      <w:r>
+        <w:t xml:space="preserve"> </w:t>
+      </w:r>
+      <w:r>
+        <w:t xml:space="preserve">This reward encodes explicit planning logic such as slope, contiguity,</w:t>
+      </w:r>
+      <w:r>
+        <w:t xml:space="preserve"> </w:t>
+      </w:r>
+      <w:r>
+        <w:t xml:space="preserve">baimu-fang-style consolidation, action validity, and related planning</w:t>
+      </w:r>
+      <w:r>
+        <w:t xml:space="preserve"> </w:t>
+      </w:r>
+      <w:r>
+        <w:t xml:space="preserve">constraints. It deliberately excludes suitability reward because the suitability</w:t>
+      </w:r>
+      <w:r>
+        <w:t xml:space="preserve"> </w:t>
+      </w:r>
+      <w:r>
+        <w:t xml:space="preserve">proxy has not passed the evidence gates required for reward integration.</w:t>
+      </w:r>
+    </w:p>
+    <w:p>
+      <w:pPr>
+        <w:pStyle w:val="BodyText"/>
+      </w:pPr>
+      <w:r>
+        <w:t xml:space="preserve">Early flat observation/action interfaces were tile-size-specific and could not</w:t>
+      </w:r>
+      <w:r>
+        <w:t xml:space="preserve"> </w:t>
+      </w:r>
+      <w:r>
+        <w:t xml:space="preserve">support learned-policy evaluation across variable-size held-out tiles. Later</w:t>
+      </w:r>
+      <w:r>
+        <w:t xml:space="preserve"> </w:t>
+      </w:r>
+      <w:r>
+        <w:t xml:space="preserve">phases introduced tiled contracts and padded variable-size policy evaluation,</w:t>
+      </w:r>
+      <w:r>
+        <w:t xml:space="preserve"> </w:t>
+      </w:r>
+      <w:r>
+        <w:t xml:space="preserve">allowing bounded same-reward comparisons across held-out Bishan tiles.</w:t>
+      </w:r>
+    </w:p>
+    <w:bookmarkEnd w:id="14"/>
+    <w:bookmarkStart w:id="15" w:name="evidence-gates"/>
+    <w:p>
+      <w:pPr>
+        <w:pStyle w:val="Heading3"/>
+      </w:pPr>
+      <w:r>
+        <w:t xml:space="preserve">3.3 Evidence Gates</w:t>
+      </w:r>
+    </w:p>
+    <w:p>
+      <w:pPr>
+        <w:pStyle w:val="FirstParagraph"/>
+      </w:pPr>
+      <w:r>
+        <w:t xml:space="preserve">The evidence-gated design prevents unsupported claims from entering the</w:t>
+      </w:r>
+      <w:r>
+        <w:t xml:space="preserve"> </w:t>
+      </w:r>
+      <w:r>
+        <w:t xml:space="preserve">manuscript. Phase 26 converts padded held-out policy outputs into</w:t>
+      </w:r>
+      <w:r>
+        <w:t xml:space="preserve"> </w:t>
+      </w:r>
+      <w:r>
+        <w:t xml:space="preserve">manuscript-facing B0/B1 summaries. Phase 28 adds representation controls.</w:t>
+      </w:r>
+      <w:r>
+        <w:t xml:space="preserve"> </w:t>
+      </w:r>
+      <w:r>
+        <w:t xml:space="preserve">Phase 33 tests whether a modestly higher budget rescues normalized-B1 behavior.</w:t>
+      </w:r>
+      <w:r>
+        <w:t xml:space="preserve"> </w:t>
+      </w:r>
+      <w:r>
+        <w:t xml:space="preserve">Phase 48 re-evaluates D4P8 and D4P16 as compressed GeoFM candidate routes under</w:t>
+      </w:r>
+      <w:r>
+        <w:t xml:space="preserve"> </w:t>
+      </w:r>
+      <w:r>
+        <w:t xml:space="preserve">the same held-out base-reward protocol. Phase 36 evaluates suitability-proxy</w:t>
+      </w:r>
+      <w:r>
+        <w:t xml:space="preserve"> </w:t>
+      </w:r>
+      <w:r>
+        <w:t xml:space="preserve">signal against available weak labels. Phase 38 rebuilds suitability proxies</w:t>
+      </w:r>
+      <w:r>
+        <w:t xml:space="preserve"> </w:t>
+      </w:r>
+      <w:r>
+        <w:t xml:space="preserve">under leakage-aware controls. Phase 39 audits available label-like columns.</w:t>
+      </w:r>
+      <w:r>
+        <w:t xml:space="preserve"> </w:t>
+      </w:r>
+      <w:r>
+        <w:t xml:space="preserve">Phase 40 adds the hard independent-label go/no-go gate before any Phase 38</w:t>
+      </w:r>
+      <w:r>
+        <w:t xml:space="preserve"> </w:t>
+      </w:r>
+      <w:r>
+        <w:t xml:space="preserve">rerun or B2/B3 reward smoke. Phase 41 tests a separate suitability-prior route</w:t>
+      </w:r>
+      <w:r>
+        <w:t xml:space="preserve"> </w:t>
+      </w:r>
+      <w:r>
+        <w:t xml:space="preserve">in which GeoFM can enter reward design only after independent-label calibration.</w:t>
+      </w:r>
+      <w:r>
+        <w:t xml:space="preserve"> </w:t>
+      </w:r>
+      <w:r>
+        <w:t xml:space="preserve">Phase 42 audits local candidate label sources to distinguish true external</w:t>
+      </w:r>
+      <w:r>
+        <w:t xml:space="preserve"> </w:t>
+      </w:r>
+      <w:r>
+        <w:t xml:space="preserve">labels from diagnostic DLTB/slope weak labels and unrelated labels from other</w:t>
+      </w:r>
+      <w:r>
+        <w:t xml:space="preserve"> </w:t>
+      </w:r>
+      <w:r>
+        <w:t xml:space="preserve">projects.</w:t>
+      </w:r>
+      <w:r>
+        <w:t xml:space="preserve"> </w:t>
+      </w:r>
+      <w:r>
+        <w:t xml:space="preserve">## 4. Experiments</w:t>
+      </w:r>
+    </w:p>
+    <w:bookmarkEnd w:id="15"/>
+    <w:bookmarkStart w:id="16" w:name="held-out-b0b1-learned-policy-analysis"/>
+    <w:p>
+      <w:pPr>
+        <w:pStyle w:val="Heading3"/>
+      </w:pPr>
+      <w:r>
+        <w:t xml:space="preserve">4.1 Held-Out B0/B1 Learned-Policy Analysis</w:t>
+      </w:r>
+    </w:p>
+    <w:p>
+      <w:pPr>
+        <w:pStyle w:val="FirstParagraph"/>
+      </w:pPr>
+      <w:r>
+        <w:t xml:space="preserve">The main B0/B1 held-out analysis trains on</w:t>
+      </w:r>
+      <w:r>
+        <w:t xml:space="preserve"> </w:t>
+      </w:r>
+      <w:r>
+        <w:rPr>
+          <w:rStyle w:val="VerbatimChar"/>
+        </w:rPr>
+        <w:t xml:space="preserve">tile_r003_c003</w:t>
+      </w:r>
+      <w:r>
+        <w:t xml:space="preserve"> </w:t>
+      </w:r>
+      <w:r>
+        <w:t xml:space="preserve">and evaluates on</w:t>
+      </w:r>
+      <w:r>
+        <w:t xml:space="preserve"> </w:t>
+      </w:r>
+      <w:r>
+        <w:t xml:space="preserve">held-out Bishan tiles</w:t>
+      </w:r>
+      <w:r>
+        <w:t xml:space="preserve"> </w:t>
+      </w:r>
+      <w:r>
+        <w:rPr>
+          <w:rStyle w:val="VerbatimChar"/>
+        </w:rPr>
+        <w:t xml:space="preserve">tile_r002_c003</w:t>
+      </w:r>
+      <w:r>
+        <w:t xml:space="preserve">,</w:t>
+      </w:r>
+      <w:r>
+        <w:t xml:space="preserve"> </w:t>
+      </w:r>
+      <w:r>
+        <w:rPr>
+          <w:rStyle w:val="VerbatimChar"/>
+        </w:rPr>
+        <w:t xml:space="preserve">tile_r005_c004</w:t>
+      </w:r>
+      <w:r>
+        <w:t xml:space="preserve">, and</w:t>
+      </w:r>
+      <w:r>
+        <w:t xml:space="preserve"> </w:t>
+      </w:r>
+      <w:r>
+        <w:rPr>
+          <w:rStyle w:val="VerbatimChar"/>
+        </w:rPr>
+        <w:t xml:space="preserve">tile_r005_c003</w:t>
+      </w:r>
+      <w:r>
+        <w:t xml:space="preserve"> </w:t>
+      </w:r>
+      <w:r>
+        <w:t xml:space="preserve">across seeds</w:t>
+      </w:r>
+      <w:r>
+        <w:t xml:space="preserve"> </w:t>
+      </w:r>
+      <w:r>
+        <w:rPr>
+          <w:rStyle w:val="VerbatimChar"/>
+        </w:rPr>
+        <w:t xml:space="preserve">0</w:t>
+      </w:r>
+      <w:r>
+        <w:t xml:space="preserve">,</w:t>
+      </w:r>
+      <w:r>
+        <w:t xml:space="preserve"> </w:t>
+      </w:r>
+      <w:r>
+        <w:rPr>
+          <w:rStyle w:val="VerbatimChar"/>
+        </w:rPr>
+        <w:t xml:space="preserve">1</w:t>
+      </w:r>
+      <w:r>
+        <w:t xml:space="preserve">, and</w:t>
+      </w:r>
+      <w:r>
+        <w:t xml:space="preserve"> </w:t>
+      </w:r>
+      <w:r>
+        <w:rPr>
+          <w:rStyle w:val="VerbatimChar"/>
+        </w:rPr>
+        <w:t xml:space="preserve">2</w:t>
+      </w:r>
+      <w:r>
+        <w:t xml:space="preserve">. At 4096 training steps and</w:t>
+      </w:r>
+      <w:r>
+        <w:t xml:space="preserve"> </w:t>
+      </w:r>
+      <w:r>
+        <w:t xml:space="preserve">evaluation horizon</w:t>
+      </w:r>
+      <w:r>
+        <w:t xml:space="preserve"> </w:t>
+      </w:r>
+      <w:r>
+        <w:rPr>
+          <w:rStyle w:val="VerbatimChar"/>
+        </w:rPr>
+        <w:t xml:space="preserve">8</w:t>
+      </w:r>
+      <w:r>
+        <w:t xml:space="preserve">, Phase 26 reports a learned-policy B1-B0 mean reward</w:t>
+      </w:r>
+      <w:r>
+        <w:t xml:space="preserve"> </w:t>
+      </w:r>
+      <w:r>
+        <w:t xml:space="preserve">delta of</w:t>
+      </w:r>
+      <w:r>
+        <w:t xml:space="preserve"> </w:t>
+      </w:r>
+      <w:r>
+        <w:rPr>
+          <w:rStyle w:val="VerbatimChar"/>
+        </w:rPr>
+        <w:t xml:space="preserve">-0.1318712688</w:t>
+      </w:r>
+      <w:r>
+        <w:t xml:space="preserve">. Only</w:t>
+      </w:r>
+      <w:r>
+        <w:t xml:space="preserve"> </w:t>
+      </w:r>
+      <w:r>
+        <w:rPr>
+          <w:rStyle w:val="VerbatimChar"/>
+        </w:rPr>
+        <w:t xml:space="preserve">3 / 9</w:t>
+      </w:r>
+      <w:r>
+        <w:t xml:space="preserve"> </w:t>
+      </w:r>
+      <w:r>
+        <w:t xml:space="preserve">tile-seed pairs favor B1.</w:t>
+      </w:r>
+    </w:p>
+    <w:p>
+      <w:pPr>
+        <w:pStyle w:val="BodyText"/>
+      </w:pPr>
+      <w:r>
+        <w:t xml:space="preserve">This result does not support a stable claim that raw GeoFM-enhanced B1</w:t>
+      </w:r>
+      <w:r>
+        <w:t xml:space="preserve"> </w:t>
+      </w:r>
+      <w:r>
+        <w:t xml:space="preserve">outperforms explicit-feature B0 under the deterministic base planning reward.</w:t>
       </w:r>
     </w:p>
     <w:bookmarkEnd w:id="16"/>
-    <w:bookmarkStart w:id="17" w:name="planning-reward-and-policy-interface"/>
+    <w:bookmarkStart w:id="17" w:name="Xd95395523a175e507d8547a43c5d11c2dd3e41b"/>
     <w:p>
       <w:pPr>
         <w:pStyle w:val="Heading3"/>
       </w:pPr>
       <w:r>
-        <w:t xml:space="preserve">3.2 Planning Reward and Policy Interface</w:t>
+        <w:t xml:space="preserve">4.2 Raw and Compressed Representation-Control Results</w:t>
       </w:r>
     </w:p>
     <w:p>
@@ -1022,366 +1372,13 @@
         <w:pStyle w:val="FirstParagraph"/>
       </w:pPr>
       <w:r>
-        <w:t xml:space="preserve">The current learned-policy experiments use a deterministic</w:t>
-      </w:r>
-      <w:r>
-        <w:t xml:space="preserve"> </w:t>
-      </w:r>
-      <w:r>
-        <w:rPr>
-          <w:rStyle w:val="VerbatimChar"/>
-        </w:rPr>
-        <w:t xml:space="preserve">base_planning_reward</w:t>
-      </w:r>
-      <w:r>
-        <w:t xml:space="preserve">.</w:t>
-      </w:r>
-      <w:r>
-        <w:t xml:space="preserve"> </w:t>
-      </w:r>
-      <w:r>
-        <w:t xml:space="preserve">This reward encodes explicit planning logic such as slope, contiguity,</w:t>
-      </w:r>
-      <w:r>
-        <w:t xml:space="preserve"> </w:t>
-      </w:r>
-      <w:r>
-        <w:t xml:space="preserve">baimu-fang-style consolidation, action validity, and related planning</w:t>
-      </w:r>
-      <w:r>
-        <w:t xml:space="preserve"> </w:t>
-      </w:r>
-      <w:r>
-        <w:t xml:space="preserve">constraints. It deliberately excludes suitability reward because the suitability</w:t>
-      </w:r>
-      <w:r>
-        <w:t xml:space="preserve"> </w:t>
-      </w:r>
-      <w:r>
-        <w:t xml:space="preserve">proxy has not passed the evidence gates required for reward integration.</w:t>
-      </w:r>
-    </w:p>
-    <w:p>
-      <w:pPr>
-        <w:pStyle w:val="BodyText"/>
-      </w:pPr>
-      <w:r>
-        <w:t xml:space="preserve">Early flat observation/action interfaces were tile-size-specific and could not</w:t>
-      </w:r>
-      <w:r>
-        <w:t xml:space="preserve"> </w:t>
-      </w:r>
-      <w:r>
-        <w:t xml:space="preserve">support learned-policy evaluation across variable-size held-out tiles. Later</w:t>
-      </w:r>
-      <w:r>
-        <w:t xml:space="preserve"> </w:t>
-      </w:r>
-      <w:r>
-        <w:t xml:space="preserve">phases introduced tiled contracts and padded variable-size policy evaluation,</w:t>
-      </w:r>
-      <w:r>
-        <w:t xml:space="preserve"> </w:t>
-      </w:r>
-      <w:r>
-        <w:t xml:space="preserve">allowing bounded same-reward comparisons across held-out Bishan tiles.</w:t>
-      </w:r>
-    </w:p>
-    <w:bookmarkEnd w:id="17"/>
-    <w:bookmarkStart w:id="18" w:name="evidence-gates"/>
-    <w:p>
-      <w:pPr>
-        <w:pStyle w:val="Heading3"/>
-      </w:pPr>
-      <w:r>
-        <w:t xml:space="preserve">3.3 Evidence Gates</w:t>
-      </w:r>
-    </w:p>
-    <w:p>
-      <w:pPr>
-        <w:pStyle w:val="FirstParagraph"/>
-      </w:pPr>
-      <w:r>
-        <w:t xml:space="preserve">The evidence-gated design prevents unsupported claims from entering the</w:t>
-      </w:r>
-      <w:r>
-        <w:t xml:space="preserve"> </w:t>
-      </w:r>
-      <w:r>
-        <w:t xml:space="preserve">manuscript. Phase 26 converts padded held-out policy outputs into</w:t>
-      </w:r>
-      <w:r>
-        <w:t xml:space="preserve"> </w:t>
-      </w:r>
-      <w:r>
-        <w:t xml:space="preserve">manuscript-facing B0/B1 summaries. Phase 28 adds representation controls.</w:t>
-      </w:r>
-      <w:r>
-        <w:t xml:space="preserve"> </w:t>
-      </w:r>
-      <w:r>
-        <w:t xml:space="preserve">Phase 33 tests whether a modestly higher budget rescues normalized-B1 behavior.</w:t>
-      </w:r>
-      <w:r>
-        <w:t xml:space="preserve"> </w:t>
-      </w:r>
-      <w:r>
-        <w:t xml:space="preserve">Phase 36 evaluates suitability-proxy signal against available weak labels.</w:t>
-      </w:r>
-      <w:r>
-        <w:t xml:space="preserve"> </w:t>
-      </w:r>
-      <w:r>
-        <w:t xml:space="preserve">Phase 38 rebuilds suitability proxies under leakage-aware controls. Phase 39</w:t>
-      </w:r>
-      <w:r>
-        <w:t xml:space="preserve"> </w:t>
-      </w:r>
-      <w:r>
-        <w:t xml:space="preserve">audits available label-like columns. Phase 40 adds the hard independent-label</w:t>
-      </w:r>
-      <w:r>
-        <w:t xml:space="preserve"> </w:t>
-      </w:r>
-      <w:r>
-        <w:t xml:space="preserve">go/no-go gate before any Phase 38 rerun or B2/B3 reward smoke. Phase 41 tests</w:t>
-      </w:r>
-      <w:r>
-        <w:t xml:space="preserve"> </w:t>
-      </w:r>
-      <w:r>
-        <w:t xml:space="preserve">the revised route in which GeoFM can enter the workflow only as an</w:t>
-      </w:r>
-      <w:r>
-        <w:t xml:space="preserve"> </w:t>
-      </w:r>
-      <w:r>
-        <w:t xml:space="preserve">independent-label-calibrated low-dimensional suitability prior. Phase 42 audits</w:t>
-      </w:r>
-      <w:r>
-        <w:t xml:space="preserve"> </w:t>
-      </w:r>
-      <w:r>
-        <w:t xml:space="preserve">local candidate label sources to distinguish true external labels from</w:t>
-      </w:r>
-      <w:r>
-        <w:t xml:space="preserve"> </w:t>
-      </w:r>
-      <w:r>
-        <w:t xml:space="preserve">diagnostic DLTB/slope weak labels and unrelated labels from other projects.</w:t>
-      </w:r>
-    </w:p>
-    <w:bookmarkEnd w:id="18"/>
-    <w:bookmarkEnd w:id="19"/>
-    <w:bookmarkStart w:id="24" w:name="experiments"/>
-    <w:p>
-      <w:pPr>
-        <w:pStyle w:val="Heading2"/>
-      </w:pPr>
-      <w:r>
-        <w:t xml:space="preserve">4. Experiments</w:t>
-      </w:r>
-    </w:p>
-    <w:bookmarkStart w:id="20" w:name="held-out-b0b1-learned-policy-analysis"/>
-    <w:p>
-      <w:pPr>
-        <w:pStyle w:val="Heading3"/>
-      </w:pPr>
-      <w:r>
-        <w:t xml:space="preserve">4.1 Held-Out B0/B1 Learned-Policy Analysis</w:t>
-      </w:r>
-    </w:p>
-    <w:p>
-      <w:pPr>
-        <w:pStyle w:val="FirstParagraph"/>
-      </w:pPr>
-      <w:r>
-        <w:t xml:space="preserve">The main B0/B1 held-out analysis trains on</w:t>
-      </w:r>
-      <w:r>
-        <w:t xml:space="preserve"> </w:t>
-      </w:r>
-      <w:r>
-        <w:rPr>
-          <w:rStyle w:val="VerbatimChar"/>
-        </w:rPr>
-        <w:t xml:space="preserve">tile_r003_c003</w:t>
-      </w:r>
-      <w:r>
-        <w:t xml:space="preserve"> </w:t>
-      </w:r>
-      <w:r>
-        <w:t xml:space="preserve">and evaluates on</w:t>
-      </w:r>
-      <w:r>
-        <w:t xml:space="preserve"> </w:t>
-      </w:r>
-      <w:r>
-        <w:t xml:space="preserve">held-out Bishan tiles</w:t>
-      </w:r>
-      <w:r>
-        <w:t xml:space="preserve"> </w:t>
-      </w:r>
-      <w:r>
-        <w:rPr>
-          <w:rStyle w:val="VerbatimChar"/>
-        </w:rPr>
-        <w:t xml:space="preserve">tile_r002_c003</w:t>
-      </w:r>
-      <w:r>
-        <w:t xml:space="preserve">,</w:t>
-      </w:r>
-      <w:r>
-        <w:t xml:space="preserve"> </w:t>
-      </w:r>
-      <w:r>
-        <w:rPr>
-          <w:rStyle w:val="VerbatimChar"/>
-        </w:rPr>
-        <w:t xml:space="preserve">tile_r005_c004</w:t>
-      </w:r>
-      <w:r>
-        <w:t xml:space="preserve">, and</w:t>
-      </w:r>
-      <w:r>
-        <w:t xml:space="preserve"> </w:t>
-      </w:r>
-      <w:r>
-        <w:rPr>
-          <w:rStyle w:val="VerbatimChar"/>
-        </w:rPr>
-        <w:t xml:space="preserve">tile_r005_c003</w:t>
-      </w:r>
-      <w:r>
-        <w:t xml:space="preserve"> </w:t>
-      </w:r>
-      <w:r>
-        <w:t xml:space="preserve">across seeds</w:t>
-      </w:r>
-      <w:r>
-        <w:t xml:space="preserve"> </w:t>
-      </w:r>
-      <w:r>
-        <w:rPr>
-          <w:rStyle w:val="VerbatimChar"/>
-        </w:rPr>
-        <w:t xml:space="preserve">0</w:t>
-      </w:r>
-      <w:r>
-        <w:t xml:space="preserve">,</w:t>
-      </w:r>
-      <w:r>
-        <w:t xml:space="preserve"> </w:t>
-      </w:r>
-      <w:r>
-        <w:rPr>
-          <w:rStyle w:val="VerbatimChar"/>
-        </w:rPr>
-        <w:t xml:space="preserve">1</w:t>
-      </w:r>
-      <w:r>
-        <w:t xml:space="preserve">, and</w:t>
-      </w:r>
-      <w:r>
-        <w:t xml:space="preserve"> </w:t>
-      </w:r>
-      <w:r>
-        <w:rPr>
-          <w:rStyle w:val="VerbatimChar"/>
-        </w:rPr>
-        <w:t xml:space="preserve">2</w:t>
-      </w:r>
-      <w:r>
-        <w:t xml:space="preserve">. At 4096 training steps and</w:t>
-      </w:r>
-      <w:r>
-        <w:t xml:space="preserve"> </w:t>
-      </w:r>
-      <w:r>
-        <w:t xml:space="preserve">evaluation horizon</w:t>
-      </w:r>
-      <w:r>
-        <w:t xml:space="preserve"> </w:t>
-      </w:r>
-      <w:r>
-        <w:rPr>
-          <w:rStyle w:val="VerbatimChar"/>
-        </w:rPr>
-        <w:t xml:space="preserve">8</w:t>
-      </w:r>
-      <w:r>
-        <w:t xml:space="preserve">, Phase 26 reports a learned-policy B1-B0 mean reward</w:t>
-      </w:r>
-      <w:r>
-        <w:t xml:space="preserve"> </w:t>
-      </w:r>
-      <w:r>
-        <w:t xml:space="preserve">delta of</w:t>
-      </w:r>
-      <w:r>
-        <w:t xml:space="preserve"> </w:t>
-      </w:r>
-      <w:r>
-        <w:rPr>
-          <w:rStyle w:val="VerbatimChar"/>
-        </w:rPr>
-        <w:t xml:space="preserve">-0.1318712688</w:t>
-      </w:r>
-      <w:r>
-        <w:t xml:space="preserve">. Only</w:t>
-      </w:r>
-      <w:r>
-        <w:t xml:space="preserve"> </w:t>
-      </w:r>
-      <w:r>
-        <w:rPr>
-          <w:rStyle w:val="VerbatimChar"/>
-        </w:rPr>
-        <w:t xml:space="preserve">3 / 9</w:t>
-      </w:r>
-      <w:r>
-        <w:t xml:space="preserve"> </w:t>
-      </w:r>
-      <w:r>
-        <w:t xml:space="preserve">tile-seed pairs favor B1.</w:t>
-      </w:r>
-    </w:p>
-    <w:p>
-      <w:pPr>
-        <w:pStyle w:val="BodyText"/>
-      </w:pPr>
-      <w:r>
-        <w:t xml:space="preserve">This result does not support a stable claim that raw GeoFM-enhanced B1</w:t>
-      </w:r>
-      <w:r>
-        <w:t xml:space="preserve"> </w:t>
-      </w:r>
-      <w:r>
-        <w:t xml:space="preserve">outperforms explicit-feature B0 under the deterministic base planning reward.</w:t>
-      </w:r>
-    </w:p>
-    <w:bookmarkEnd w:id="20"/>
-    <w:bookmarkStart w:id="21" w:name="representation-control-results"/>
-    <w:p>
-      <w:pPr>
-        <w:pStyle w:val="Heading3"/>
-      </w:pPr>
-      <w:r>
-        <w:t xml:space="preserve">4.2 Representation-Control Results</w:t>
-      </w:r>
-    </w:p>
-    <w:p>
-      <w:pPr>
-        <w:pStyle w:val="FirstParagraph"/>
-      </w:pPr>
-      <w:r>
-        <w:t xml:space="preserve">Phase 28 compares B1 against B0, D2, D3, D4P8, and D4P16 under the same padded</w:t>
-      </w:r>
-      <w:r>
-        <w:t xml:space="preserve"> </w:t>
-      </w:r>
-      <w:r>
-        <w:t xml:space="preserve">held-out protocol at 1024 and 4096 training steps. Both runs report</w:t>
+        <w:t xml:space="preserve">Phase 28 first compares B1 against B0, D2, D3, D4P8, and D4P16 under the same</w:t>
+      </w:r>
+      <w:r>
+        <w:t xml:space="preserve"> </w:t>
+      </w:r>
+      <w:r>
+        <w:t xml:space="preserve">padded held-out protocol at 1024 and 4096 training steps. Both runs report</w:t>
       </w:r>
       <w:r>
         <w:t xml:space="preserve"> </w:t>
@@ -1408,15 +1405,16 @@
         <w:t xml:space="preserve">representation_signal_supported</w:t>
       </w:r>
       <w:r>
-        <w:t xml:space="preserve">.</w:t>
-      </w:r>
-    </w:p>
-    <w:p>
-      <w:pPr>
-        <w:pStyle w:val="BodyText"/>
-      </w:pPr>
-      <w:r>
-        <w:t xml:space="preserve">At 4096 steps, the B1-comparator mean deltas are:</w:t>
+        <w:t xml:space="preserve"> </w:t>
+      </w:r>
+      <w:r>
+        <w:t xml:space="preserve">for raw</w:t>
+      </w:r>
+      <w:r>
+        <w:t xml:space="preserve"> </w:t>
+      </w:r>
+      <w:r>
+        <w:t xml:space="preserve">B1. At 4096 steps, the B1-comparator mean deltas are:</w:t>
       </w:r>
     </w:p>
     <w:tbl>
@@ -1692,35 +1690,706 @@
         <w:pStyle w:val="BodyText"/>
       </w:pPr>
       <w:r>
-        <w:t xml:space="preserve">The compressed controls are central to the interpretation. D4P8 and D4P16</w:t>
-      </w:r>
-      <w:r>
-        <w:t xml:space="preserve"> </w:t>
-      </w:r>
-      <w:r>
-        <w:t xml:space="preserve">exceed raw B1 at 4096 steps, so the current evidence is more consistent with</w:t>
-      </w:r>
-      <w:r>
-        <w:t xml:space="preserve"> </w:t>
-      </w:r>
-      <w:r>
-        <w:t xml:space="preserve">representation compression or optimization effects than with a robust semantic</w:t>
-      </w:r>
-      <w:r>
-        <w:t xml:space="preserve"> </w:t>
-      </w:r>
-      <w:r>
-        <w:t xml:space="preserve">advantage of raw 64-dimensional GeoFM embeddings.</w:t>
-      </w:r>
-    </w:p>
-    <w:bookmarkEnd w:id="21"/>
-    <w:bookmarkStart w:id="22" w:name="normalization-and-budget-robustness"/>
+        <w:t xml:space="preserve">This result rejects raw 64-dimensional GeoFM direct injection as the effective</w:t>
+      </w:r>
+      <w:r>
+        <w:t xml:space="preserve"> </w:t>
+      </w:r>
+      <w:r>
+        <w:t xml:space="preserve">state route. It does not reject GeoFM information itself, because the compressed</w:t>
+      </w:r>
+      <w:r>
+        <w:t xml:space="preserve"> </w:t>
+      </w:r>
+      <w:r>
+        <w:t xml:space="preserve">GeoFM variants were the strongest variants in the same held-out summary set.</w:t>
+      </w:r>
+    </w:p>
+    <w:p>
+      <w:pPr>
+        <w:pStyle w:val="BodyText"/>
+      </w:pPr>
+      <w:r>
+        <w:t xml:space="preserve">Phase 48 therefore re-evaluates D4P8 and D4P16 as compressed GeoFM candidate</w:t>
+      </w:r>
+      <w:r>
+        <w:t xml:space="preserve"> </w:t>
+      </w:r>
+      <w:r>
+        <w:t xml:space="preserve">routes. The audit is read-only over the frozen 4096-step Phase 28 summary CSV</w:t>
+      </w:r>
+      <w:r>
+        <w:t xml:space="preserve"> </w:t>
+      </w:r>
+      <w:r>
+        <w:t xml:space="preserve">and compares each compressed candidate against B0, raw B1, random D2, and</w:t>
+      </w:r>
+      <w:r>
+        <w:t xml:space="preserve"> </w:t>
+      </w:r>
+      <w:r>
+        <w:t xml:space="preserve">shuffled D3 on the same tile-seed pairs.</w:t>
+      </w:r>
+    </w:p>
+    <w:tbl>
+      <w:tblPr>
+        <w:tblStyle w:val="Table"/>
+        <w:tblW w:type="pct" w:w="5000"/>
+        <w:tblLayout w:type="fixed"/>
+        <w:tblLook w:firstRow="1" w:lastRow="0" w:firstColumn="0" w:lastColumn="0" w:noHBand="0" w:noVBand="0" w:val="0020"/>
+      </w:tblPr>
+      <w:tblGrid>
+        <w:gridCol w:w="2160"/>
+        <w:gridCol w:w="2880"/>
+        <w:gridCol w:w="2880"/>
+      </w:tblGrid>
+      <w:tr>
+        <w:trPr>
+          <w:tblHeader w:val="on"/>
+        </w:trPr>
+        <w:tc>
+          <w:tcPr/>
+          <w:p>
+            <w:pPr>
+              <w:pStyle w:val="Compact"/>
+            </w:pPr>
+            <w:r>
+              <w:t xml:space="preserve">Comparison</w:t>
+            </w:r>
+          </w:p>
+        </w:tc>
+        <w:tc>
+          <w:tcPr/>
+          <w:p>
+            <w:pPr>
+              <w:pStyle w:val="Compact"/>
+              <w:jc w:val="right"/>
+            </w:pPr>
+            <w:r>
+              <w:t xml:space="preserve">Compressed minus comparator mean delta</w:t>
+            </w:r>
+          </w:p>
+        </w:tc>
+        <w:tc>
+          <w:tcPr/>
+          <w:p>
+            <w:pPr>
+              <w:pStyle w:val="Compact"/>
+              <w:jc w:val="right"/>
+            </w:pPr>
+            <w:r>
+              <w:t xml:space="preserve">Positive tile-seed count</w:t>
+            </w:r>
+          </w:p>
+        </w:tc>
+      </w:tr>
+      <w:tr>
+        <w:tc>
+          <w:tcPr/>
+          <w:p>
+            <w:pPr>
+              <w:pStyle w:val="Compact"/>
+            </w:pPr>
+            <w:r>
+              <w:t xml:space="preserve">D4P8 - B0</w:t>
+            </w:r>
+          </w:p>
+        </w:tc>
+        <w:tc>
+          <w:tcPr/>
+          <w:p>
+            <w:pPr>
+              <w:pStyle w:val="Compact"/>
+              <w:jc w:val="right"/>
+            </w:pPr>
+            <w:r>
+              <w:rPr>
+                <w:rStyle w:val="VerbatimChar"/>
+              </w:rPr>
+              <w:t xml:space="preserve">0.2449805659</w:t>
+            </w:r>
+          </w:p>
+        </w:tc>
+        <w:tc>
+          <w:tcPr/>
+          <w:p>
+            <w:pPr>
+              <w:pStyle w:val="Compact"/>
+              <w:jc w:val="right"/>
+            </w:pPr>
+            <w:r>
+              <w:rPr>
+                <w:rStyle w:val="VerbatimChar"/>
+              </w:rPr>
+              <w:t xml:space="preserve">4 / 9</w:t>
+            </w:r>
+          </w:p>
+        </w:tc>
+      </w:tr>
+      <w:tr>
+        <w:tc>
+          <w:tcPr/>
+          <w:p>
+            <w:pPr>
+              <w:pStyle w:val="Compact"/>
+            </w:pPr>
+            <w:r>
+              <w:t xml:space="preserve">D4P8 - B1</w:t>
+            </w:r>
+          </w:p>
+        </w:tc>
+        <w:tc>
+          <w:tcPr/>
+          <w:p>
+            <w:pPr>
+              <w:pStyle w:val="Compact"/>
+              <w:jc w:val="right"/>
+            </w:pPr>
+            <w:r>
+              <w:rPr>
+                <w:rStyle w:val="VerbatimChar"/>
+              </w:rPr>
+              <w:t xml:space="preserve">0.3768518347</w:t>
+            </w:r>
+          </w:p>
+        </w:tc>
+        <w:tc>
+          <w:tcPr/>
+          <w:p>
+            <w:pPr>
+              <w:pStyle w:val="Compact"/>
+              <w:jc w:val="right"/>
+            </w:pPr>
+            <w:r>
+              <w:rPr>
+                <w:rStyle w:val="VerbatimChar"/>
+              </w:rPr>
+              <w:t xml:space="preserve">7 / 9</w:t>
+            </w:r>
+          </w:p>
+        </w:tc>
+      </w:tr>
+      <w:tr>
+        <w:tc>
+          <w:tcPr/>
+          <w:p>
+            <w:pPr>
+              <w:pStyle w:val="Compact"/>
+            </w:pPr>
+            <w:r>
+              <w:t xml:space="preserve">D4P8 - D2</w:t>
+            </w:r>
+          </w:p>
+        </w:tc>
+        <w:tc>
+          <w:tcPr/>
+          <w:p>
+            <w:pPr>
+              <w:pStyle w:val="Compact"/>
+              <w:jc w:val="right"/>
+            </w:pPr>
+            <w:r>
+              <w:rPr>
+                <w:rStyle w:val="VerbatimChar"/>
+              </w:rPr>
+              <w:t xml:space="preserve">0.4513110003</w:t>
+            </w:r>
+          </w:p>
+        </w:tc>
+        <w:tc>
+          <w:tcPr/>
+          <w:p>
+            <w:pPr>
+              <w:pStyle w:val="Compact"/>
+              <w:jc w:val="right"/>
+            </w:pPr>
+            <w:r>
+              <w:rPr>
+                <w:rStyle w:val="VerbatimChar"/>
+              </w:rPr>
+              <w:t xml:space="preserve">7 / 9</w:t>
+            </w:r>
+          </w:p>
+        </w:tc>
+      </w:tr>
+      <w:tr>
+        <w:tc>
+          <w:tcPr/>
+          <w:p>
+            <w:pPr>
+              <w:pStyle w:val="Compact"/>
+            </w:pPr>
+            <w:r>
+              <w:t xml:space="preserve">D4P8 - D3</w:t>
+            </w:r>
+          </w:p>
+        </w:tc>
+        <w:tc>
+          <w:tcPr/>
+          <w:p>
+            <w:pPr>
+              <w:pStyle w:val="Compact"/>
+              <w:jc w:val="right"/>
+            </w:pPr>
+            <w:r>
+              <w:rPr>
+                <w:rStyle w:val="VerbatimChar"/>
+              </w:rPr>
+              <w:t xml:space="preserve">0.2673768211</w:t>
+            </w:r>
+          </w:p>
+        </w:tc>
+        <w:tc>
+          <w:tcPr/>
+          <w:p>
+            <w:pPr>
+              <w:pStyle w:val="Compact"/>
+              <w:jc w:val="right"/>
+            </w:pPr>
+            <w:r>
+              <w:rPr>
+                <w:rStyle w:val="VerbatimChar"/>
+              </w:rPr>
+              <w:t xml:space="preserve">6 / 9</w:t>
+            </w:r>
+          </w:p>
+        </w:tc>
+      </w:tr>
+      <w:tr>
+        <w:tc>
+          <w:tcPr/>
+          <w:p>
+            <w:pPr>
+              <w:pStyle w:val="Compact"/>
+            </w:pPr>
+            <w:r>
+              <w:t xml:space="preserve">D4P16 - B0</w:t>
+            </w:r>
+          </w:p>
+        </w:tc>
+        <w:tc>
+          <w:tcPr/>
+          <w:p>
+            <w:pPr>
+              <w:pStyle w:val="Compact"/>
+              <w:jc w:val="right"/>
+            </w:pPr>
+            <w:r>
+              <w:rPr>
+                <w:rStyle w:val="VerbatimChar"/>
+              </w:rPr>
+              <w:t xml:space="preserve">0.5093227548</w:t>
+            </w:r>
+          </w:p>
+        </w:tc>
+        <w:tc>
+          <w:tcPr/>
+          <w:p>
+            <w:pPr>
+              <w:pStyle w:val="Compact"/>
+              <w:jc w:val="right"/>
+            </w:pPr>
+            <w:r>
+              <w:rPr>
+                <w:rStyle w:val="VerbatimChar"/>
+              </w:rPr>
+              <w:t xml:space="preserve">5 / 9</w:t>
+            </w:r>
+          </w:p>
+        </w:tc>
+      </w:tr>
+      <w:tr>
+        <w:tc>
+          <w:tcPr/>
+          <w:p>
+            <w:pPr>
+              <w:pStyle w:val="Compact"/>
+            </w:pPr>
+            <w:r>
+              <w:t xml:space="preserve">D4P16 - B1</w:t>
+            </w:r>
+          </w:p>
+        </w:tc>
+        <w:tc>
+          <w:tcPr/>
+          <w:p>
+            <w:pPr>
+              <w:pStyle w:val="Compact"/>
+              <w:jc w:val="right"/>
+            </w:pPr>
+            <w:r>
+              <w:rPr>
+                <w:rStyle w:val="VerbatimChar"/>
+              </w:rPr>
+              <w:t xml:space="preserve">0.6411940236</w:t>
+            </w:r>
+          </w:p>
+        </w:tc>
+        <w:tc>
+          <w:tcPr/>
+          <w:p>
+            <w:pPr>
+              <w:pStyle w:val="Compact"/>
+              <w:jc w:val="right"/>
+            </w:pPr>
+            <w:r>
+              <w:rPr>
+                <w:rStyle w:val="VerbatimChar"/>
+              </w:rPr>
+              <w:t xml:space="preserve">7 / 9</w:t>
+            </w:r>
+          </w:p>
+        </w:tc>
+      </w:tr>
+      <w:tr>
+        <w:tc>
+          <w:tcPr/>
+          <w:p>
+            <w:pPr>
+              <w:pStyle w:val="Compact"/>
+            </w:pPr>
+            <w:r>
+              <w:t xml:space="preserve">D4P16 - D2</w:t>
+            </w:r>
+          </w:p>
+        </w:tc>
+        <w:tc>
+          <w:tcPr/>
+          <w:p>
+            <w:pPr>
+              <w:pStyle w:val="Compact"/>
+              <w:jc w:val="right"/>
+            </w:pPr>
+            <w:r>
+              <w:rPr>
+                <w:rStyle w:val="VerbatimChar"/>
+              </w:rPr>
+              <w:t xml:space="preserve">0.7156531892</w:t>
+            </w:r>
+          </w:p>
+        </w:tc>
+        <w:tc>
+          <w:tcPr/>
+          <w:p>
+            <w:pPr>
+              <w:pStyle w:val="Compact"/>
+              <w:jc w:val="right"/>
+            </w:pPr>
+            <w:r>
+              <w:rPr>
+                <w:rStyle w:val="VerbatimChar"/>
+              </w:rPr>
+              <w:t xml:space="preserve">5 / 9</w:t>
+            </w:r>
+          </w:p>
+        </w:tc>
+      </w:tr>
+      <w:tr>
+        <w:tc>
+          <w:tcPr/>
+          <w:p>
+            <w:pPr>
+              <w:pStyle w:val="Compact"/>
+            </w:pPr>
+            <w:r>
+              <w:t xml:space="preserve">D4P16 - D3</w:t>
+            </w:r>
+          </w:p>
+        </w:tc>
+        <w:tc>
+          <w:tcPr/>
+          <w:p>
+            <w:pPr>
+              <w:pStyle w:val="Compact"/>
+              <w:jc w:val="right"/>
+            </w:pPr>
+            <w:r>
+              <w:rPr>
+                <w:rStyle w:val="VerbatimChar"/>
+              </w:rPr>
+              <w:t xml:space="preserve">0.5317190100</w:t>
+            </w:r>
+          </w:p>
+        </w:tc>
+        <w:tc>
+          <w:tcPr/>
+          <w:p>
+            <w:pPr>
+              <w:pStyle w:val="Compact"/>
+              <w:jc w:val="right"/>
+            </w:pPr>
+            <w:r>
+              <w:rPr>
+                <w:rStyle w:val="VerbatimChar"/>
+              </w:rPr>
+              <w:t xml:space="preserve">7 / 9</w:t>
+            </w:r>
+          </w:p>
+        </w:tc>
+      </w:tr>
+    </w:tbl>
+    <w:p>
+      <w:pPr>
+        <w:pStyle w:val="BodyText"/>
+      </w:pPr>
+      <w:r>
+        <w:t xml:space="preserve">Phase 48 reports</w:t>
+      </w:r>
+      <w:r>
+        <w:t xml:space="preserve"> </w:t>
+      </w:r>
+      <w:r>
+        <w:rPr>
+          <w:rStyle w:val="VerbatimChar"/>
+        </w:rPr>
+        <w:t xml:space="preserve">compressed_geofm_route_supported</w:t>
+      </w:r>
+      <w:r>
+        <w:t xml:space="preserve">. The pooled</w:t>
+      </w:r>
+      <w:r>
+        <w:t xml:space="preserve"> </w:t>
+      </w:r>
+      <w:r>
+        <w:t xml:space="preserve">compressed-control delta is</w:t>
+      </w:r>
+      <w:r>
+        <w:t xml:space="preserve"> </w:t>
+      </w:r>
+      <w:r>
+        <w:rPr>
+          <w:rStyle w:val="VerbatimChar"/>
+        </w:rPr>
+        <w:t xml:space="preserve">0.4673011499</w:t>
+      </w:r>
+      <w:r>
+        <w:t xml:space="preserve">, with</w:t>
+      </w:r>
+      <w:r>
+        <w:t xml:space="preserve"> </w:t>
+      </w:r>
+      <w:r>
+        <w:rPr>
+          <w:rStyle w:val="VerbatimChar"/>
+        </w:rPr>
+        <w:t xml:space="preserve">48 / 72</w:t>
+      </w:r>
+      <w:r>
+        <w:t xml:space="preserve"> </w:t>
+      </w:r>
+      <w:r>
+        <w:t xml:space="preserve">positive</w:t>
+      </w:r>
+      <w:r>
+        <w:t xml:space="preserve"> </w:t>
+      </w:r>
+      <w:r>
+        <w:t xml:space="preserve">comparisons. The supported representation claim is therefore compressed and</w:t>
+      </w:r>
+      <w:r>
+        <w:t xml:space="preserve"> </w:t>
+      </w:r>
+      <w:r>
+        <w:t xml:space="preserve">bounded: D4P8 and D4P16 improve mean learned-policy reward under the current</w:t>
+      </w:r>
+      <w:r>
+        <w:t xml:space="preserve"> </w:t>
+      </w:r>
+      <w:r>
+        <w:t xml:space="preserve">Bishan base-reward held-out protocol, while raw B1 remains unsupported.</w:t>
+      </w:r>
+      <w:r>
+        <w:t xml:space="preserve"> </w:t>
+      </w:r>
+      <w:r>
+        <w:t xml:space="preserve">### 4.3 Normalization and Budget Robustness</w:t>
+      </w:r>
+    </w:p>
+    <w:p>
+      <w:pPr>
+        <w:pStyle w:val="BodyText"/>
+      </w:pPr>
+      <w:r>
+        <w:t xml:space="preserve">Phase 30 tests whether normalizing B1 embeddings repairs raw-B1 underperformance.</w:t>
+      </w:r>
+      <w:r>
+        <w:t xml:space="preserve"> </w:t>
+      </w:r>
+      <w:r>
+        <w:t xml:space="preserve">At 4096 steps, normalized variants improve raw B1 and recover the mean B0 gap:</w:t>
+      </w:r>
+      <w:r>
+        <w:t xml:space="preserve"> </w:t>
+      </w:r>
+      <w:r>
+        <w:rPr>
+          <w:rStyle w:val="VerbatimChar"/>
+        </w:rPr>
+        <w:t xml:space="preserve">N1Z</w:t>
+      </w:r>
+      <w:r>
+        <w:t xml:space="preserve"> </w:t>
+      </w:r>
+      <w:r>
+        <w:t xml:space="preserve">achieves mean learned-policy reward</w:t>
+      </w:r>
+      <w:r>
+        <w:t xml:space="preserve"> </w:t>
+      </w:r>
+      <w:r>
+        <w:rPr>
+          <w:rStyle w:val="VerbatimChar"/>
+        </w:rPr>
+        <w:t xml:space="preserve">0.6515323140</w:t>
+      </w:r>
+      <w:r>
+        <w:t xml:space="preserve">, compared with</w:t>
+      </w:r>
+      <w:r>
+        <w:t xml:space="preserve"> </w:t>
+      </w:r>
+      <w:r>
+        <w:rPr>
+          <w:rStyle w:val="VerbatimChar"/>
+        </w:rPr>
+        <w:t xml:space="preserve">0.4825072170</w:t>
+      </w:r>
+      <w:r>
+        <w:t xml:space="preserve"> </w:t>
+      </w:r>
+      <w:r>
+        <w:t xml:space="preserve">for B0 and</w:t>
+      </w:r>
+      <w:r>
+        <w:t xml:space="preserve"> </w:t>
+      </w:r>
+      <w:r>
+        <w:rPr>
+          <w:rStyle w:val="VerbatimChar"/>
+        </w:rPr>
+        <w:t xml:space="preserve">0.3506359482</w:t>
+      </w:r>
+      <w:r>
+        <w:t xml:space="preserve"> </w:t>
+      </w:r>
+      <w:r>
+        <w:t xml:space="preserve">for raw B1. However, normalized</w:t>
+      </w:r>
+      <w:r>
+        <w:t xml:space="preserve"> </w:t>
+      </w:r>
+      <w:r>
+        <w:t xml:space="preserve">variants do not consistently exceed compressed controls.</w:t>
+      </w:r>
+    </w:p>
+    <w:p>
+      <w:pPr>
+        <w:pStyle w:val="BodyText"/>
+      </w:pPr>
+      <w:r>
+        <w:t xml:space="preserve">Phase 33 extends this question with bounded 5120-step matched pilots across</w:t>
+      </w:r>
+      <w:r>
+        <w:t xml:space="preserve"> </w:t>
+      </w:r>
+      <w:r>
+        <w:t xml:space="preserve">three held-out tiles and three seeds. The full aggregate reports</w:t>
+      </w:r>
+      <w:r>
+        <w:t xml:space="preserve"> </w:t>
+      </w:r>
+      <w:r>
+        <w:rPr>
+          <w:rStyle w:val="VerbatimChar"/>
+        </w:rPr>
+        <w:t xml:space="preserve">budget_not_explanatory</w:t>
+      </w:r>
+      <w:r>
+        <w:t xml:space="preserve">. At 5120 steps, tracked focal gaps remain negative on</w:t>
+      </w:r>
+      <w:r>
+        <w:t xml:space="preserve"> </w:t>
+      </w:r>
+      <w:r>
+        <w:t xml:space="preserve">mean, including</w:t>
+      </w:r>
+      <w:r>
+        <w:t xml:space="preserve"> </w:t>
+      </w:r>
+      <w:r>
+        <w:rPr>
+          <w:rStyle w:val="VerbatimChar"/>
+        </w:rPr>
+        <w:t xml:space="preserve">N1Z - D4P16 = -0.7597285327</w:t>
+      </w:r>
+      <w:r>
+        <w:t xml:space="preserve">,</w:t>
+      </w:r>
+      <w:r>
+        <w:t xml:space="preserve"> </w:t>
+      </w:r>
+      <w:r>
+        <w:rPr>
+          <w:rStyle w:val="VerbatimChar"/>
+        </w:rPr>
+        <w:t xml:space="preserve">N1Z - D4P8 = -0.4953863438</w:t>
+      </w:r>
+      <w:r>
+        <w:t xml:space="preserve">,</w:t>
+      </w:r>
+      <w:r>
+        <w:t xml:space="preserve"> </w:t>
+      </w:r>
+      <w:r>
+        <w:rPr>
+          <w:rStyle w:val="VerbatimChar"/>
+        </w:rPr>
+        <w:t xml:space="preserve">N1ZR - D4P16 = -0.6658915329</w:t>
+      </w:r>
+      <w:r>
+        <w:t xml:space="preserve">, and</w:t>
+      </w:r>
+      <w:r>
+        <w:t xml:space="preserve"> </w:t>
+      </w:r>
+      <w:r>
+        <w:rPr>
+          <w:rStyle w:val="VerbatimChar"/>
+        </w:rPr>
+        <w:t xml:space="preserve">N1ZR - D4P8 = -0.4015493440</w:t>
+      </w:r>
+      <w:r>
+        <w:t xml:space="preserve">.</w:t>
+      </w:r>
+    </w:p>
+    <w:p>
+      <w:pPr>
+        <w:pStyle w:val="BodyText"/>
+      </w:pPr>
+      <w:r>
+        <w:t xml:space="preserve">This result prevents the manuscript from claiming that a modestly higher</w:t>
+      </w:r>
+      <w:r>
+        <w:t xml:space="preserve"> </w:t>
+      </w:r>
+      <w:r>
+        <w:t xml:space="preserve">training budget or simple normalization resolves the representation-control</w:t>
+      </w:r>
+      <w:r>
+        <w:t xml:space="preserve"> </w:t>
+      </w:r>
+      <w:r>
+        <w:t xml:space="preserve">problem.</w:t>
+      </w:r>
+    </w:p>
+    <w:bookmarkEnd w:id="17"/>
+    <w:bookmarkStart w:id="18" w:name="Xbd2b6054518b30f0b605eab238e81af4e2561e4"/>
     <w:p>
       <w:pPr>
         <w:pStyle w:val="Heading3"/>
       </w:pPr>
       <w:r>
-        <w:t xml:space="preserve">4.3 Normalization and Budget Robustness</w:t>
+        <w:t xml:space="preserve">4.4 Suitability-Proxy, Prior, and Independent-Label Gates</w:t>
       </w:r>
     </w:p>
     <w:p>
@@ -1728,76 +2397,82 @@
         <w:pStyle w:val="FirstParagraph"/>
       </w:pPr>
       <w:r>
-        <w:t xml:space="preserve">Phase 30 tests whether normalizing B1 embeddings repairs raw-B1 underperformance.</w:t>
-      </w:r>
-      <w:r>
-        <w:t xml:space="preserve"> </w:t>
-      </w:r>
-      <w:r>
-        <w:t xml:space="preserve">At 4096 steps, normalized variants improve raw B1 and recover the mean B0 gap:</w:t>
-      </w:r>
-      <w:r>
-        <w:t xml:space="preserve"> </w:t>
-      </w:r>
-      <w:r>
-        <w:rPr>
-          <w:rStyle w:val="VerbatimChar"/>
-        </w:rPr>
-        <w:t xml:space="preserve">N1Z</w:t>
-      </w:r>
-      <w:r>
-        <w:t xml:space="preserve"> </w:t>
-      </w:r>
-      <w:r>
-        <w:t xml:space="preserve">achieves mean learned-policy reward</w:t>
-      </w:r>
-      <w:r>
-        <w:t xml:space="preserve"> </w:t>
-      </w:r>
-      <w:r>
-        <w:rPr>
-          <w:rStyle w:val="VerbatimChar"/>
-        </w:rPr>
-        <w:t xml:space="preserve">0.6515323140</w:t>
-      </w:r>
-      <w:r>
-        <w:t xml:space="preserve">, compared with</w:t>
-      </w:r>
-      <w:r>
-        <w:t xml:space="preserve"> </w:t>
-      </w:r>
-      <w:r>
-        <w:rPr>
-          <w:rStyle w:val="VerbatimChar"/>
-        </w:rPr>
-        <w:t xml:space="preserve">0.4825072170</w:t>
-      </w:r>
-      <w:r>
-        <w:t xml:space="preserve"> </w:t>
-      </w:r>
-      <w:r>
-        <w:t xml:space="preserve">for B0 and</w:t>
-      </w:r>
-      <w:r>
-        <w:t xml:space="preserve"> </w:t>
-      </w:r>
-      <w:r>
-        <w:rPr>
-          <w:rStyle w:val="VerbatimChar"/>
-        </w:rPr>
-        <w:t xml:space="preserve">0.3506359482</w:t>
-      </w:r>
-      <w:r>
-        <w:t xml:space="preserve"> </w:t>
-      </w:r>
-      <w:r>
-        <w:t xml:space="preserve">for raw B1. However, normalized</w:t>
-      </w:r>
-      <w:r>
-        <w:t xml:space="preserve"> </w:t>
-      </w:r>
-      <w:r>
-        <w:t xml:space="preserve">variants do not consistently exceed compressed controls.</w:t>
+        <w:t xml:space="preserve">Phase 36 evaluates whether GeoFM-derived feature families add weak-label</w:t>
+      </w:r>
+      <w:r>
+        <w:t xml:space="preserve"> </w:t>
+      </w:r>
+      <w:r>
+        <w:t xml:space="preserve">suitability signal beyond explicit planning features. The available labels are</w:t>
+      </w:r>
+      <w:r>
+        <w:t xml:space="preserve"> </w:t>
+      </w:r>
+      <w:r>
+        <w:rPr>
+          <w:rStyle w:val="VerbatimChar"/>
+        </w:rPr>
+        <w:t xml:space="preserve">current_farmland_label</w:t>
+      </w:r>
+      <w:r>
+        <w:t xml:space="preserve">,</w:t>
+      </w:r>
+      <w:r>
+        <w:t xml:space="preserve"> </w:t>
+      </w:r>
+      <w:r>
+        <w:rPr>
+          <w:rStyle w:val="VerbatimChar"/>
+        </w:rPr>
+        <w:t xml:space="preserve">farmland_or_orchard_label</w:t>
+      </w:r>
+      <w:r>
+        <w:t xml:space="preserve">, and</w:t>
+      </w:r>
+      <w:r>
+        <w:t xml:space="preserve"> </w:t>
+      </w:r>
+      <w:r>
+        <w:rPr>
+          <w:rStyle w:val="VerbatimChar"/>
+        </w:rPr>
+        <w:t xml:space="preserve">low_slope_farmland_label</w:t>
+      </w:r>
+      <w:r>
+        <w:t xml:space="preserve">, with</w:t>
+      </w:r>
+      <w:r>
+        <w:t xml:space="preserve"> </w:t>
+      </w:r>
+      <w:r>
+        <w:rPr>
+          <w:rStyle w:val="VerbatimChar"/>
+        </w:rPr>
+        <w:t xml:space="preserve">64,984</w:t>
+      </w:r>
+      <w:r>
+        <w:t xml:space="preserve"> </w:t>
+      </w:r>
+      <w:r>
+        <w:t xml:space="preserve">valid labels each. All three labels</w:t>
+      </w:r>
+      <w:r>
+        <w:t xml:space="preserve"> </w:t>
+      </w:r>
+      <w:r>
+        <w:t xml:space="preserve">are DLTB/slope-derived and flagged as</w:t>
+      </w:r>
+      <w:r>
+        <w:t xml:space="preserve"> </w:t>
+      </w:r>
+      <w:r>
+        <w:rPr>
+          <w:rStyle w:val="VerbatimChar"/>
+        </w:rPr>
+        <w:t xml:space="preserve">explicit_label_leakage_risk</w:t>
+      </w:r>
+      <w:r>
+        <w:t xml:space="preserve">.</w:t>
       </w:r>
     </w:p>
     <w:p>
@@ -1805,76 +2480,106 @@
         <w:pStyle w:val="BodyText"/>
       </w:pPr>
       <w:r>
-        <w:t xml:space="preserve">Phase 33 extends this question with bounded 5120-step matched pilots across</w:t>
-      </w:r>
-      <w:r>
-        <w:t xml:space="preserve"> </w:t>
-      </w:r>
-      <w:r>
-        <w:t xml:space="preserve">three held-out tiles and three seeds. The full aggregate reports</w:t>
-      </w:r>
-      <w:r>
-        <w:t xml:space="preserve"> </w:t>
-      </w:r>
-      <w:r>
-        <w:rPr>
-          <w:rStyle w:val="VerbatimChar"/>
-        </w:rPr>
-        <w:t xml:space="preserve">budget_not_explanatory</w:t>
-      </w:r>
-      <w:r>
-        <w:t xml:space="preserve">. At 5120 steps, tracked focal gaps remain negative on</w:t>
-      </w:r>
-      <w:r>
-        <w:t xml:space="preserve"> </w:t>
-      </w:r>
-      <w:r>
-        <w:t xml:space="preserve">mean, including</w:t>
-      </w:r>
-      <w:r>
-        <w:t xml:space="preserve"> </w:t>
-      </w:r>
-      <w:r>
-        <w:rPr>
-          <w:rStyle w:val="VerbatimChar"/>
-        </w:rPr>
-        <w:t xml:space="preserve">N1Z - D4P16 = -0.7597285327</w:t>
-      </w:r>
-      <w:r>
-        <w:t xml:space="preserve">,</w:t>
-      </w:r>
-      <w:r>
-        <w:t xml:space="preserve"> </w:t>
-      </w:r>
-      <w:r>
-        <w:rPr>
-          <w:rStyle w:val="VerbatimChar"/>
-        </w:rPr>
-        <w:t xml:space="preserve">N1Z - D4P8 = -0.4953863438</w:t>
-      </w:r>
-      <w:r>
-        <w:t xml:space="preserve">,</w:t>
-      </w:r>
-      <w:r>
-        <w:t xml:space="preserve"> </w:t>
-      </w:r>
-      <w:r>
-        <w:rPr>
-          <w:rStyle w:val="VerbatimChar"/>
-        </w:rPr>
-        <w:t xml:space="preserve">N1ZR - D4P16 = -0.6658915329</w:t>
-      </w:r>
-      <w:r>
-        <w:t xml:space="preserve">, and</w:t>
-      </w:r>
-      <w:r>
-        <w:t xml:space="preserve"> </w:t>
-      </w:r>
-      <w:r>
-        <w:rPr>
-          <w:rStyle w:val="VerbatimChar"/>
-        </w:rPr>
-        <w:t xml:space="preserve">N1ZR - D4P8 = -0.4015493440</w:t>
+        <w:t xml:space="preserve">Because explicit planning features encode the weak-label logic,</w:t>
+      </w:r>
+      <w:r>
+        <w:t xml:space="preserve"> </w:t>
+      </w:r>
+      <w:r>
+        <w:rPr>
+          <w:rStyle w:val="VerbatimChar"/>
+        </w:rPr>
+        <w:t xml:space="preserve">explicit_only</w:t>
+      </w:r>
+      <w:r>
+        <w:t xml:space="preserve"> </w:t>
+      </w:r>
+      <w:r>
+        <w:t xml:space="preserve">models reach ROC AUC, average precision, and balanced accuracy of</w:t>
+      </w:r>
+      <w:r>
+        <w:t xml:space="preserve"> </w:t>
+      </w:r>
+      <w:r>
+        <w:rPr>
+          <w:rStyle w:val="VerbatimChar"/>
+        </w:rPr>
+        <w:t xml:space="preserve">1.0</w:t>
+      </w:r>
+      <w:r>
+        <w:t xml:space="preserve"> </w:t>
+      </w:r>
+      <w:r>
+        <w:t xml:space="preserve">for all</w:t>
+      </w:r>
+      <w:r>
+        <w:t xml:space="preserve"> </w:t>
+      </w:r>
+      <w:r>
+        <w:t xml:space="preserve">three labels. This perfect performance is a leakage warning, not suitability</w:t>
+      </w:r>
+      <w:r>
+        <w:t xml:space="preserve"> </w:t>
+      </w:r>
+      <w:r>
+        <w:t xml:space="preserve">validation. GeoFM-only checks are weak: for example, raw GeoFM-only features</w:t>
+      </w:r>
+      <w:r>
+        <w:t xml:space="preserve"> </w:t>
+      </w:r>
+      <w:r>
+        <w:t xml:space="preserve">reach ROC AUC</w:t>
+      </w:r>
+      <w:r>
+        <w:t xml:space="preserve"> </w:t>
+      </w:r>
+      <w:r>
+        <w:rPr>
+          <w:rStyle w:val="VerbatimChar"/>
+        </w:rPr>
+        <w:t xml:space="preserve">0.6490064144</w:t>
+      </w:r>
+      <w:r>
+        <w:t xml:space="preserve"> </w:t>
+      </w:r>
+      <w:r>
+        <w:t xml:space="preserve">for</w:t>
+      </w:r>
+      <w:r>
+        <w:t xml:space="preserve"> </w:t>
+      </w:r>
+      <w:r>
+        <w:rPr>
+          <w:rStyle w:val="VerbatimChar"/>
+        </w:rPr>
+        <w:t xml:space="preserve">low_slope_farmland_label</w:t>
+      </w:r>
+      <w:r>
+        <w:t xml:space="preserve">, but the scalar</w:t>
+      </w:r>
+      <w:r>
+        <w:t xml:space="preserve"> </w:t>
+      </w:r>
+      <w:r>
+        <w:rPr>
+          <w:rStyle w:val="VerbatimChar"/>
+        </w:rPr>
+        <w:t xml:space="preserve">suitability_proxy</w:t>
+      </w:r>
+      <w:r>
+        <w:t xml:space="preserve"> </w:t>
+      </w:r>
+      <w:r>
+        <w:t xml:space="preserve">is near random for that label with ROC AUC</w:t>
+      </w:r>
+      <w:r>
+        <w:t xml:space="preserve"> </w:t>
+      </w:r>
+      <w:r>
+        <w:rPr>
+          <w:rStyle w:val="VerbatimChar"/>
+        </w:rPr>
+        <w:t xml:space="preserve">0.4979564572</w:t>
       </w:r>
       <w:r>
         <w:t xml:space="preserve">.</w:t>
@@ -1885,29 +2590,265 @@
         <w:pStyle w:val="BodyText"/>
       </w:pPr>
       <w:r>
-        <w:t xml:space="preserve">This result prevents the manuscript from claiming that a modestly higher</w:t>
-      </w:r>
-      <w:r>
-        <w:t xml:space="preserve"> </w:t>
-      </w:r>
-      <w:r>
-        <w:t xml:space="preserve">training budget or simple normalization resolves the representation-control</w:t>
-      </w:r>
-      <w:r>
-        <w:t xml:space="preserve"> </w:t>
-      </w:r>
-      <w:r>
-        <w:t xml:space="preserve">problem.</w:t>
-      </w:r>
-    </w:p>
-    <w:bookmarkEnd w:id="22"/>
-    <w:bookmarkStart w:id="23" w:name="Xbd2b6054518b30f0b605eab238e81af4e2561e4"/>
-    <w:p>
-      <w:pPr>
-        <w:pStyle w:val="Heading3"/>
-      </w:pPr>
-      <w:r>
-        <w:t xml:space="preserve">4.4 Suitability-Proxy, Prior, and Independent-Label Gates</w:t>
+        <w:t xml:space="preserve">Phase 38 rebuilds proxy classifiers but remains</w:t>
+      </w:r>
+      <w:r>
+        <w:t xml:space="preserve"> </w:t>
+      </w:r>
+      <w:r>
+        <w:rPr>
+          <w:rStyle w:val="VerbatimChar"/>
+        </w:rPr>
+        <w:t xml:space="preserve">proxy_rebuild_diagnostic_only</w:t>
+      </w:r>
+      <w:r>
+        <w:t xml:space="preserve"> </w:t>
+      </w:r>
+      <w:r>
+        <w:t xml:space="preserve">because evaluated labels are leakage risks or</w:t>
+      </w:r>
+      <w:r>
+        <w:t xml:space="preserve"> </w:t>
+      </w:r>
+      <w:r>
+        <w:t xml:space="preserve">GeoFM-derived proxies do not clear control thresholds. Phase 39 reports</w:t>
+      </w:r>
+      <w:r>
+        <w:t xml:space="preserve"> </w:t>
+      </w:r>
+      <w:r>
+        <w:rPr>
+          <w:rStyle w:val="VerbatimChar"/>
+        </w:rPr>
+        <w:t xml:space="preserve">independent_label_inputs_missing</w:t>
+      </w:r>
+      <w:r>
+        <w:t xml:space="preserve"> </w:t>
+      </w:r>
+      <w:r>
+        <w:t xml:space="preserve">after auditing the real Phase 2 table. Phase</w:t>
+      </w:r>
+      <w:r>
+        <w:t xml:space="preserve"> </w:t>
+      </w:r>
+      <w:r>
+        <w:t xml:space="preserve">40 then formalizes the decision as a hard gate: without a registered</w:t>
+      </w:r>
+      <w:r>
+        <w:t xml:space="preserve"> </w:t>
+      </w:r>
+      <w:r>
+        <w:t xml:space="preserve">independent non-leakage label, Phase 38 cannot be rerun as a stronger proxy</w:t>
+      </w:r>
+      <w:r>
+        <w:t xml:space="preserve"> </w:t>
+      </w:r>
+      <w:r>
+        <w:t xml:space="preserve">validation, and B2/B3 suitability-reward experiments should not proceed. The</w:t>
+      </w:r>
+      <w:r>
+        <w:t xml:space="preserve"> </w:t>
+      </w:r>
+      <w:r>
+        <w:t xml:space="preserve">current Phase 40 no-registry run reads</w:t>
+      </w:r>
+      <w:r>
+        <w:t xml:space="preserve"> </w:t>
+      </w:r>
+      <w:r>
+        <w:rPr>
+          <w:rStyle w:val="VerbatimChar"/>
+        </w:rPr>
+        <w:t xml:space="preserve">64,984</w:t>
+      </w:r>
+      <w:r>
+        <w:t xml:space="preserve"> </w:t>
+      </w:r>
+      <w:r>
+        <w:t xml:space="preserve">feature rows,</w:t>
+      </w:r>
+      <w:r>
+        <w:t xml:space="preserve"> </w:t>
+      </w:r>
+      <w:r>
+        <w:rPr>
+          <w:rStyle w:val="VerbatimChar"/>
+        </w:rPr>
+        <w:t xml:space="preserve">0</w:t>
+      </w:r>
+      <w:r>
+        <w:t xml:space="preserve"> </w:t>
+      </w:r>
+      <w:r>
+        <w:t xml:space="preserve">registry</w:t>
+      </w:r>
+      <w:r>
+        <w:t xml:space="preserve"> </w:t>
+      </w:r>
+      <w:r>
+        <w:t xml:space="preserve">rows, and reports</w:t>
+      </w:r>
+      <w:r>
+        <w:t xml:space="preserve"> </w:t>
+      </w:r>
+      <w:r>
+        <w:rPr>
+          <w:rStyle w:val="VerbatimChar"/>
+        </w:rPr>
+        <w:t xml:space="preserve">independent_label_inputs_missing</w:t>
+      </w:r>
+      <w:r>
+        <w:t xml:space="preserve">.</w:t>
+      </w:r>
+    </w:p>
+    <w:p>
+      <w:pPr>
+        <w:pStyle w:val="BodyText"/>
+      </w:pPr>
+      <w:r>
+        <w:t xml:space="preserve">Phase 41 tests a separate suitability route for GeoFM: after the compressed</w:t>
+      </w:r>
+      <w:r>
+        <w:t xml:space="preserve"> </w:t>
+      </w:r>
+      <w:r>
+        <w:t xml:space="preserve">state route has been evaluated under the base reward, any suitability-prior</w:t>
+      </w:r>
+      <w:r>
+        <w:t xml:space="preserve"> </w:t>
+      </w:r>
+      <w:r>
+        <w:t xml:space="preserve">export still requires independent-label calibration and must pass</w:t>
+      </w:r>
+      <w:r>
+        <w:t xml:space="preserve"> </w:t>
+      </w:r>
+      <w:r>
+        <w:t xml:space="preserve">explicit-baseline, shuffled-control, random-control, fold-stability, and</w:t>
+      </w:r>
+      <w:r>
+        <w:t xml:space="preserve"> </w:t>
+      </w:r>
+      <w:r>
+        <w:t xml:space="preserve">calibration checks. The current real no-registry run reports</w:t>
+      </w:r>
+      <w:r>
+        <w:t xml:space="preserve"> </w:t>
+      </w:r>
+      <w:r>
+        <w:rPr>
+          <w:rStyle w:val="VerbatimChar"/>
+        </w:rPr>
+        <w:t xml:space="preserve">phase41_independent_label_inputs_missing</w:t>
+      </w:r>
+      <w:r>
+        <w:t xml:space="preserve">, reads</w:t>
+      </w:r>
+      <w:r>
+        <w:t xml:space="preserve"> </w:t>
+      </w:r>
+      <w:r>
+        <w:rPr>
+          <w:rStyle w:val="VerbatimChar"/>
+        </w:rPr>
+        <w:t xml:space="preserve">64,984</w:t>
+      </w:r>
+      <w:r>
+        <w:t xml:space="preserve"> </w:t>
+      </w:r>
+      <w:r>
+        <w:t xml:space="preserve">feature rows, finds</w:t>
+      </w:r>
+      <w:r>
+        <w:t xml:space="preserve"> </w:t>
+      </w:r>
+      <w:r>
+        <w:rPr>
+          <w:rStyle w:val="VerbatimChar"/>
+        </w:rPr>
+        <w:t xml:space="preserve">0</w:t>
+      </w:r>
+      <w:r>
+        <w:t xml:space="preserve"> </w:t>
+      </w:r>
+      <w:r>
+        <w:t xml:space="preserve">Phase-40-passed labels, and produces no</w:t>
+      </w:r>
+      <w:r>
+        <w:t xml:space="preserve"> </w:t>
+      </w:r>
+      <w:r>
+        <w:rPr>
+          <w:rStyle w:val="VerbatimChar"/>
+        </w:rPr>
+        <w:t xml:space="preserve">block_geofm_suitability_prior.csv</w:t>
+      </w:r>
+      <w:r>
+        <w:t xml:space="preserve">.</w:t>
+      </w:r>
+    </w:p>
+    <w:p>
+      <w:pPr>
+        <w:pStyle w:val="BodyText"/>
+      </w:pPr>
+      <w:r>
+        <w:t xml:space="preserve">Phase 42 audits local candidate label sources after Phase 41. DLTB/slope labels</w:t>
+      </w:r>
+      <w:r>
+        <w:t xml:space="preserve"> </w:t>
+      </w:r>
+      <w:r>
+        <w:t xml:space="preserve">can be registered only as diagnostic leakage-risk labels: Phase 40 reports</w:t>
+      </w:r>
+      <w:r>
+        <w:t xml:space="preserve"> </w:t>
+      </w:r>
+      <w:r>
+        <w:rPr>
+          <w:rStyle w:val="VerbatimChar"/>
+        </w:rPr>
+        <w:t xml:space="preserve">independent_label_gate_diagnostic_only</w:t>
+      </w:r>
+      <w:r>
+        <w:t xml:space="preserve">, and Phase 41 still reports</w:t>
+      </w:r>
+      <w:r>
+        <w:t xml:space="preserve"> </w:t>
+      </w:r>
+      <w:r>
+        <w:rPr>
+          <w:rStyle w:val="VerbatimChar"/>
+        </w:rPr>
+        <w:t xml:space="preserve">phase41_independent_label_inputs_missing</w:t>
+      </w:r>
+      <w:r>
+        <w:t xml:space="preserve"> </w:t>
+      </w:r>
+      <w:r>
+        <w:t xml:space="preserve">with the same diagnostic registry.</w:t>
+      </w:r>
+      <w:r>
+        <w:t xml:space="preserve"> </w:t>
+      </w:r>
+      <w:r>
+        <w:t xml:space="preserve">No local external soil, irrigation, yield, productivity, high-standard-farmland,</w:t>
+      </w:r>
+      <w:r>
+        <w:t xml:space="preserve"> </w:t>
+      </w:r>
+      <w:r>
+        <w:t xml:space="preserve">field-survey, or policy-outcome label was found that can pass Phase 40.</w:t>
+      </w:r>
+    </w:p>
+    <w:bookmarkEnd w:id="18"/>
+    <w:bookmarkEnd w:id="19"/>
+    <w:bookmarkStart w:id="20" w:name="discussion"/>
+    <w:p>
+      <w:pPr>
+        <w:pStyle w:val="Heading2"/>
+      </w:pPr>
+      <w:r>
+        <w:t xml:space="preserve">5. Discussion</w:t>
       </w:r>
     </w:p>
     <w:p>
@@ -1915,82 +2856,49 @@
         <w:pStyle w:val="FirstParagraph"/>
       </w:pPr>
       <w:r>
-        <w:t xml:space="preserve">Phase 36 evaluates whether GeoFM-derived feature families add weak-label</w:t>
-      </w:r>
-      <w:r>
-        <w:t xml:space="preserve"> </w:t>
-      </w:r>
-      <w:r>
-        <w:t xml:space="preserve">suitability signal beyond explicit planning features. The available labels are</w:t>
-      </w:r>
-      <w:r>
-        <w:t xml:space="preserve"> </w:t>
-      </w:r>
-      <w:r>
-        <w:rPr>
-          <w:rStyle w:val="VerbatimChar"/>
-        </w:rPr>
-        <w:t xml:space="preserve">current_farmland_label</w:t>
-      </w:r>
-      <w:r>
-        <w:t xml:space="preserve">,</w:t>
-      </w:r>
-      <w:r>
-        <w:t xml:space="preserve"> </w:t>
-      </w:r>
-      <w:r>
-        <w:rPr>
-          <w:rStyle w:val="VerbatimChar"/>
-        </w:rPr>
-        <w:t xml:space="preserve">farmland_or_orchard_label</w:t>
-      </w:r>
-      <w:r>
-        <w:t xml:space="preserve">, and</w:t>
-      </w:r>
-      <w:r>
-        <w:t xml:space="preserve"> </w:t>
-      </w:r>
-      <w:r>
-        <w:rPr>
-          <w:rStyle w:val="VerbatimChar"/>
-        </w:rPr>
-        <w:t xml:space="preserve">low_slope_farmland_label</w:t>
-      </w:r>
-      <w:r>
-        <w:t xml:space="preserve">, with</w:t>
-      </w:r>
-      <w:r>
-        <w:t xml:space="preserve"> </w:t>
-      </w:r>
-      <w:r>
-        <w:rPr>
-          <w:rStyle w:val="VerbatimChar"/>
-        </w:rPr>
-        <w:t xml:space="preserve">64,984</w:t>
-      </w:r>
-      <w:r>
-        <w:t xml:space="preserve"> </w:t>
-      </w:r>
-      <w:r>
-        <w:t xml:space="preserve">valid labels each. All three labels</w:t>
-      </w:r>
-      <w:r>
-        <w:t xml:space="preserve"> </w:t>
-      </w:r>
-      <w:r>
-        <w:t xml:space="preserve">are DLTB/slope-derived and flagged as</w:t>
-      </w:r>
-      <w:r>
-        <w:t xml:space="preserve"> </w:t>
-      </w:r>
-      <w:r>
-        <w:rPr>
-          <w:rStyle w:val="VerbatimChar"/>
-        </w:rPr>
-        <w:t xml:space="preserve">explicit_label_leakage_risk</w:t>
-      </w:r>
-      <w:r>
-        <w:t xml:space="preserve">.</w:t>
+        <w:t xml:space="preserve">The current Paper11 evidence supports a bounded positive representation claim.</w:t>
+      </w:r>
+      <w:r>
+        <w:t xml:space="preserve"> </w:t>
+      </w:r>
+      <w:r>
+        <w:t xml:space="preserve">The project began with the question of whether GeoFM embeddings could improve</w:t>
+      </w:r>
+      <w:r>
+        <w:t xml:space="preserve"> </w:t>
+      </w:r>
+      <w:r>
+        <w:t xml:space="preserve">farmland layout optimization by adding latent environmental context. The answer</w:t>
+      </w:r>
+      <w:r>
+        <w:t xml:space="preserve"> </w:t>
+      </w:r>
+      <w:r>
+        <w:t xml:space="preserve">is conditional. Raw 64-dimensional B1 direct injection does not stably</w:t>
+      </w:r>
+      <w:r>
+        <w:t xml:space="preserve"> </w:t>
+      </w:r>
+      <w:r>
+        <w:t xml:space="preserve">outperform B0 across held-out Bishan tiles and seeds. However, Phase 48 shows</w:t>
+      </w:r>
+      <w:r>
+        <w:t xml:space="preserve"> </w:t>
+      </w:r>
+      <w:r>
+        <w:t xml:space="preserve">that compressed GeoFM state routes D4P8 and D4P16 outperform B0, raw B1,</w:t>
+      </w:r>
+      <w:r>
+        <w:t xml:space="preserve"> </w:t>
+      </w:r>
+      <w:r>
+        <w:t xml:space="preserve">random D2, and shuffled D3 on mean learned-policy reward under the same</w:t>
+      </w:r>
+      <w:r>
+        <w:t xml:space="preserve"> </w:t>
+      </w:r>
+      <w:r>
+        <w:t xml:space="preserve">base-reward held-out protocol.</w:t>
       </w:r>
     </w:p>
     <w:p>
@@ -1998,109 +2906,43 @@
         <w:pStyle w:val="BodyText"/>
       </w:pPr>
       <w:r>
-        <w:t xml:space="preserve">Because explicit planning features encode the weak-label logic,</w:t>
-      </w:r>
-      <w:r>
-        <w:t xml:space="preserve"> </w:t>
-      </w:r>
-      <w:r>
-        <w:rPr>
-          <w:rStyle w:val="VerbatimChar"/>
-        </w:rPr>
-        <w:t xml:space="preserve">explicit_only</w:t>
-      </w:r>
-      <w:r>
-        <w:t xml:space="preserve"> </w:t>
-      </w:r>
-      <w:r>
-        <w:t xml:space="preserve">models reach ROC AUC, average precision, and balanced accuracy of</w:t>
-      </w:r>
-      <w:r>
-        <w:t xml:space="preserve"> </w:t>
-      </w:r>
-      <w:r>
-        <w:rPr>
-          <w:rStyle w:val="VerbatimChar"/>
-        </w:rPr>
-        <w:t xml:space="preserve">1.0</w:t>
-      </w:r>
-      <w:r>
-        <w:t xml:space="preserve"> </w:t>
-      </w:r>
-      <w:r>
-        <w:t xml:space="preserve">for all</w:t>
-      </w:r>
-      <w:r>
-        <w:t xml:space="preserve"> </w:t>
-      </w:r>
-      <w:r>
-        <w:t xml:space="preserve">three labels. This perfect performance is a leakage warning, not suitability</w:t>
-      </w:r>
-      <w:r>
-        <w:t xml:space="preserve"> </w:t>
-      </w:r>
-      <w:r>
-        <w:t xml:space="preserve">validation. GeoFM-only checks are weak: for example, raw GeoFM-only features</w:t>
-      </w:r>
-      <w:r>
-        <w:t xml:space="preserve"> </w:t>
-      </w:r>
-      <w:r>
-        <w:t xml:space="preserve">reach ROC AUC</w:t>
-      </w:r>
-      <w:r>
-        <w:t xml:space="preserve"> </w:t>
-      </w:r>
-      <w:r>
-        <w:rPr>
-          <w:rStyle w:val="VerbatimChar"/>
-        </w:rPr>
-        <w:t xml:space="preserve">0.6490064144</w:t>
-      </w:r>
-      <w:r>
-        <w:t xml:space="preserve"> </w:t>
-      </w:r>
-      <w:r>
-        <w:t xml:space="preserve">for</w:t>
-      </w:r>
-      <w:r>
-        <w:t xml:space="preserve"> </w:t>
-      </w:r>
-      <w:r>
-        <w:rPr>
-          <w:rStyle w:val="VerbatimChar"/>
-        </w:rPr>
-        <w:t xml:space="preserve">low_slope_farmland_label</w:t>
-      </w:r>
-      <w:r>
-        <w:t xml:space="preserve">, but the scalar</w:t>
-      </w:r>
-      <w:r>
-        <w:t xml:space="preserve"> </w:t>
-      </w:r>
-      <w:r>
-        <w:rPr>
-          <w:rStyle w:val="VerbatimChar"/>
-        </w:rPr>
-        <w:t xml:space="preserve">suitability_proxy</w:t>
-      </w:r>
-      <w:r>
-        <w:t xml:space="preserve"> </w:t>
-      </w:r>
-      <w:r>
-        <w:t xml:space="preserve">is near random for that label with ROC AUC</w:t>
-      </w:r>
-      <w:r>
-        <w:t xml:space="preserve"> </w:t>
-      </w:r>
-      <w:r>
-        <w:rPr>
-          <w:rStyle w:val="VerbatimChar"/>
-        </w:rPr>
-        <w:t xml:space="preserve">0.4979564572</w:t>
-      </w:r>
-      <w:r>
-        <w:t xml:space="preserve">.</w:t>
+        <w:t xml:space="preserve">This distinction matters scientifically. A negative raw-B1 result could have</w:t>
+      </w:r>
+      <w:r>
+        <w:t xml:space="preserve"> </w:t>
+      </w:r>
+      <w:r>
+        <w:t xml:space="preserve">been misread as evidence that GeoFM information is irrelevant to farmland</w:t>
+      </w:r>
+      <w:r>
+        <w:t xml:space="preserve"> </w:t>
+      </w:r>
+      <w:r>
+        <w:t xml:space="preserve">layout optimization. The compressed-route result instead points to</w:t>
+      </w:r>
+      <w:r>
+        <w:t xml:space="preserve"> </w:t>
+      </w:r>
+      <w:r>
+        <w:t xml:space="preserve">representation geometry as the limiting factor. In the current planning</w:t>
+      </w:r>
+      <w:r>
+        <w:t xml:space="preserve"> </w:t>
+      </w:r>
+      <w:r>
+        <w:t xml:space="preserve">environment, GeoFM information appears useful when it enters the policy state</w:t>
+      </w:r>
+      <w:r>
+        <w:t xml:space="preserve"> </w:t>
+      </w:r>
+      <w:r>
+        <w:t xml:space="preserve">through compact PCA-compressed inputs, but not when raw low-variance embedding</w:t>
+      </w:r>
+      <w:r>
+        <w:t xml:space="preserve"> </w:t>
+      </w:r>
+      <w:r>
+        <w:t xml:space="preserve">dimensions are appended directly to explicit planning features.</w:t>
       </w:r>
     </w:p>
     <w:p>
@@ -2108,115 +2950,37 @@
         <w:pStyle w:val="BodyText"/>
       </w:pPr>
       <w:r>
-        <w:t xml:space="preserve">Phase 38 rebuilds proxy classifiers but remains</w:t>
-      </w:r>
-      <w:r>
-        <w:t xml:space="preserve"> </w:t>
-      </w:r>
-      <w:r>
-        <w:rPr>
-          <w:rStyle w:val="VerbatimChar"/>
-        </w:rPr>
-        <w:t xml:space="preserve">proxy_rebuild_diagnostic_only</w:t>
-      </w:r>
-      <w:r>
-        <w:t xml:space="preserve"> </w:t>
-      </w:r>
-      <w:r>
-        <w:t xml:space="preserve">because evaluated labels are leakage risks or</w:t>
-      </w:r>
-      <w:r>
-        <w:t xml:space="preserve"> </w:t>
-      </w:r>
-      <w:r>
-        <w:t xml:space="preserve">GeoFM-derived proxies do not clear control thresholds. Phase 39 reports</w:t>
-      </w:r>
-      <w:r>
-        <w:t xml:space="preserve"> </w:t>
-      </w:r>
-      <w:r>
-        <w:rPr>
-          <w:rStyle w:val="VerbatimChar"/>
-        </w:rPr>
-        <w:t xml:space="preserve">independent_label_inputs_missing</w:t>
-      </w:r>
-      <w:r>
-        <w:t xml:space="preserve"> </w:t>
-      </w:r>
-      <w:r>
-        <w:t xml:space="preserve">after auditing the real Phase 2 table. Phase</w:t>
-      </w:r>
-      <w:r>
-        <w:t xml:space="preserve"> </w:t>
-      </w:r>
-      <w:r>
-        <w:t xml:space="preserve">40 then formalizes the decision as a hard gate: without a registered</w:t>
-      </w:r>
-      <w:r>
-        <w:t xml:space="preserve"> </w:t>
-      </w:r>
-      <w:r>
-        <w:t xml:space="preserve">independent non-leakage label, Phase 38 cannot be rerun as a stronger proxy</w:t>
-      </w:r>
-      <w:r>
-        <w:t xml:space="preserve"> </w:t>
-      </w:r>
-      <w:r>
-        <w:t xml:space="preserve">validation, and B2/B3 suitability-reward experiments should not proceed. The</w:t>
-      </w:r>
-      <w:r>
-        <w:t xml:space="preserve"> </w:t>
-      </w:r>
-      <w:r>
-        <w:t xml:space="preserve">current Phase 40 no-registry run reads</w:t>
-      </w:r>
-      <w:r>
-        <w:t xml:space="preserve"> </w:t>
-      </w:r>
-      <w:r>
-        <w:rPr>
-          <w:rStyle w:val="VerbatimChar"/>
-        </w:rPr>
-        <w:t xml:space="preserve">64,984</w:t>
-      </w:r>
-      <w:r>
-        <w:t xml:space="preserve"> </w:t>
-      </w:r>
-      <w:r>
-        <w:t xml:space="preserve">feature rows,</w:t>
-      </w:r>
-      <w:r>
-        <w:t xml:space="preserve"> </w:t>
-      </w:r>
-      <w:r>
-        <w:rPr>
-          <w:rStyle w:val="VerbatimChar"/>
-        </w:rPr>
-        <w:t xml:space="preserve">0</w:t>
-      </w:r>
-      <w:r>
-        <w:t xml:space="preserve"> </w:t>
-      </w:r>
-      <w:r>
-        <w:t xml:space="preserve">registry</w:t>
-      </w:r>
-      <w:r>
-        <w:t xml:space="preserve"> </w:t>
-      </w:r>
-      <w:r>
-        <w:t xml:space="preserve">rows, and reports</w:t>
-      </w:r>
-      <w:r>
-        <w:t xml:space="preserve"> </w:t>
-      </w:r>
-      <w:r>
-        <w:rPr>
-          <w:rStyle w:val="VerbatimChar"/>
-        </w:rPr>
-        <w:t xml:space="preserve">independent_label_inputs_missing</w:t>
-      </w:r>
-      <w:r>
-        <w:t xml:space="preserve">.</w:t>
+        <w:t xml:space="preserve">The result remains bounded. The Phase 48 audit is read-only over the existing</w:t>
+      </w:r>
+      <w:r>
+        <w:t xml:space="preserve"> </w:t>
+      </w:r>
+      <w:r>
+        <w:t xml:space="preserve">4096-step Bishan held-out summary rows, and it does not prove that PCA is</w:t>
+      </w:r>
+      <w:r>
+        <w:t xml:space="preserve"> </w:t>
+      </w:r>
+      <w:r>
+        <w:t xml:space="preserve">intrinsically optimal, that the effect transfers across regions, or that the</w:t>
+      </w:r>
+      <w:r>
+        <w:t xml:space="preserve"> </w:t>
+      </w:r>
+      <w:r>
+        <w:t xml:space="preserve">policy has learned agronomic suitability semantics. The positive claim is about</w:t>
+      </w:r>
+      <w:r>
+        <w:t xml:space="preserve"> </w:t>
+      </w:r>
+      <w:r>
+        <w:t xml:space="preserve">state representation under a deterministic base planning reward, not about a</w:t>
+      </w:r>
+      <w:r>
+        <w:t xml:space="preserve"> </w:t>
+      </w:r>
+      <w:r>
+        <w:t xml:space="preserve">validated suitability reward.</w:t>
       </w:r>
     </w:p>
     <w:p>
@@ -2224,97 +2988,61 @@
         <w:pStyle w:val="BodyText"/>
       </w:pPr>
       <w:r>
-        <w:t xml:space="preserve">Phase 41 tests the revised route for making GeoFM useful: instead of injecting</w:t>
-      </w:r>
-      <w:r>
-        <w:t xml:space="preserve"> </w:t>
-      </w:r>
-      <w:r>
-        <w:t xml:space="preserve">raw 64-dimensional embeddings directly into the policy state, GeoFM can be</w:t>
-      </w:r>
-      <w:r>
-        <w:t xml:space="preserve"> </w:t>
-      </w:r>
-      <w:r>
-        <w:t xml:space="preserve">exported only as an independent-label-calibrated low-dimensional suitability</w:t>
-      </w:r>
-      <w:r>
-        <w:t xml:space="preserve"> </w:t>
-      </w:r>
-      <w:r>
-        <w:t xml:space="preserve">prior after passing explicit-baseline, shuffled-control, random-control,</w:t>
-      </w:r>
-      <w:r>
-        <w:t xml:space="preserve"> </w:t>
-      </w:r>
-      <w:r>
-        <w:t xml:space="preserve">fold-stability, and calibration checks. The current real no-registry run</w:t>
-      </w:r>
-      <w:r>
-        <w:t xml:space="preserve"> </w:t>
-      </w:r>
-      <w:r>
-        <w:t xml:space="preserve">reports</w:t>
-      </w:r>
-      <w:r>
-        <w:t xml:space="preserve"> </w:t>
-      </w:r>
-      <w:r>
-        <w:rPr>
-          <w:rStyle w:val="VerbatimChar"/>
-        </w:rPr>
-        <w:t xml:space="preserve">phase41_independent_label_inputs_missing</w:t>
-      </w:r>
-      <w:r>
-        <w:t xml:space="preserve">, reads</w:t>
-      </w:r>
-      <w:r>
-        <w:t xml:space="preserve"> </w:t>
-      </w:r>
-      <w:r>
-        <w:rPr>
-          <w:rStyle w:val="VerbatimChar"/>
-        </w:rPr>
-        <w:t xml:space="preserve">64,984</w:t>
-      </w:r>
-      <w:r>
-        <w:t xml:space="preserve"> </w:t>
-      </w:r>
-      <w:r>
-        <w:t xml:space="preserve">feature</w:t>
-      </w:r>
-      <w:r>
-        <w:t xml:space="preserve"> </w:t>
-      </w:r>
-      <w:r>
-        <w:t xml:space="preserve">rows, finds</w:t>
-      </w:r>
-      <w:r>
-        <w:t xml:space="preserve"> </w:t>
-      </w:r>
-      <w:r>
-        <w:rPr>
-          <w:rStyle w:val="VerbatimChar"/>
-        </w:rPr>
-        <w:t xml:space="preserve">0</w:t>
-      </w:r>
-      <w:r>
-        <w:t xml:space="preserve"> </w:t>
-      </w:r>
-      <w:r>
-        <w:t xml:space="preserve">Phase-40-passed labels, and produces no</w:t>
-      </w:r>
-      <w:r>
-        <w:t xml:space="preserve"> </w:t>
-      </w:r>
-      <w:r>
-        <w:rPr>
-          <w:rStyle w:val="VerbatimChar"/>
-        </w:rPr>
-        <w:t xml:space="preserve">block_geofm_suitability_prior.csv</w:t>
-      </w:r>
-      <w:r>
-        <w:t xml:space="preserve">.</w:t>
+        <w:t xml:space="preserve">The suitability branch is still more constrained than a simple missing</w:t>
+      </w:r>
+      <w:r>
+        <w:t xml:space="preserve"> </w:t>
+      </w:r>
+      <w:r>
+        <w:t xml:space="preserve">experiment. The current weak labels are derived from DLTB, slope, or source</w:t>
+      </w:r>
+      <w:r>
+        <w:t xml:space="preserve"> </w:t>
+      </w:r>
+      <w:r>
+        <w:t xml:space="preserve">metadata, so they cannot validate an independent suitability reward. Phase 40</w:t>
+      </w:r>
+      <w:r>
+        <w:t xml:space="preserve"> </w:t>
+      </w:r>
+      <w:r>
+        <w:t xml:space="preserve">prevents the workflow from converting weak, leakage-prone labels into B2/B3</w:t>
+      </w:r>
+      <w:r>
+        <w:t xml:space="preserve"> </w:t>
+      </w:r>
+      <w:r>
+        <w:t xml:space="preserve">reward claims. Phase 41 defines a stricter future route in which GeoFM must be</w:t>
+      </w:r>
+      <w:r>
+        <w:t xml:space="preserve"> </w:t>
+      </w:r>
+      <w:r>
+        <w:t xml:space="preserve">converted into a calibrated low-dimensional prior before it can influence</w:t>
+      </w:r>
+      <w:r>
+        <w:t xml:space="preserve"> </w:t>
+      </w:r>
+      <w:r>
+        <w:t xml:space="preserve">suitability reward. Phase 42 then tests whether the required labels are already</w:t>
+      </w:r>
+      <w:r>
+        <w:t xml:space="preserve"> </w:t>
+      </w:r>
+      <w:r>
+        <w:t xml:space="preserve">available locally and concludes that they are not: DLTB/slope labels remain</w:t>
+      </w:r>
+      <w:r>
+        <w:t xml:space="preserve"> </w:t>
+      </w:r>
+      <w:r>
+        <w:t xml:space="preserve">diagnostic-only, and candidate labels from Paper10 and Paper58 are not Paper11</w:t>
+      </w:r>
+      <w:r>
+        <w:t xml:space="preserve"> </w:t>
+      </w:r>
+      <w:r>
+        <w:t xml:space="preserve">Bishan suitability labels.</w:t>
       </w:r>
     </w:p>
     <w:p>
@@ -2322,107 +3050,37 @@
         <w:pStyle w:val="BodyText"/>
       </w:pPr>
       <w:r>
-        <w:t xml:space="preserve">Phase 42 audits local candidate label sources after Phase 41. DLTB/slope labels</w:t>
-      </w:r>
-      <w:r>
-        <w:t xml:space="preserve"> </w:t>
-      </w:r>
-      <w:r>
-        <w:t xml:space="preserve">can be registered only as diagnostic leakage-risk labels: Phase 40 reports</w:t>
-      </w:r>
-      <w:r>
-        <w:t xml:space="preserve"> </w:t>
-      </w:r>
-      <w:r>
-        <w:rPr>
-          <w:rStyle w:val="VerbatimChar"/>
-        </w:rPr>
-        <w:t xml:space="preserve">independent_label_gate_diagnostic_only</w:t>
-      </w:r>
-      <w:r>
-        <w:t xml:space="preserve">, and Phase 41 still reports</w:t>
-      </w:r>
-      <w:r>
-        <w:t xml:space="preserve"> </w:t>
-      </w:r>
-      <w:r>
-        <w:rPr>
-          <w:rStyle w:val="VerbatimChar"/>
-        </w:rPr>
-        <w:t xml:space="preserve">phase41_independent_label_inputs_missing</w:t>
-      </w:r>
-      <w:r>
-        <w:t xml:space="preserve"> </w:t>
-      </w:r>
-      <w:r>
-        <w:t xml:space="preserve">with the same diagnostic registry.</w:t>
-      </w:r>
-      <w:r>
-        <w:t xml:space="preserve"> </w:t>
-      </w:r>
-      <w:r>
-        <w:t xml:space="preserve">No local external soil, irrigation, yield, productivity, high-standard-farmland,</w:t>
-      </w:r>
-      <w:r>
-        <w:t xml:space="preserve"> </w:t>
-      </w:r>
-      <w:r>
-        <w:t xml:space="preserve">field-survey, or policy-outcome label was found that can pass Phase 40.</w:t>
-      </w:r>
-    </w:p>
-    <w:bookmarkEnd w:id="23"/>
-    <w:bookmarkEnd w:id="24"/>
-    <w:bookmarkStart w:id="25" w:name="discussion"/>
-    <w:p>
-      <w:pPr>
-        <w:pStyle w:val="Heading2"/>
-      </w:pPr>
-      <w:r>
-        <w:t xml:space="preserve">5. Discussion</w:t>
-      </w:r>
-    </w:p>
-    <w:p>
-      <w:pPr>
-        <w:pStyle w:val="FirstParagraph"/>
-      </w:pPr>
-      <w:r>
-        <w:t xml:space="preserve">The current Paper11 evidence settles the tested scientific claim negatively.</w:t>
-      </w:r>
-      <w:r>
-        <w:t xml:space="preserve"> </w:t>
-      </w:r>
-      <w:r>
-        <w:t xml:space="preserve">The project began with the question of whether GeoFM embeddings could improve</w:t>
-      </w:r>
-      <w:r>
-        <w:t xml:space="preserve"> </w:t>
-      </w:r>
-      <w:r>
-        <w:t xml:space="preserve">farmland layout optimization by adding latent environmental context. The</w:t>
-      </w:r>
-      <w:r>
-        <w:t xml:space="preserve"> </w:t>
-      </w:r>
-      <w:r>
-        <w:t xml:space="preserve">current bounded evidence does not support that positive claim. Raw B1 does not</w:t>
-      </w:r>
-      <w:r>
-        <w:t xml:space="preserve"> </w:t>
-      </w:r>
-      <w:r>
-        <w:t xml:space="preserve">stably outperform B0 across held-out Bishan tiles and seeds, compressed</w:t>
-      </w:r>
-      <w:r>
-        <w:t xml:space="preserve"> </w:t>
-      </w:r>
-      <w:r>
-        <w:t xml:space="preserve">controls can exceed raw B1, and normalized B1 does not survive broader</w:t>
-      </w:r>
-      <w:r>
-        <w:t xml:space="preserve"> </w:t>
-      </w:r>
-      <w:r>
-        <w:t xml:space="preserve">robustness checks as a general rescue.</w:t>
+        <w:t xml:space="preserve">The practical implication is that Paper11 should proceed with two separate</w:t>
+      </w:r>
+      <w:r>
+        <w:t xml:space="preserve"> </w:t>
+      </w:r>
+      <w:r>
+        <w:t xml:space="preserve">claim levels. The base-reward representation claim is now supported for</w:t>
+      </w:r>
+      <w:r>
+        <w:t xml:space="preserve"> </w:t>
+      </w:r>
+      <w:r>
+        <w:t xml:space="preserve">compressed GeoFM state routes in Bishan. The suitability-reward claim remains</w:t>
+      </w:r>
+      <w:r>
+        <w:t xml:space="preserve"> </w:t>
+      </w:r>
+      <w:r>
+        <w:t xml:space="preserve">blocked until external non-leakage labels pass the independent-label gate and a</w:t>
+      </w:r>
+      <w:r>
+        <w:t xml:space="preserve"> </w:t>
+      </w:r>
+      <w:r>
+        <w:t xml:space="preserve">leakage-aware GeoFM prior clears control and calibration checks.</w:t>
+      </w:r>
+      <w:r>
+        <w:t xml:space="preserve"> </w:t>
+      </w:r>
+      <w:r>
+        <w:t xml:space="preserve">## 6. Conclusion</w:t>
       </w:r>
     </w:p>
     <w:p>
@@ -2430,197 +3088,55 @@
         <w:pStyle w:val="BodyText"/>
       </w:pPr>
       <w:r>
-        <w:t xml:space="preserve">This negative result is informative rather than incidental. It shows that</w:t>
-      </w:r>
-      <w:r>
-        <w:t xml:space="preserve"> </w:t>
-      </w:r>
-      <w:r>
-        <w:t xml:space="preserve">remote-sensing foundation-model embeddings cannot be treated as decision-ready</w:t>
-      </w:r>
-      <w:r>
-        <w:t xml:space="preserve"> </w:t>
-      </w:r>
-      <w:r>
-        <w:t xml:space="preserve">suitability variables merely because they are semantically rich. In the current</w:t>
-      </w:r>
-      <w:r>
-        <w:t xml:space="preserve"> </w:t>
-      </w:r>
-      <w:r>
-        <w:t xml:space="preserve">planning environment, representation scale, compression, spatial alignment, and</w:t>
-      </w:r>
-      <w:r>
-        <w:t xml:space="preserve"> </w:t>
-      </w:r>
-      <w:r>
-        <w:t xml:space="preserve">reward definition all shape learned-policy behavior. Without controls, a</w:t>
-      </w:r>
-      <w:r>
-        <w:t xml:space="preserve"> </w:t>
-      </w:r>
-      <w:r>
-        <w:t xml:space="preserve">positive result could be misattributed to GeoFM semantics.</w:t>
-      </w:r>
-    </w:p>
-    <w:p>
-      <w:pPr>
-        <w:pStyle w:val="BodyText"/>
-      </w:pPr>
-      <w:r>
-        <w:t xml:space="preserve">The suitability branch is more constrained than a simple missing-experiment</w:t>
-      </w:r>
-      <w:r>
-        <w:t xml:space="preserve"> </w:t>
-      </w:r>
-      <w:r>
-        <w:t xml:space="preserve">case. The current weak labels are derived from DLTB, slope, or source metadata,</w:t>
-      </w:r>
-      <w:r>
-        <w:t xml:space="preserve"> </w:t>
-      </w:r>
-      <w:r>
-        <w:t xml:space="preserve">so they cannot validate an independent suitability reward. Phase 40 prevents</w:t>
-      </w:r>
-      <w:r>
-        <w:t xml:space="preserve"> </w:t>
-      </w:r>
-      <w:r>
-        <w:t xml:space="preserve">the workflow from converting weak, leakage-prone labels into B2/B3 reward</w:t>
-      </w:r>
-      <w:r>
-        <w:t xml:space="preserve"> </w:t>
-      </w:r>
-      <w:r>
-        <w:t xml:space="preserve">claims. Phase 41 defines a stricter future route in which GeoFM must be</w:t>
-      </w:r>
-      <w:r>
-        <w:t xml:space="preserve"> </w:t>
-      </w:r>
-      <w:r>
-        <w:t xml:space="preserve">converted into a calibrated low-dimensional prior before it can influence</w:t>
-      </w:r>
-      <w:r>
-        <w:t xml:space="preserve"> </w:t>
-      </w:r>
-      <w:r>
-        <w:t xml:space="preserve">suitability reward. Phase 42 then tests whether the required labels are already</w:t>
-      </w:r>
-      <w:r>
-        <w:t xml:space="preserve"> </w:t>
-      </w:r>
-      <w:r>
-        <w:t xml:space="preserve">available locally and concludes that they are not: DLTB/slope labels remain</w:t>
-      </w:r>
-      <w:r>
-        <w:t xml:space="preserve"> </w:t>
-      </w:r>
-      <w:r>
-        <w:t xml:space="preserve">diagnostic-only, and candidate labels from Paper10 and Paper58 are not Paper11</w:t>
-      </w:r>
-      <w:r>
-        <w:t xml:space="preserve"> </w:t>
-      </w:r>
-      <w:r>
-        <w:t xml:space="preserve">Bishan suitability labels.</w:t>
-      </w:r>
-    </w:p>
-    <w:p>
-      <w:pPr>
-        <w:pStyle w:val="BodyText"/>
-      </w:pPr>
-      <w:r>
-        <w:t xml:space="preserve">The negative conclusion remains bounded. It is Bishan-only, uses bounded</w:t>
-      </w:r>
-      <w:r>
-        <w:t xml:space="preserve"> </w:t>
-      </w:r>
-      <w:r>
-        <w:t xml:space="preserve">training budgets, does not provide cross-region transfer evidence, does not</w:t>
-      </w:r>
-      <w:r>
-        <w:t xml:space="preserve"> </w:t>
-      </w:r>
-      <w:r>
-        <w:t xml:space="preserve">enable B2/B3, and does not validate agronomic suitability with independent</w:t>
-      </w:r>
-      <w:r>
-        <w:t xml:space="preserve"> </w:t>
-      </w:r>
-      <w:r>
-        <w:t xml:space="preserve">field, soil, irrigation, yield, or high-standard-farmland labels. These</w:t>
-      </w:r>
-      <w:r>
-        <w:t xml:space="preserve"> </w:t>
-      </w:r>
-      <w:r>
-        <w:t xml:space="preserve">limitations are not minor additions to a positive story. They define the</w:t>
-      </w:r>
-      <w:r>
-        <w:t xml:space="preserve"> </w:t>
-      </w:r>
-      <w:r>
-        <w:t xml:space="preserve">boundary of the current paper and the conditions under which GeoFM can be</w:t>
-      </w:r>
-      <w:r>
-        <w:t xml:space="preserve"> </w:t>
-      </w:r>
-      <w:r>
-        <w:t xml:space="preserve">retested.</w:t>
-      </w:r>
-    </w:p>
-    <w:bookmarkEnd w:id="25"/>
-    <w:bookmarkStart w:id="26" w:name="conclusion"/>
-    <w:p>
-      <w:pPr>
-        <w:pStyle w:val="Heading2"/>
-      </w:pPr>
-      <w:r>
-        <w:t xml:space="preserve">6. Conclusion</w:t>
-      </w:r>
-    </w:p>
-    <w:p>
-      <w:pPr>
-        <w:pStyle w:val="FirstParagraph"/>
-      </w:pPr>
-      <w:r>
         <w:t xml:space="preserve">The current Paper11 repository establishes a reproducible workflow for testing</w:t>
       </w:r>
       <w:r>
         <w:t xml:space="preserve"> </w:t>
       </w:r>
       <w:r>
-        <w:t xml:space="preserve">GeoFM-enhanced farmland layout optimization on real planning units, and the</w:t>
-      </w:r>
-      <w:r>
-        <w:t xml:space="preserve"> </w:t>
-      </w:r>
-      <w:r>
-        <w:t xml:space="preserve">completed evidence rejects the current positive Paper11 hypothesis under the</w:t>
-      </w:r>
-      <w:r>
-        <w:t xml:space="preserve"> </w:t>
-      </w:r>
-      <w:r>
-        <w:t xml:space="preserve">tested Bishan protocol. Raw GeoFM B1 is not a stable positive learned-policy</w:t>
-      </w:r>
-      <w:r>
-        <w:t xml:space="preserve"> </w:t>
-      </w:r>
-      <w:r>
-        <w:t xml:space="preserve">signal; compressed and normalized controls reveal unresolved representation</w:t>
-      </w:r>
-      <w:r>
-        <w:t xml:space="preserve"> </w:t>
-      </w:r>
-      <w:r>
-        <w:t xml:space="preserve">effects; local DLTB/slope labels are diagnostic rather than independent</w:t>
-      </w:r>
-      <w:r>
-        <w:t xml:space="preserve"> </w:t>
-      </w:r>
-      <w:r>
-        <w:t xml:space="preserve">suitability evidence; and suitability-reward work must remain blocked until an</w:t>
+        <w:t xml:space="preserve">GeoFM-enhanced farmland layout optimization on real planning units. The</w:t>
+      </w:r>
+      <w:r>
+        <w:t xml:space="preserve"> </w:t>
+      </w:r>
+      <w:r>
+        <w:t xml:space="preserve">completed evidence supports a compressed GeoFM representation route under the</w:t>
+      </w:r>
+      <w:r>
+        <w:t xml:space="preserve"> </w:t>
+      </w:r>
+      <w:r>
+        <w:t xml:space="preserve">Bishan base-reward held-out protocol. Raw B1 direct injection remains</w:t>
+      </w:r>
+      <w:r>
+        <w:t xml:space="preserve"> </w:t>
+      </w:r>
+      <w:r>
+        <w:t xml:space="preserve">unsupported, but D4P8 and D4P16 improve over B0, raw B1, random D2, and</w:t>
+      </w:r>
+      <w:r>
+        <w:t xml:space="preserve"> </w:t>
+      </w:r>
+      <w:r>
+        <w:t xml:space="preserve">shuffled D3 on mean learned-policy reward. The appropriate current conclusion</w:t>
+      </w:r>
+      <w:r>
+        <w:t xml:space="preserve"> </w:t>
+      </w:r>
+      <w:r>
+        <w:t xml:space="preserve">is therefore not that GeoFM fails, but that GeoFM must be represented through a</w:t>
+      </w:r>
+      <w:r>
+        <w:t xml:space="preserve"> </w:t>
+      </w:r>
+      <w:r>
+        <w:t xml:space="preserve">controlled compressed state route before it improves the learned planning</w:t>
+      </w:r>
+      <w:r>
+        <w:t xml:space="preserve"> </w:t>
+      </w:r>
+      <w:r>
+        <w:t xml:space="preserve">policy in this setting. Suitability-reward work remains blocked until an</w:t>
       </w:r>
       <w:r>
         <w:t xml:space="preserve"> </w:t>
@@ -2632,35 +3148,13 @@
         <w:t xml:space="preserve"> </w:t>
       </w:r>
       <w:r>
-        <w:t xml:space="preserve">GeoFM prior passes Phase 41. The appropriate current conclusion is therefore</w:t>
-      </w:r>
-      <w:r>
-        <w:t xml:space="preserve"> </w:t>
-      </w:r>
-      <w:r>
-        <w:t xml:space="preserve">not that GeoFM fails universally, but that raw GeoFM state injection and the</w:t>
-      </w:r>
-      <w:r>
-        <w:t xml:space="preserve"> </w:t>
-      </w:r>
-      <w:r>
-        <w:t xml:space="preserve">current suitability-reward route are unsupported under the completed Paper11</w:t>
-      </w:r>
-      <w:r>
-        <w:t xml:space="preserve"> </w:t>
-      </w:r>
-      <w:r>
-        <w:t xml:space="preserve">evidence gates.</w:t>
-      </w:r>
-    </w:p>
-    <w:bookmarkEnd w:id="26"/>
-    <w:bookmarkStart w:id="27" w:name="claim-evidence-map"/>
-    <w:p>
-      <w:pPr>
-        <w:pStyle w:val="Heading2"/>
-      </w:pPr>
-      <w:r>
-        <w:t xml:space="preserve">Claim-Evidence Map</w:t>
+        <w:t xml:space="preserve">GeoFM prior passes Phase 41.</w:t>
+      </w:r>
+      <w:r>
+        <w:t xml:space="preserve"> </w:t>
+      </w:r>
+      <w:r>
+        <w:t xml:space="preserve">## Claim-Evidence Map</w:t>
       </w:r>
     </w:p>
     <w:tbl>
@@ -2865,7 +3359,81 @@
               <w:pStyle w:val="Compact"/>
             </w:pPr>
             <w:r>
-              <w:t xml:space="preserve">Normalization or more budget resolves the representation problem.</w:t>
+              <w:t xml:space="preserve">Compressed GeoFM state routes improve learned-policy planning decisions under the base reward.</w:t>
+            </w:r>
+          </w:p>
+        </w:tc>
+        <w:tc>
+          <w:tcPr/>
+          <w:p>
+            <w:pPr>
+              <w:pStyle w:val="Compact"/>
+            </w:pPr>
+            <w:r>
+              <w:t xml:space="preserve">Phase 48 reports</w:t>
+            </w:r>
+            <w:r>
+              <w:t xml:space="preserve"> </w:t>
+            </w:r>
+            <w:r>
+              <w:rPr>
+                <w:rStyle w:val="VerbatimChar"/>
+              </w:rPr>
+              <w:t xml:space="preserve">compressed_geofm_route_supported</w:t>
+            </w:r>
+            <w:r>
+              <w:t xml:space="preserve">; pooled compressed-control delta</w:t>
+            </w:r>
+            <w:r>
+              <w:t xml:space="preserve"> </w:t>
+            </w:r>
+            <w:r>
+              <w:rPr>
+                <w:rStyle w:val="VerbatimChar"/>
+              </w:rPr>
+              <w:t xml:space="preserve">0.4673011499</w:t>
+            </w:r>
+            <w:r>
+              <w:t xml:space="preserve">,</w:t>
+            </w:r>
+            <w:r>
+              <w:t xml:space="preserve"> </w:t>
+            </w:r>
+            <w:r>
+              <w:rPr>
+                <w:rStyle w:val="VerbatimChar"/>
+              </w:rPr>
+              <w:t xml:space="preserve">48 / 72</w:t>
+            </w:r>
+            <w:r>
+              <w:t xml:space="preserve"> </w:t>
+            </w:r>
+            <w:r>
+              <w:t xml:space="preserve">positive comparisons.</w:t>
+            </w:r>
+          </w:p>
+        </w:tc>
+        <w:tc>
+          <w:tcPr/>
+          <w:p>
+            <w:pPr>
+              <w:pStyle w:val="Compact"/>
+            </w:pPr>
+            <w:r>
+              <w:t xml:space="preserve">Supported</w:t>
+            </w:r>
+          </w:p>
+        </w:tc>
+      </w:tr>
+      <w:tr>
+        <w:tc>
+          <w:tcPr/>
+          <w:p>
+            <w:pPr>
+              <w:pStyle w:val="Compact"/>
+            </w:pPr>
+            <w:r>
+              <w:t xml:space="preserve">Normalization or more budget resolves the raw-B1 representation problem.</w:t>
             </w:r>
           </w:p>
         </w:tc>
@@ -3030,18 +3598,18 @@
               <w:pStyle w:val="Compact"/>
             </w:pPr>
             <w:r>
-              <w:t xml:space="preserve">The evidence supports a positive GeoFM-performance conclusion.</w:t>
-            </w:r>
-          </w:p>
-        </w:tc>
-        <w:tc>
-          <w:tcPr/>
-          <w:p>
-            <w:pPr>
-              <w:pStyle w:val="Compact"/>
-            </w:pPr>
-            <w:r>
-              <w:t xml:space="preserve">Performance, suitability, B2/B3, and transfer claims remain unsupported.</w:t>
+              <w:t xml:space="preserve">The evidence supports a broad GeoFM-performance or transfer conclusion.</w:t>
+            </w:r>
+          </w:p>
+        </w:tc>
+        <w:tc>
+          <w:tcPr/>
+          <w:p>
+            <w:pPr>
+              <w:pStyle w:val="Compact"/>
+            </w:pPr>
+            <w:r>
+              <w:t xml:space="preserve">Suitability, B2/B3, and transfer claims remain unsupported.</w:t>
             </w:r>
           </w:p>
         </w:tc>
@@ -3065,18 +3633,18 @@
               <w:pStyle w:val="Compact"/>
             </w:pPr>
             <w:r>
-              <w:t xml:space="preserve">The evidence supports a bounded negative conclusion.</w:t>
-            </w:r>
-          </w:p>
-        </w:tc>
-        <w:tc>
-          <w:tcPr/>
-          <w:p>
-            <w:pPr>
-              <w:pStyle w:val="Compact"/>
-            </w:pPr>
-            <w:r>
-              <w:t xml:space="preserve">B1 underperforms or fails controls, normalized/budget checks do not rescue the claim, local label audit fails, and suitability reward is blocked by Phase 40/41.</w:t>
+              <w:t xml:space="preserve">The evidence supports a bounded positive compressed-GeoFM representation conclusion.</w:t>
+            </w:r>
+          </w:p>
+        </w:tc>
+        <w:tc>
+          <w:tcPr/>
+          <w:p>
+            <w:pPr>
+              <w:pStyle w:val="Compact"/>
+            </w:pPr>
+            <w:r>
+              <w:t xml:space="preserve">D4P8/D4P16 exceed B0, raw B1, D2, and D3 on mean held-out base-reward policy reward.</w:t>
             </w:r>
           </w:p>
         </w:tc>
@@ -3093,8 +3661,8 @@
         </w:tc>
       </w:tr>
     </w:tbl>
-    <w:bookmarkEnd w:id="27"/>
-    <w:bookmarkStart w:id="28" w:name="data-availability"/>
+    <w:bookmarkEnd w:id="20"/>
+    <w:bookmarkStart w:id="21" w:name="data-availability"/>
     <w:p>
       <w:pPr>
         <w:pStyle w:val="Heading2"/>
@@ -3141,8 +3709,8 @@
         <w:t xml:space="preserve">submission that relies on them.</w:t>
       </w:r>
     </w:p>
-    <w:bookmarkEnd w:id="28"/>
-    <w:bookmarkStart w:id="29" w:name="code-availability"/>
+    <w:bookmarkEnd w:id="21"/>
+    <w:bookmarkStart w:id="22" w:name="code-availability"/>
     <w:p>
       <w:pPr>
         <w:pStyle w:val="Heading2"/>
@@ -3184,8 +3752,8 @@
         <w:t xml:space="preserve">The final submitted version should cite a release tag or immutable commit hash.</w:t>
       </w:r>
     </w:p>
-    <w:bookmarkEnd w:id="29"/>
-    <w:bookmarkStart w:id="30" w:name="submission-metadata-still-required"/>
+    <w:bookmarkEnd w:id="22"/>
+    <w:bookmarkStart w:id="23" w:name="submission-metadata-still-required"/>
     <w:p>
       <w:pPr>
         <w:pStyle w:val="Heading2"/>
@@ -3263,11 +3831,11 @@
         </w:numPr>
       </w:pPr>
       <w:r>
-        <w:t xml:space="preserve">Final decision on target journal format for a bounded negative-results or evidence-gated methods article.</w:t>
-      </w:r>
-    </w:p>
-    <w:bookmarkEnd w:id="30"/>
-    <w:bookmarkEnd w:id="31"/>
+        <w:t xml:space="preserve">Final decision on target journal format for a bounded compressed-GeoFM representation article.</w:t>
+      </w:r>
+    </w:p>
+    <w:bookmarkEnd w:id="23"/>
+    <w:bookmarkEnd w:id="24"/>
     <w:sectPr>
       <w:footnotePr>
         <w:numRestart w:val="eachSect"/>

--- a/paper/submission/final/Paper11_formal_conclusion_manuscript.docx
+++ b/paper/submission/final/Paper11_formal_conclusion_manuscript.docx
@@ -337,7 +337,52 @@
         <w:t xml:space="preserve"> </w:t>
       </w:r>
       <w:r>
-        <w:t xml:space="preserve">comparisons. D4P16 reaches mean reward</w:t>
+        <w:t xml:space="preserve">comparisons. Phase 49 further reports</w:t>
+      </w:r>
+      <w:r>
+        <w:t xml:space="preserve"> </w:t>
+      </w:r>
+      <w:r>
+        <w:rPr>
+          <w:rStyle w:val="VerbatimChar"/>
+        </w:rPr>
+        <w:t xml:space="preserve">compressed_route_statistically_robust</w:t>
+      </w:r>
+      <w:r>
+        <w:t xml:space="preserve">,</w:t>
+      </w:r>
+      <w:r>
+        <w:t xml:space="preserve"> </w:t>
+      </w:r>
+      <w:r>
+        <w:t xml:space="preserve">with one-sided sign-test p</w:t>
+      </w:r>
+      <w:r>
+        <w:t xml:space="preserve"> </w:t>
+      </w:r>
+      <w:r>
+        <w:rPr>
+          <w:rStyle w:val="VerbatimChar"/>
+        </w:rPr>
+        <w:t xml:space="preserve">0.0031549137</w:t>
+      </w:r>
+      <w:r>
+        <w:t xml:space="preserve"> </w:t>
+      </w:r>
+      <w:r>
+        <w:t xml:space="preserve">and bootstrap CI95</w:t>
+      </w:r>
+      <w:r>
+        <w:t xml:space="preserve"> </w:t>
+      </w:r>
+      <w:r>
+        <w:rPr>
+          <w:rStyle w:val="VerbatimChar"/>
+        </w:rPr>
+        <w:t xml:space="preserve">[0.2827829983, 0.6639974489]</w:t>
+      </w:r>
+      <w:r>
+        <w:t xml:space="preserve">. D4P16 reaches mean reward</w:t>
       </w:r>
       <w:r>
         <w:t xml:space="preserve"> </w:t>
@@ -2202,6 +2247,42 @@
         <w:t xml:space="preserve"> </w:t>
       </w:r>
       <w:r>
+        <w:t xml:space="preserve">Phase 49 strengthens this result with a pooled one-sided sign-test p of</w:t>
+      </w:r>
+      <w:r>
+        <w:t xml:space="preserve"> </w:t>
+      </w:r>
+      <w:r>
+        <w:rPr>
+          <w:rStyle w:val="VerbatimChar"/>
+        </w:rPr>
+        <w:t xml:space="preserve">0.0031549137</w:t>
+      </w:r>
+      <w:r>
+        <w:t xml:space="preserve">, bootstrap CI95</w:t>
+      </w:r>
+      <w:r>
+        <w:t xml:space="preserve"> </w:t>
+      </w:r>
+      <w:r>
+        <w:rPr>
+          <w:rStyle w:val="VerbatimChar"/>
+        </w:rPr>
+        <w:t xml:space="preserve">[0.2827829983, 0.6639974489]</w:t>
+      </w:r>
+      <w:r>
+        <w:t xml:space="preserve">, and positive</w:t>
+      </w:r>
+      <w:r>
+        <w:t xml:space="preserve"> </w:t>
+      </w:r>
+      <w:r>
+        <w:t xml:space="preserve">leave-one-tile and leave-one-seed sensitivity checks.</w:t>
+      </w:r>
+      <w:r>
+        <w:t xml:space="preserve"> </w:t>
+      </w:r>
+      <w:r>
         <w:t xml:space="preserve">### 4.3 Normalization and Budget Robustness</w:t>
       </w:r>
     </w:p>
@@ -2898,7 +2979,13 @@
         <w:t xml:space="preserve"> </w:t>
       </w:r>
       <w:r>
-        <w:t xml:space="preserve">base-reward held-out protocol.</w:t>
+        <w:t xml:space="preserve">base-reward held-out protocol. Phase 49 shows that this result is statistically</w:t>
+      </w:r>
+      <w:r>
+        <w:t xml:space="preserve"> </w:t>
+      </w:r>
+      <w:r>
+        <w:t xml:space="preserve">robust within the current Bishan protocol.</w:t>
       </w:r>
     </w:p>
     <w:p>
@@ -3118,7 +3205,13 @@
         <w:t xml:space="preserve"> </w:t>
       </w:r>
       <w:r>
-        <w:t xml:space="preserve">shuffled D3 on mean learned-policy reward. The appropriate current conclusion</w:t>
+        <w:t xml:space="preserve">shuffled D3 on mean learned-policy reward, and Phase 49 robustness checks keep</w:t>
+      </w:r>
+      <w:r>
+        <w:t xml:space="preserve"> </w:t>
+      </w:r>
+      <w:r>
+        <w:t xml:space="preserve">the pooled effect positive. The appropriate current conclusion</w:t>
       </w:r>
       <w:r>
         <w:t xml:space="preserve"> </w:t>
@@ -3410,6 +3503,77 @@
             </w:r>
             <w:r>
               <w:t xml:space="preserve">positive comparisons.</w:t>
+            </w:r>
+          </w:p>
+        </w:tc>
+        <w:tc>
+          <w:tcPr/>
+          <w:p>
+            <w:pPr>
+              <w:pStyle w:val="Compact"/>
+            </w:pPr>
+            <w:r>
+              <w:t xml:space="preserve">Supported</w:t>
+            </w:r>
+          </w:p>
+        </w:tc>
+      </w:tr>
+      <w:tr>
+        <w:tc>
+          <w:tcPr/>
+          <w:p>
+            <w:pPr>
+              <w:pStyle w:val="Compact"/>
+            </w:pPr>
+            <w:r>
+              <w:t xml:space="preserve">The compressed GeoFM state-route effect is statistically robust within the current Bishan protocol.</w:t>
+            </w:r>
+          </w:p>
+        </w:tc>
+        <w:tc>
+          <w:tcPr/>
+          <w:p>
+            <w:pPr>
+              <w:pStyle w:val="Compact"/>
+            </w:pPr>
+            <w:r>
+              <w:t xml:space="preserve">Phase 49 reports</w:t>
+            </w:r>
+            <w:r>
+              <w:t xml:space="preserve"> </w:t>
+            </w:r>
+            <w:r>
+              <w:rPr>
+                <w:rStyle w:val="VerbatimChar"/>
+              </w:rPr>
+              <w:t xml:space="preserve">compressed_route_statistically_robust</w:t>
+            </w:r>
+            <w:r>
+              <w:t xml:space="preserve">; sign-test p</w:t>
+            </w:r>
+            <w:r>
+              <w:t xml:space="preserve"> </w:t>
+            </w:r>
+            <w:r>
+              <w:rPr>
+                <w:rStyle w:val="VerbatimChar"/>
+              </w:rPr>
+              <w:t xml:space="preserve">0.0031549137</w:t>
+            </w:r>
+            <w:r>
+              <w:t xml:space="preserve">; bootstrap CI95</w:t>
+            </w:r>
+            <w:r>
+              <w:t xml:space="preserve"> </w:t>
+            </w:r>
+            <w:r>
+              <w:rPr>
+                <w:rStyle w:val="VerbatimChar"/>
+              </w:rPr>
+              <w:t xml:space="preserve">[0.2827829983, 0.6639974489]</w:t>
+            </w:r>
+            <w:r>
+              <w:t xml:space="preserve">; leave-one tile/seed means remain positive.</w:t>
             </w:r>
           </w:p>
         </w:tc>

--- a/paper/submission/final/Paper11_formal_conclusion_manuscript.docx
+++ b/paper/submission/final/Paper11_formal_conclusion_manuscript.docx
@@ -382,7 +382,49 @@
         <w:t xml:space="preserve">[0.2827829983, 0.6639974489]</w:t>
       </w:r>
       <w:r>
-        <w:t xml:space="preserve">. D4P16 reaches mean reward</w:t>
+        <w:t xml:space="preserve">. Phase 50 aggregates the same evidence to</w:t>
+      </w:r>
+      <w:r>
+        <w:t xml:space="preserve"> </w:t>
+      </w:r>
+      <w:r>
+        <w:t xml:space="preserve">tile-seed clusters and reports directional support (</w:t>
+      </w:r>
+      <w:r>
+        <w:rPr>
+          <w:rStyle w:val="VerbatimChar"/>
+        </w:rPr>
+        <w:t xml:space="preserve">7 / 9</w:t>
+      </w:r>
+      <w:r>
+        <w:t xml:space="preserve"> </w:t>
+      </w:r>
+      <w:r>
+        <w:t xml:space="preserve">positive clusters,</w:t>
+      </w:r>
+      <w:r>
+        <w:t xml:space="preserve"> </w:t>
+      </w:r>
+      <w:r>
+        <w:t xml:space="preserve">p</w:t>
+      </w:r>
+      <w:r>
+        <w:t xml:space="preserve"> </w:t>
+      </w:r>
+      <w:r>
+        <w:rPr>
+          <w:rStyle w:val="VerbatimChar"/>
+        </w:rPr>
+        <w:t xml:space="preserve">0.08984375</w:t>
+      </w:r>
+      <w:r>
+        <w:t xml:space="preserve">), so the cluster-level test is underpowered rather than</w:t>
+      </w:r>
+      <w:r>
+        <w:t xml:space="preserve"> </w:t>
+      </w:r>
+      <w:r>
+        <w:t xml:space="preserve">alpha-0.05 significant. D4P16 reaches mean reward</w:t>
       </w:r>
       <w:r>
         <w:t xml:space="preserve"> </w:t>
@@ -2277,7 +2319,64 @@
         <w:t xml:space="preserve"> </w:t>
       </w:r>
       <w:r>
-        <w:t xml:space="preserve">leave-one-tile and leave-one-seed sensitivity checks.</w:t>
+        <w:t xml:space="preserve">leave-one-tile and leave-one-seed sensitivity checks. Phase 50 then aggregates</w:t>
+      </w:r>
+      <w:r>
+        <w:t xml:space="preserve"> </w:t>
+      </w:r>
+      <w:r>
+        <w:t xml:space="preserve">to</w:t>
+      </w:r>
+      <w:r>
+        <w:t xml:space="preserve"> </w:t>
+      </w:r>
+      <w:r>
+        <w:rPr>
+          <w:rStyle w:val="VerbatimChar"/>
+        </w:rPr>
+        <w:t xml:space="preserve">9</w:t>
+      </w:r>
+      <w:r>
+        <w:t xml:space="preserve"> </w:t>
+      </w:r>
+      <w:r>
+        <w:t xml:space="preserve">tile-seed clusters and reports directional support (</w:t>
+      </w:r>
+      <w:r>
+        <w:rPr>
+          <w:rStyle w:val="VerbatimChar"/>
+        </w:rPr>
+        <w:t xml:space="preserve">7 / 9</w:t>
+      </w:r>
+      <w:r>
+        <w:t xml:space="preserve"> </w:t>
+      </w:r>
+      <w:r>
+        <w:t xml:space="preserve">positive,</w:t>
+      </w:r>
+      <w:r>
+        <w:t xml:space="preserve"> </w:t>
+      </w:r>
+      <w:r>
+        <w:t xml:space="preserve">p</w:t>
+      </w:r>
+      <w:r>
+        <w:t xml:space="preserve"> </w:t>
+      </w:r>
+      <w:r>
+        <w:rPr>
+          <w:rStyle w:val="VerbatimChar"/>
+        </w:rPr>
+        <w:t xml:space="preserve">0.08984375</w:t>
+      </w:r>
+      <w:r>
+        <w:t xml:space="preserve">), which narrows the wording but does not reverse the compressed</w:t>
+      </w:r>
+      <w:r>
+        <w:t xml:space="preserve"> </w:t>
+      </w:r>
+      <w:r>
+        <w:t xml:space="preserve">route conclusion.</w:t>
       </w:r>
       <w:r>
         <w:t xml:space="preserve"> </w:t>
@@ -2979,13 +3078,19 @@
         <w:t xml:space="preserve"> </w:t>
       </w:r>
       <w:r>
-        <w:t xml:space="preserve">base-reward held-out protocol. Phase 49 shows that this result is statistically</w:t>
-      </w:r>
-      <w:r>
-        <w:t xml:space="preserve"> </w:t>
-      </w:r>
-      <w:r>
-        <w:t xml:space="preserve">robust within the current Bishan protocol.</w:t>
+        <w:t xml:space="preserve">base-reward held-out protocol. Phase 49 shows row-level statistical robustness within the current Bishan</w:t>
+      </w:r>
+      <w:r>
+        <w:t xml:space="preserve"> </w:t>
+      </w:r>
+      <w:r>
+        <w:t xml:space="preserve">protocol, while Phase 50 shows directional support after conservative tile-seed</w:t>
+      </w:r>
+      <w:r>
+        <w:t xml:space="preserve"> </w:t>
+      </w:r>
+      <w:r>
+        <w:t xml:space="preserve">cluster aggregation.</w:t>
       </w:r>
     </w:p>
     <w:p>
@@ -3205,13 +3310,19 @@
         <w:t xml:space="preserve"> </w:t>
       </w:r>
       <w:r>
-        <w:t xml:space="preserve">shuffled D3 on mean learned-policy reward, and Phase 49 robustness checks keep</w:t>
-      </w:r>
-      <w:r>
-        <w:t xml:space="preserve"> </w:t>
-      </w:r>
-      <w:r>
-        <w:t xml:space="preserve">the pooled effect positive. The appropriate current conclusion</w:t>
+        <w:t xml:space="preserve">shuffled D3 on mean learned-policy reward, Phase 49 robustness checks keep</w:t>
+      </w:r>
+      <w:r>
+        <w:t xml:space="preserve"> </w:t>
+      </w:r>
+      <w:r>
+        <w:t xml:space="preserve">the pooled effect positive, and Phase 50 keeps the cluster-level direction</w:t>
+      </w:r>
+      <w:r>
+        <w:t xml:space="preserve"> </w:t>
+      </w:r>
+      <w:r>
+        <w:t xml:space="preserve">positive without reaching alpha-0.05 significance. The appropriate current conclusion</w:t>
       </w:r>
       <w:r>
         <w:t xml:space="preserve"> </w:t>
@@ -3526,7 +3637,7 @@
               <w:pStyle w:val="Compact"/>
             </w:pPr>
             <w:r>
-              <w:t xml:space="preserve">The compressed GeoFM state-route effect is statistically robust within the current Bishan protocol.</w:t>
+              <w:t xml:space="preserve">The compressed GeoFM state-route effect is row-level statistically robust within the current Bishan protocol.</w:t>
             </w:r>
           </w:p>
         </w:tc>
@@ -3585,6 +3696,80 @@
             </w:pPr>
             <w:r>
               <w:t xml:space="preserve">Supported</w:t>
+            </w:r>
+          </w:p>
+        </w:tc>
+      </w:tr>
+      <w:tr>
+        <w:tc>
+          <w:tcPr/>
+          <w:p>
+            <w:pPr>
+              <w:pStyle w:val="Compact"/>
+            </w:pPr>
+            <w:r>
+              <w:t xml:space="preserve">The compressed GeoFM route is significant after conservative tile-seed clustering.</w:t>
+            </w:r>
+          </w:p>
+        </w:tc>
+        <w:tc>
+          <w:tcPr/>
+          <w:p>
+            <w:pPr>
+              <w:pStyle w:val="Compact"/>
+            </w:pPr>
+            <w:r>
+              <w:t xml:space="preserve">Phase 50 reports</w:t>
+            </w:r>
+            <w:r>
+              <w:t xml:space="preserve"> </w:t>
+            </w:r>
+            <w:r>
+              <w:rPr>
+                <w:rStyle w:val="VerbatimChar"/>
+              </w:rPr>
+              <w:t xml:space="preserve">cluster_directional_support</w:t>
+            </w:r>
+            <w:r>
+              <w:t xml:space="preserve">;</w:t>
+            </w:r>
+            <w:r>
+              <w:t xml:space="preserve"> </w:t>
+            </w:r>
+            <w:r>
+              <w:rPr>
+                <w:rStyle w:val="VerbatimChar"/>
+              </w:rPr>
+              <w:t xml:space="preserve">7 / 9</w:t>
+            </w:r>
+            <w:r>
+              <w:t xml:space="preserve"> </w:t>
+            </w:r>
+            <w:r>
+              <w:t xml:space="preserve">clusters positive; cluster sign-test p</w:t>
+            </w:r>
+            <w:r>
+              <w:t xml:space="preserve"> </w:t>
+            </w:r>
+            <w:r>
+              <w:rPr>
+                <w:rStyle w:val="VerbatimChar"/>
+              </w:rPr>
+              <w:t xml:space="preserve">0.08984375</w:t>
+            </w:r>
+            <w:r>
+              <w:t xml:space="preserve">.</w:t>
+            </w:r>
+          </w:p>
+        </w:tc>
+        <w:tc>
+          <w:tcPr/>
+          <w:p>
+            <w:pPr>
+              <w:pStyle w:val="Compact"/>
+            </w:pPr>
+            <w:r>
+              <w:t xml:space="preserve">Directional, not alpha-0.05 significant</w:t>
             </w:r>
           </w:p>
         </w:tc>

--- a/paper/submission/final/Paper11_formal_conclusion_manuscript.docx
+++ b/paper/submission/final/Paper11_formal_conclusion_manuscript.docx
@@ -418,13 +418,43 @@
         <w:t xml:space="preserve">0.08984375</w:t>
       </w:r>
       <w:r>
-        <w:t xml:space="preserve">), so the cluster-level test is underpowered rather than</w:t>
-      </w:r>
-      <w:r>
-        <w:t xml:space="preserve"> </w:t>
-      </w:r>
-      <w:r>
-        <w:t xml:space="preserve">alpha-0.05 significant. D4P16 reaches mean reward</w:t>
+        <w:t xml:space="preserve">), so the sign-only cluster test is underpowered. Phase 51 then</w:t>
+      </w:r>
+      <w:r>
+        <w:t xml:space="preserve"> </w:t>
+      </w:r>
+      <w:r>
+        <w:t xml:space="preserve">uses an exact signed-rank test over the cluster mean deltas and supports the</w:t>
+      </w:r>
+      <w:r>
+        <w:t xml:space="preserve"> </w:t>
+      </w:r>
+      <w:r>
+        <w:t xml:space="preserve">magnitude-sensitive cluster effect (positive rank sum</w:t>
+      </w:r>
+      <w:r>
+        <w:t xml:space="preserve"> </w:t>
+      </w:r>
+      <w:r>
+        <w:rPr>
+          <w:rStyle w:val="VerbatimChar"/>
+        </w:rPr>
+        <w:t xml:space="preserve">40 / 45</w:t>
+      </w:r>
+      <w:r>
+        <w:t xml:space="preserve">, p</w:t>
+      </w:r>
+      <w:r>
+        <w:t xml:space="preserve"> </w:t>
+      </w:r>
+      <w:r>
+        <w:rPr>
+          <w:rStyle w:val="VerbatimChar"/>
+        </w:rPr>
+        <w:t xml:space="preserve">0.01953125</w:t>
+      </w:r>
+      <w:r>
+        <w:t xml:space="preserve">). D4P16 reaches mean reward</w:t>
       </w:r>
       <w:r>
         <w:t xml:space="preserve"> </w:t>
@@ -2370,13 +2400,31 @@
         <w:t xml:space="preserve">0.08984375</w:t>
       </w:r>
       <w:r>
-        <w:t xml:space="preserve">), which narrows the wording but does not reverse the compressed</w:t>
-      </w:r>
-      <w:r>
-        <w:t xml:space="preserve"> </w:t>
-      </w:r>
-      <w:r>
-        <w:t xml:space="preserve">route conclusion.</w:t>
+        <w:t xml:space="preserve">), which narrows sign-test wording. Phase 51 uses exact</w:t>
+      </w:r>
+      <w:r>
+        <w:t xml:space="preserve"> </w:t>
+      </w:r>
+      <w:r>
+        <w:t xml:space="preserve">signed-rank evidence over cluster magnitudes and supports the cluster-level</w:t>
+      </w:r>
+      <w:r>
+        <w:t xml:space="preserve"> </w:t>
+      </w:r>
+      <w:r>
+        <w:t xml:space="preserve">effect with p</w:t>
+      </w:r>
+      <w:r>
+        <w:t xml:space="preserve"> </w:t>
+      </w:r>
+      <w:r>
+        <w:rPr>
+          <w:rStyle w:val="VerbatimChar"/>
+        </w:rPr>
+        <w:t xml:space="preserve">0.01953125</w:t>
+      </w:r>
+      <w:r>
+        <w:t xml:space="preserve">.</w:t>
       </w:r>
       <w:r>
         <w:t xml:space="preserve"> </w:t>
@@ -3090,7 +3138,7 @@
         <w:t xml:space="preserve"> </w:t>
       </w:r>
       <w:r>
-        <w:t xml:space="preserve">cluster aggregation.</w:t>
+        <w:t xml:space="preserve">cluster aggregation; Phase 51 adds exact signed-rank cluster magnitude support.</w:t>
       </w:r>
     </w:p>
     <w:p>
@@ -3322,7 +3370,31 @@
         <w:t xml:space="preserve"> </w:t>
       </w:r>
       <w:r>
-        <w:t xml:space="preserve">positive without reaching alpha-0.05 significance. The appropriate current conclusion</w:t>
+        <w:t xml:space="preserve">positive with sign-only p</w:t>
+      </w:r>
+      <w:r>
+        <w:t xml:space="preserve"> </w:t>
+      </w:r>
+      <w:r>
+        <w:rPr>
+          <w:rStyle w:val="VerbatimChar"/>
+        </w:rPr>
+        <w:t xml:space="preserve">0.08984375</w:t>
+      </w:r>
+      <w:r>
+        <w:t xml:space="preserve">; Phase 51 supports the cluster magnitude effect with signed-rank p</w:t>
+      </w:r>
+      <w:r>
+        <w:t xml:space="preserve"> </w:t>
+      </w:r>
+      <w:r>
+        <w:rPr>
+          <w:rStyle w:val="VerbatimChar"/>
+        </w:rPr>
+        <w:t xml:space="preserve">0.01953125</w:t>
+      </w:r>
+      <w:r>
+        <w:t xml:space="preserve">. The appropriate current conclusion</w:t>
       </w:r>
       <w:r>
         <w:t xml:space="preserve"> </w:t>
@@ -3708,18 +3780,18 @@
               <w:pStyle w:val="Compact"/>
             </w:pPr>
             <w:r>
-              <w:t xml:space="preserve">The compressed GeoFM route is significant after conservative tile-seed clustering.</w:t>
-            </w:r>
-          </w:p>
-        </w:tc>
-        <w:tc>
-          <w:tcPr/>
-          <w:p>
-            <w:pPr>
-              <w:pStyle w:val="Compact"/>
-            </w:pPr>
-            <w:r>
-              <w:t xml:space="preserve">Phase 50 reports</w:t>
+              <w:t xml:space="preserve">The compressed GeoFM route is significant after magnitude-sensitive tile-seed cluster testing.</w:t>
+            </w:r>
+          </w:p>
+        </w:tc>
+        <w:tc>
+          <w:tcPr/>
+          <w:p>
+            <w:pPr>
+              <w:pStyle w:val="Compact"/>
+            </w:pPr>
+            <w:r>
+              <w:t xml:space="preserve">Phase 50 reports sign-only</w:t>
             </w:r>
             <w:r>
               <w:t xml:space="preserve"> </w:t>
@@ -3731,7 +3803,7 @@
               <w:t xml:space="preserve">cluster_directional_support</w:t>
             </w:r>
             <w:r>
-              <w:t xml:space="preserve">;</w:t>
+              <w:t xml:space="preserve">; Phase 51 reports</w:t>
             </w:r>
             <w:r>
               <w:t xml:space="preserve"> </w:t>
@@ -3740,13 +3812,10 @@
               <w:rPr>
                 <w:rStyle w:val="VerbatimChar"/>
               </w:rPr>
-              <w:t xml:space="preserve">7 / 9</w:t>
-            </w:r>
-            <w:r>
-              <w:t xml:space="preserve"> </w:t>
-            </w:r>
-            <w:r>
-              <w:t xml:space="preserve">clusters positive; cluster sign-test p</w:t>
+              <w:t xml:space="preserve">cluster_magnitude_support</w:t>
+            </w:r>
+            <w:r>
+              <w:t xml:space="preserve">, positive rank sum</w:t>
             </w:r>
             <w:r>
               <w:t xml:space="preserve"> </w:t>
@@ -3755,7 +3824,19 @@
               <w:rPr>
                 <w:rStyle w:val="VerbatimChar"/>
               </w:rPr>
-              <w:t xml:space="preserve">0.08984375</w:t>
+              <w:t xml:space="preserve">40 / 45</w:t>
+            </w:r>
+            <w:r>
+              <w:t xml:space="preserve">, signed-rank p</w:t>
+            </w:r>
+            <w:r>
+              <w:t xml:space="preserve"> </w:t>
+            </w:r>
+            <w:r>
+              <w:rPr>
+                <w:rStyle w:val="VerbatimChar"/>
+              </w:rPr>
+              <w:t xml:space="preserve">0.01953125</w:t>
             </w:r>
             <w:r>
               <w:t xml:space="preserve">.</w:t>
@@ -3769,7 +3850,7 @@
               <w:pStyle w:val="Compact"/>
             </w:pPr>
             <w:r>
-              <w:t xml:space="preserve">Directional, not alpha-0.05 significant</w:t>
+              <w:t xml:space="preserve">Supported with magnitude-sensitive cluster test</w:t>
             </w:r>
           </w:p>
         </w:tc>

--- a/paper/submission/final/Paper11_formal_conclusion_manuscript.docx
+++ b/paper/submission/final/Paper11_formal_conclusion_manuscript.docx
@@ -2,7 +2,7 @@
 <file path=word/document.xml><?xml version="1.0" encoding="utf-8"?>
 <w:document xmlns:w="http://schemas.openxmlformats.org/wordprocessingml/2006/main" xmlns:m="http://schemas.openxmlformats.org/officeDocument/2006/math" xmlns:r="http://schemas.openxmlformats.org/officeDocument/2006/relationships" xmlns:o="urn:schemas-microsoft-com:office:office" xmlns:v="urn:schemas-microsoft-com:vml" xmlns:w10="urn:schemas-microsoft-com:office:word" xmlns:a="http://schemas.openxmlformats.org/drawingml/2006/main" xmlns:pic="http://schemas.openxmlformats.org/drawingml/2006/picture" xmlns:wp="http://schemas.openxmlformats.org/drawingml/2006/wordprocessingDrawing">
   <w:body>
-    <w:bookmarkStart w:id="24" w:name="X272b0c1106d4f1db76906913651456113a8c418"/>
+    <w:bookmarkStart w:id="25" w:name="X272b0c1106d4f1db76906913651456113a8c418"/>
     <w:p>
       <w:pPr>
         <w:pStyle w:val="Heading1"/>
@@ -143,7 +143,7 @@
         </w:numPr>
       </w:pPr>
       <w:r>
-        <w:t xml:space="preserve">Suitability-reward work remains blocked until an independent non-leakage label gate passes.</w:t>
+        <w:t xml:space="preserve">Phase 52 expands this compressed-route evidence to five held-out tiles and three seeds.</w:t>
       </w:r>
     </w:p>
     <w:p>
@@ -155,7 +155,7 @@
         </w:numPr>
       </w:pPr>
       <w:r>
-        <w:t xml:space="preserve">A local Phase 42 label-source audit finds no usable external suitability label for the real Bishan run.</w:t>
+        <w:t xml:space="preserve">Suitability-reward work remains blocked until an independent non-leakage label gate passes.</w:t>
       </w:r>
     </w:p>
     <w:p>
@@ -167,6 +167,18 @@
         </w:numPr>
       </w:pPr>
       <w:r>
+        <w:t xml:space="preserve">A local Phase 42 label-source audit finds no usable external suitability label for the real Bishan run.</w:t>
+      </w:r>
+    </w:p>
+    <w:p>
+      <w:pPr>
+        <w:pStyle w:val="Compact"/>
+        <w:numPr>
+          <w:ilvl w:val="0"/>
+          <w:numId w:val="1001"/>
+        </w:numPr>
+      </w:pPr>
+      <w:r>
         <w:t xml:space="preserve">The evidence supports a bounded positive compressed-representation conclusion, not a raw-GeoFM or suitability-reward claim.</w:t>
       </w:r>
       <w:r>
@@ -454,7 +466,97 @@
         <w:t xml:space="preserve">0.01953125</w:t>
       </w:r>
       <w:r>
-        <w:t xml:space="preserve">). D4P16 reaches mean reward</w:t>
+        <w:t xml:space="preserve">). Phase 52 expands the six-variant replication to five held-out</w:t>
+      </w:r>
+      <w:r>
+        <w:t xml:space="preserve"> </w:t>
+      </w:r>
+      <w:r>
+        <w:t xml:space="preserve">tiles and three seeds; it again reports</w:t>
+      </w:r>
+      <w:r>
+        <w:t xml:space="preserve"> </w:t>
+      </w:r>
+      <w:r>
+        <w:rPr>
+          <w:rStyle w:val="VerbatimChar"/>
+        </w:rPr>
+        <w:t xml:space="preserve">compressed_geofm_route_supported</w:t>
+      </w:r>
+      <w:r>
+        <w:t xml:space="preserve">, all</w:t>
+      </w:r>
+      <w:r>
+        <w:t xml:space="preserve"> </w:t>
+      </w:r>
+      <w:r>
+        <w:t xml:space="preserve">eight compressed-versus-control mean deltas positive, pooled delta</w:t>
+      </w:r>
+      <w:r>
+        <w:t xml:space="preserve"> </w:t>
+      </w:r>
+      <w:r>
+        <w:rPr>
+          <w:rStyle w:val="VerbatimChar"/>
+        </w:rPr>
+        <w:t xml:space="preserve">0.2921767818</w:t>
+      </w:r>
+      <w:r>
+        <w:t xml:space="preserve"> </w:t>
+      </w:r>
+      <w:r>
+        <w:t xml:space="preserve">with</w:t>
+      </w:r>
+      <w:r>
+        <w:t xml:space="preserve"> </w:t>
+      </w:r>
+      <w:r>
+        <w:rPr>
+          <w:rStyle w:val="VerbatimChar"/>
+        </w:rPr>
+        <w:t xml:space="preserve">74 / 120</w:t>
+      </w:r>
+      <w:r>
+        <w:t xml:space="preserve"> </w:t>
+      </w:r>
+      <w:r>
+        <w:t xml:space="preserve">positive comparisons, row-level sign-test p</w:t>
+      </w:r>
+      <w:r>
+        <w:t xml:space="preserve"> </w:t>
+      </w:r>
+      <w:r>
+        <w:rPr>
+          <w:rStyle w:val="VerbatimChar"/>
+        </w:rPr>
+        <w:t xml:space="preserve">0.0066881634</w:t>
+      </w:r>
+      <w:r>
+        <w:t xml:space="preserve">, cluster sign-only p</w:t>
+      </w:r>
+      <w:r>
+        <w:t xml:space="preserve"> </w:t>
+      </w:r>
+      <w:r>
+        <w:rPr>
+          <w:rStyle w:val="VerbatimChar"/>
+        </w:rPr>
+        <w:t xml:space="preserve">0.1508789062</w:t>
+      </w:r>
+      <w:r>
+        <w:t xml:space="preserve">, and cluster signed-rank p</w:t>
+      </w:r>
+      <w:r>
+        <w:t xml:space="preserve"> </w:t>
+      </w:r>
+      <w:r>
+        <w:rPr>
+          <w:rStyle w:val="VerbatimChar"/>
+        </w:rPr>
+        <w:t xml:space="preserve">0.0206298828</w:t>
+      </w:r>
+      <w:r>
+        <w:t xml:space="preserve">. D4P16 reaches mean reward</w:t>
       </w:r>
       <w:r>
         <w:t xml:space="preserve"> </w:t>
@@ -466,37 +568,37 @@
         <w:t xml:space="preserve">0.9918299718</w:t>
       </w:r>
       <w:r>
-        <w:t xml:space="preserve">, compared with</w:t>
-      </w:r>
-      <w:r>
-        <w:t xml:space="preserve"> </w:t>
-      </w:r>
-      <w:r>
-        <w:rPr>
-          <w:rStyle w:val="VerbatimChar"/>
-        </w:rPr>
-        <w:t xml:space="preserve">0.4825072170</w:t>
-      </w:r>
-      <w:r>
-        <w:t xml:space="preserve"> </w:t>
-      </w:r>
-      <w:r>
-        <w:t xml:space="preserve">for B0 and</w:t>
-      </w:r>
-      <w:r>
-        <w:t xml:space="preserve"> </w:t>
-      </w:r>
-      <w:r>
-        <w:rPr>
-          <w:rStyle w:val="VerbatimChar"/>
-        </w:rPr>
-        <w:t xml:space="preserve">0.3506359482</w:t>
-      </w:r>
-      <w:r>
-        <w:t xml:space="preserve"> </w:t>
-      </w:r>
-      <w:r>
-        <w:t xml:space="preserve">for raw B1. Normalized-B1 and budget</w:t>
+        <w:t xml:space="preserve"> </w:t>
+      </w:r>
+      <w:r>
+        <w:t xml:space="preserve">in the original</w:t>
+      </w:r>
+      <w:r>
+        <w:t xml:space="preserve"> </w:t>
+      </w:r>
+      <w:r>
+        <w:t xml:space="preserve">three-tile Phase 48 audit and</w:t>
+      </w:r>
+      <w:r>
+        <w:t xml:space="preserve"> </w:t>
+      </w:r>
+      <w:r>
+        <w:rPr>
+          <w:rStyle w:val="VerbatimChar"/>
+        </w:rPr>
+        <w:t xml:space="preserve">0.5819662325</w:t>
+      </w:r>
+      <w:r>
+        <w:t xml:space="preserve"> </w:t>
+      </w:r>
+      <w:r>
+        <w:t xml:space="preserve">in the expanded Phase 52 audit.</w:t>
+      </w:r>
+      <w:r>
+        <w:t xml:space="preserve"> </w:t>
+      </w:r>
+      <w:r>
+        <w:t xml:space="preserve">Normalized-B1 and budget</w:t>
       </w:r>
       <w:r>
         <w:t xml:space="preserve"> </w:t>
@@ -858,7 +960,7 @@
       </w:r>
     </w:p>
     <w:bookmarkEnd w:id="13"/>
-    <w:bookmarkStart w:id="19" w:name="method"/>
+    <w:bookmarkStart w:id="20" w:name="method"/>
     <w:p>
       <w:pPr>
         <w:pStyle w:val="Heading2"/>
@@ -1238,7 +1340,19 @@
         <w:t xml:space="preserve"> </w:t>
       </w:r>
       <w:r>
-        <w:t xml:space="preserve">the same held-out base-reward protocol. Phase 36 evaluates suitability-proxy</w:t>
+        <w:t xml:space="preserve">the same held-out base-reward protocol. Phase 49-52 then test statistical</w:t>
+      </w:r>
+      <w:r>
+        <w:t xml:space="preserve"> </w:t>
+      </w:r>
+      <w:r>
+        <w:t xml:space="preserve">robustness, tile-seed clustering, signed-rank cluster magnitude support, and an</w:t>
+      </w:r>
+      <w:r>
+        <w:t xml:space="preserve"> </w:t>
+      </w:r>
+      <w:r>
+        <w:t xml:space="preserve">expanded five-tile, three-seed replication of the same compressed route. Phase 36 evaluates suitability-proxy</w:t>
       </w:r>
       <w:r>
         <w:t xml:space="preserve"> </w:t>
@@ -2426,18 +2540,636 @@
       <w:r>
         <w:t xml:space="preserve">.</w:t>
       </w:r>
-      <w:r>
-        <w:t xml:space="preserve"> </w:t>
-      </w:r>
-      <w:r>
-        <w:t xml:space="preserve">### 4.3 Normalization and Budget Robustness</w:t>
-      </w:r>
     </w:p>
     <w:p>
       <w:pPr>
         <w:pStyle w:val="BodyText"/>
       </w:pPr>
       <w:r>
+        <w:t xml:space="preserve">Phase 52 expands this replication to five held-out tiles and three seeds while</w:t>
+      </w:r>
+      <w:r>
+        <w:t xml:space="preserve"> </w:t>
+      </w:r>
+      <w:r>
+        <w:t xml:space="preserve">keeping the same six variants,</w:t>
+      </w:r>
+      <w:r>
+        <w:t xml:space="preserve"> </w:t>
+      </w:r>
+      <w:r>
+        <w:rPr>
+          <w:rStyle w:val="VerbatimChar"/>
+        </w:rPr>
+        <w:t xml:space="preserve">4096</w:t>
+      </w:r>
+      <w:r>
+        <w:t xml:space="preserve"> </w:t>
+      </w:r>
+      <w:r>
+        <w:t xml:space="preserve">training steps, and evaluation horizon</w:t>
+      </w:r>
+      <w:r>
+        <w:t xml:space="preserve"> </w:t>
+      </w:r>
+      <w:r>
+        <w:rPr>
+          <w:rStyle w:val="VerbatimChar"/>
+        </w:rPr>
+        <w:t xml:space="preserve">8</w:t>
+      </w:r>
+      <w:r>
+        <w:t xml:space="preserve">. The expanded run again reports</w:t>
+      </w:r>
+      <w:r>
+        <w:t xml:space="preserve"> </w:t>
+      </w:r>
+      <w:r>
+        <w:rPr>
+          <w:rStyle w:val="VerbatimChar"/>
+        </w:rPr>
+        <w:t xml:space="preserve">compressed_geofm_route_supported</w:t>
+      </w:r>
+      <w:r>
+        <w:t xml:space="preserve">: all</w:t>
+      </w:r>
+      <w:r>
+        <w:t xml:space="preserve"> </w:t>
+      </w:r>
+      <w:r>
+        <w:t xml:space="preserve">eight compressed-versus-control mean deltas remain positive, and the pooled</w:t>
+      </w:r>
+      <w:r>
+        <w:t xml:space="preserve"> </w:t>
+      </w:r>
+      <w:r>
+        <w:t xml:space="preserve">compressed-control delta is</w:t>
+      </w:r>
+      <w:r>
+        <w:t xml:space="preserve"> </w:t>
+      </w:r>
+      <w:r>
+        <w:rPr>
+          <w:rStyle w:val="VerbatimChar"/>
+        </w:rPr>
+        <w:t xml:space="preserve">0.2921767818</w:t>
+      </w:r>
+      <w:r>
+        <w:t xml:space="preserve"> </w:t>
+      </w:r>
+      <w:r>
+        <w:t xml:space="preserve">with</w:t>
+      </w:r>
+      <w:r>
+        <w:t xml:space="preserve"> </w:t>
+      </w:r>
+      <w:r>
+        <w:rPr>
+          <w:rStyle w:val="VerbatimChar"/>
+        </w:rPr>
+        <w:t xml:space="preserve">74 / 120</w:t>
+      </w:r>
+      <w:r>
+        <w:t xml:space="preserve"> </w:t>
+      </w:r>
+      <w:r>
+        <w:t xml:space="preserve">positive row-level</w:t>
+      </w:r>
+      <w:r>
+        <w:t xml:space="preserve"> </w:t>
+      </w:r>
+      <w:r>
+        <w:t xml:space="preserve">comparisons.</w:t>
+      </w:r>
+    </w:p>
+    <w:tbl>
+      <w:tblPr>
+        <w:tblStyle w:val="Table"/>
+        <w:tblW w:type="pct" w:w="5000"/>
+        <w:tblLayout w:type="fixed"/>
+        <w:tblLook w:firstRow="1" w:lastRow="0" w:firstColumn="0" w:lastColumn="0" w:noHBand="0" w:noVBand="0" w:val="0020"/>
+      </w:tblPr>
+      <w:tblGrid>
+        <w:gridCol w:w="2160"/>
+        <w:gridCol w:w="2880"/>
+        <w:gridCol w:w="2880"/>
+      </w:tblGrid>
+      <w:tr>
+        <w:trPr>
+          <w:tblHeader w:val="on"/>
+        </w:trPr>
+        <w:tc>
+          <w:tcPr/>
+          <w:p>
+            <w:pPr>
+              <w:pStyle w:val="Compact"/>
+            </w:pPr>
+            <w:r>
+              <w:t xml:space="preserve">Expanded Phase 52 comparison</w:t>
+            </w:r>
+          </w:p>
+        </w:tc>
+        <w:tc>
+          <w:tcPr/>
+          <w:p>
+            <w:pPr>
+              <w:pStyle w:val="Compact"/>
+              <w:jc w:val="right"/>
+            </w:pPr>
+            <w:r>
+              <w:t xml:space="preserve">Compressed minus comparator mean delta</w:t>
+            </w:r>
+          </w:p>
+        </w:tc>
+        <w:tc>
+          <w:tcPr/>
+          <w:p>
+            <w:pPr>
+              <w:pStyle w:val="Compact"/>
+              <w:jc w:val="right"/>
+            </w:pPr>
+            <w:r>
+              <w:t xml:space="preserve">Positive tile-seed count</w:t>
+            </w:r>
+          </w:p>
+        </w:tc>
+      </w:tr>
+      <w:tr>
+        <w:tc>
+          <w:tcPr/>
+          <w:p>
+            <w:pPr>
+              <w:pStyle w:val="Compact"/>
+            </w:pPr>
+            <w:r>
+              <w:t xml:space="preserve">D4P8 - B0</w:t>
+            </w:r>
+          </w:p>
+        </w:tc>
+        <w:tc>
+          <w:tcPr/>
+          <w:p>
+            <w:pPr>
+              <w:pStyle w:val="Compact"/>
+              <w:jc w:val="right"/>
+            </w:pPr>
+            <w:r>
+              <w:rPr>
+                <w:rStyle w:val="VerbatimChar"/>
+              </w:rPr>
+              <w:t xml:space="preserve">0.2896842037</w:t>
+            </w:r>
+          </w:p>
+        </w:tc>
+        <w:tc>
+          <w:tcPr/>
+          <w:p>
+            <w:pPr>
+              <w:pStyle w:val="Compact"/>
+              <w:jc w:val="right"/>
+            </w:pPr>
+            <w:r>
+              <w:rPr>
+                <w:rStyle w:val="VerbatimChar"/>
+              </w:rPr>
+              <w:t xml:space="preserve">9 / 15</w:t>
+            </w:r>
+          </w:p>
+        </w:tc>
+      </w:tr>
+      <w:tr>
+        <w:tc>
+          <w:tcPr/>
+          <w:p>
+            <w:pPr>
+              <w:pStyle w:val="Compact"/>
+            </w:pPr>
+            <w:r>
+              <w:t xml:space="preserve">D4P8 - B1</w:t>
+            </w:r>
+          </w:p>
+        </w:tc>
+        <w:tc>
+          <w:tcPr/>
+          <w:p>
+            <w:pPr>
+              <w:pStyle w:val="Compact"/>
+              <w:jc w:val="right"/>
+            </w:pPr>
+            <w:r>
+              <w:rPr>
+                <w:rStyle w:val="VerbatimChar"/>
+              </w:rPr>
+              <w:t xml:space="preserve">0.2050431914</w:t>
+            </w:r>
+          </w:p>
+        </w:tc>
+        <w:tc>
+          <w:tcPr/>
+          <w:p>
+            <w:pPr>
+              <w:pStyle w:val="Compact"/>
+              <w:jc w:val="right"/>
+            </w:pPr>
+            <w:r>
+              <w:rPr>
+                <w:rStyle w:val="VerbatimChar"/>
+              </w:rPr>
+              <w:t xml:space="preserve">9 / 15</w:t>
+            </w:r>
+          </w:p>
+        </w:tc>
+      </w:tr>
+      <w:tr>
+        <w:tc>
+          <w:tcPr/>
+          <w:p>
+            <w:pPr>
+              <w:pStyle w:val="Compact"/>
+            </w:pPr>
+            <w:r>
+              <w:t xml:space="preserve">D4P8 - D2</w:t>
+            </w:r>
+          </w:p>
+        </w:tc>
+        <w:tc>
+          <w:tcPr/>
+          <w:p>
+            <w:pPr>
+              <w:pStyle w:val="Compact"/>
+              <w:jc w:val="right"/>
+            </w:pPr>
+            <w:r>
+              <w:rPr>
+                <w:rStyle w:val="VerbatimChar"/>
+              </w:rPr>
+              <w:t xml:space="preserve">0.2506866266</w:t>
+            </w:r>
+          </w:p>
+        </w:tc>
+        <w:tc>
+          <w:tcPr/>
+          <w:p>
+            <w:pPr>
+              <w:pStyle w:val="Compact"/>
+              <w:jc w:val="right"/>
+            </w:pPr>
+            <w:r>
+              <w:rPr>
+                <w:rStyle w:val="VerbatimChar"/>
+              </w:rPr>
+              <w:t xml:space="preserve">10 / 15</w:t>
+            </w:r>
+          </w:p>
+        </w:tc>
+      </w:tr>
+      <w:tr>
+        <w:tc>
+          <w:tcPr/>
+          <w:p>
+            <w:pPr>
+              <w:pStyle w:val="Compact"/>
+            </w:pPr>
+            <w:r>
+              <w:t xml:space="preserve">D4P8 - D3</w:t>
+            </w:r>
+          </w:p>
+        </w:tc>
+        <w:tc>
+          <w:tcPr/>
+          <w:p>
+            <w:pPr>
+              <w:pStyle w:val="Compact"/>
+              <w:jc w:val="right"/>
+            </w:pPr>
+            <w:r>
+              <w:rPr>
+                <w:rStyle w:val="VerbatimChar"/>
+              </w:rPr>
+              <w:t xml:space="preserve">0.1973780839</w:t>
+            </w:r>
+          </w:p>
+        </w:tc>
+        <w:tc>
+          <w:tcPr/>
+          <w:p>
+            <w:pPr>
+              <w:pStyle w:val="Compact"/>
+              <w:jc w:val="right"/>
+            </w:pPr>
+            <w:r>
+              <w:rPr>
+                <w:rStyle w:val="VerbatimChar"/>
+              </w:rPr>
+              <w:t xml:space="preserve">10 / 15</w:t>
+            </w:r>
+          </w:p>
+        </w:tc>
+      </w:tr>
+      <w:tr>
+        <w:tc>
+          <w:tcPr/>
+          <w:p>
+            <w:pPr>
+              <w:pStyle w:val="Compact"/>
+            </w:pPr>
+            <w:r>
+              <w:t xml:space="preserve">D4P16 - B0</w:t>
+            </w:r>
+          </w:p>
+        </w:tc>
+        <w:tc>
+          <w:tcPr/>
+          <w:p>
+            <w:pPr>
+              <w:pStyle w:val="Compact"/>
+              <w:jc w:val="right"/>
+            </w:pPr>
+            <w:r>
+              <w:rPr>
+                <w:rStyle w:val="VerbatimChar"/>
+              </w:rPr>
+              <w:t xml:space="preserve">0.4026417146</w:t>
+            </w:r>
+          </w:p>
+        </w:tc>
+        <w:tc>
+          <w:tcPr/>
+          <w:p>
+            <w:pPr>
+              <w:pStyle w:val="Compact"/>
+              <w:jc w:val="right"/>
+            </w:pPr>
+            <w:r>
+              <w:rPr>
+                <w:rStyle w:val="VerbatimChar"/>
+              </w:rPr>
+              <w:t xml:space="preserve">8 / 15</w:t>
+            </w:r>
+          </w:p>
+        </w:tc>
+      </w:tr>
+      <w:tr>
+        <w:tc>
+          <w:tcPr/>
+          <w:p>
+            <w:pPr>
+              <w:pStyle w:val="Compact"/>
+            </w:pPr>
+            <w:r>
+              <w:t xml:space="preserve">D4P16 - B1</w:t>
+            </w:r>
+          </w:p>
+        </w:tc>
+        <w:tc>
+          <w:tcPr/>
+          <w:p>
+            <w:pPr>
+              <w:pStyle w:val="Compact"/>
+              <w:jc w:val="right"/>
+            </w:pPr>
+            <w:r>
+              <w:rPr>
+                <w:rStyle w:val="VerbatimChar"/>
+              </w:rPr>
+              <w:t xml:space="preserve">0.3180007023</w:t>
+            </w:r>
+          </w:p>
+        </w:tc>
+        <w:tc>
+          <w:tcPr/>
+          <w:p>
+            <w:pPr>
+              <w:pStyle w:val="Compact"/>
+              <w:jc w:val="right"/>
+            </w:pPr>
+            <w:r>
+              <w:rPr>
+                <w:rStyle w:val="VerbatimChar"/>
+              </w:rPr>
+              <w:t xml:space="preserve">10 / 15</w:t>
+            </w:r>
+          </w:p>
+        </w:tc>
+      </w:tr>
+      <w:tr>
+        <w:tc>
+          <w:tcPr/>
+          <w:p>
+            <w:pPr>
+              <w:pStyle w:val="Compact"/>
+            </w:pPr>
+            <w:r>
+              <w:t xml:space="preserve">D4P16 - D2</w:t>
+            </w:r>
+          </w:p>
+        </w:tc>
+        <w:tc>
+          <w:tcPr/>
+          <w:p>
+            <w:pPr>
+              <w:pStyle w:val="Compact"/>
+              <w:jc w:val="right"/>
+            </w:pPr>
+            <w:r>
+              <w:rPr>
+                <w:rStyle w:val="VerbatimChar"/>
+              </w:rPr>
+              <w:t xml:space="preserve">0.3636441375</w:t>
+            </w:r>
+          </w:p>
+        </w:tc>
+        <w:tc>
+          <w:tcPr/>
+          <w:p>
+            <w:pPr>
+              <w:pStyle w:val="Compact"/>
+              <w:jc w:val="right"/>
+            </w:pPr>
+            <w:r>
+              <w:rPr>
+                <w:rStyle w:val="VerbatimChar"/>
+              </w:rPr>
+              <w:t xml:space="preserve">7 / 15</w:t>
+            </w:r>
+          </w:p>
+        </w:tc>
+      </w:tr>
+      <w:tr>
+        <w:tc>
+          <w:tcPr/>
+          <w:p>
+            <w:pPr>
+              <w:pStyle w:val="Compact"/>
+            </w:pPr>
+            <w:r>
+              <w:t xml:space="preserve">D4P16 - D3</w:t>
+            </w:r>
+          </w:p>
+        </w:tc>
+        <w:tc>
+          <w:tcPr/>
+          <w:p>
+            <w:pPr>
+              <w:pStyle w:val="Compact"/>
+              <w:jc w:val="right"/>
+            </w:pPr>
+            <w:r>
+              <w:rPr>
+                <w:rStyle w:val="VerbatimChar"/>
+              </w:rPr>
+              <w:t xml:space="preserve">0.3103355948</w:t>
+            </w:r>
+          </w:p>
+        </w:tc>
+        <w:tc>
+          <w:tcPr/>
+          <w:p>
+            <w:pPr>
+              <w:pStyle w:val="Compact"/>
+              <w:jc w:val="right"/>
+            </w:pPr>
+            <w:r>
+              <w:rPr>
+                <w:rStyle w:val="VerbatimChar"/>
+              </w:rPr>
+              <w:t xml:space="preserve">11 / 15</w:t>
+            </w:r>
+          </w:p>
+        </w:tc>
+      </w:tr>
+    </w:tbl>
+    <w:p>
+      <w:pPr>
+        <w:pStyle w:val="BodyText"/>
+      </w:pPr>
+      <w:r>
+        <w:t xml:space="preserve">The expanded Phase 49-style robustness check remains</w:t>
+      </w:r>
+      <w:r>
+        <w:t xml:space="preserve"> </w:t>
+      </w:r>
+      <w:r>
+        <w:rPr>
+          <w:rStyle w:val="VerbatimChar"/>
+        </w:rPr>
+        <w:t xml:space="preserve">compressed_route_statistically_robust</w:t>
+      </w:r>
+      <w:r>
+        <w:t xml:space="preserve">, with pooled row-level sign-test p</w:t>
+      </w:r>
+      <w:r>
+        <w:t xml:space="preserve"> </w:t>
+      </w:r>
+      <w:r>
+        <w:rPr>
+          <w:rStyle w:val="VerbatimChar"/>
+        </w:rPr>
+        <w:t xml:space="preserve">0.0066881634</w:t>
+      </w:r>
+      <w:r>
+        <w:t xml:space="preserve">, bootstrap CI95</w:t>
+      </w:r>
+      <w:r>
+        <w:t xml:space="preserve"> </w:t>
+      </w:r>
+      <w:r>
+        <w:rPr>
+          <w:rStyle w:val="VerbatimChar"/>
+        </w:rPr>
+        <w:t xml:space="preserve">[0.1623326461, 0.4323997354]</w:t>
+      </w:r>
+      <w:r>
+        <w:t xml:space="preserve">, and positive</w:t>
+      </w:r>
+      <w:r>
+        <w:t xml:space="preserve"> </w:t>
+      </w:r>
+      <w:r>
+        <w:t xml:space="preserve">leave-one-tile and leave-one-seed means. The expanded tile-seed sign-only test</w:t>
+      </w:r>
+      <w:r>
+        <w:t xml:space="preserve"> </w:t>
+      </w:r>
+      <w:r>
+        <w:t xml:space="preserve">remains directional (</w:t>
+      </w:r>
+      <w:r>
+        <w:rPr>
+          <w:rStyle w:val="VerbatimChar"/>
+        </w:rPr>
+        <w:t xml:space="preserve">10 / 15</w:t>
+      </w:r>
+      <w:r>
+        <w:t xml:space="preserve"> </w:t>
+      </w:r>
+      <w:r>
+        <w:t xml:space="preserve">positive clusters, p</w:t>
+      </w:r>
+      <w:r>
+        <w:t xml:space="preserve"> </w:t>
+      </w:r>
+      <w:r>
+        <w:rPr>
+          <w:rStyle w:val="VerbatimChar"/>
+        </w:rPr>
+        <w:t xml:space="preserve">0.1508789062</w:t>
+      </w:r>
+      <w:r>
+        <w:t xml:space="preserve">), but the</w:t>
+      </w:r>
+      <w:r>
+        <w:t xml:space="preserve"> </w:t>
+      </w:r>
+      <w:r>
+        <w:t xml:space="preserve">exact signed-rank test over cluster magnitudes remains significant (positive</w:t>
+      </w:r>
+      <w:r>
+        <w:t xml:space="preserve"> </w:t>
+      </w:r>
+      <w:r>
+        <w:t xml:space="preserve">rank sum</w:t>
+      </w:r>
+      <w:r>
+        <w:t xml:space="preserve"> </w:t>
+      </w:r>
+      <w:r>
+        <w:rPr>
+          <w:rStyle w:val="VerbatimChar"/>
+        </w:rPr>
+        <w:t xml:space="preserve">96 / 120</w:t>
+      </w:r>
+      <w:r>
+        <w:t xml:space="preserve">, p</w:t>
+      </w:r>
+      <w:r>
+        <w:t xml:space="preserve"> </w:t>
+      </w:r>
+      <w:r>
+        <w:rPr>
+          <w:rStyle w:val="VerbatimChar"/>
+        </w:rPr>
+        <w:t xml:space="preserve">0.0206298828</w:t>
+      </w:r>
+      <w:r>
+        <w:t xml:space="preserve">).</w:t>
+      </w:r>
+    </w:p>
+    <w:bookmarkEnd w:id="17"/>
+    <w:bookmarkStart w:id="18" w:name="normalization-and-budget-robustness"/>
+    <w:p>
+      <w:pPr>
+        <w:pStyle w:val="Heading3"/>
+      </w:pPr>
+      <w:r>
+        <w:t xml:space="preserve">4.3 Normalization and Budget Robustness</w:t>
+      </w:r>
+    </w:p>
+    <w:p>
+      <w:pPr>
+        <w:pStyle w:val="FirstParagraph"/>
+      </w:pPr>
+      <w:r>
         <w:t xml:space="preserve">Phase 30 tests whether normalizing B1 embeddings repairs raw-B1 underperformance.</w:t>
       </w:r>
       <w:r>
@@ -2610,8 +3342,8 @@
         <w:t xml:space="preserve">problem.</w:t>
       </w:r>
     </w:p>
-    <w:bookmarkEnd w:id="17"/>
-    <w:bookmarkStart w:id="18" w:name="Xbd2b6054518b30f0b605eab238e81af4e2561e4"/>
+    <w:bookmarkEnd w:id="18"/>
+    <w:bookmarkStart w:id="19" w:name="Xbd2b6054518b30f0b605eab238e81af4e2561e4"/>
     <w:p>
       <w:pPr>
         <w:pStyle w:val="Heading3"/>
@@ -3068,9 +3800,9 @@
         <w:t xml:space="preserve">field-survey, or policy-outcome label was found that can pass Phase 40.</w:t>
       </w:r>
     </w:p>
-    <w:bookmarkEnd w:id="18"/>
     <w:bookmarkEnd w:id="19"/>
-    <w:bookmarkStart w:id="20" w:name="discussion"/>
+    <w:bookmarkEnd w:id="20"/>
+    <w:bookmarkStart w:id="21" w:name="discussion"/>
     <w:p>
       <w:pPr>
         <w:pStyle w:val="Heading2"/>
@@ -3140,6 +3872,36 @@
       <w:r>
         <w:t xml:space="preserve">cluster aggregation; Phase 51 adds exact signed-rank cluster magnitude support.</w:t>
       </w:r>
+      <w:r>
+        <w:t xml:space="preserve"> </w:t>
+      </w:r>
+      <w:r>
+        <w:t xml:space="preserve">Phase 52 then expands the same six-variant protocol to five held-out tiles and</w:t>
+      </w:r>
+      <w:r>
+        <w:t xml:space="preserve"> </w:t>
+      </w:r>
+      <w:r>
+        <w:t xml:space="preserve">three seeds and preserves the same conclusion: all compressed-versus-control</w:t>
+      </w:r>
+      <w:r>
+        <w:t xml:space="preserve"> </w:t>
+      </w:r>
+      <w:r>
+        <w:t xml:space="preserve">mean deltas remain positive, row-level evidence is statistically robust, and</w:t>
+      </w:r>
+      <w:r>
+        <w:t xml:space="preserve"> </w:t>
+      </w:r>
+      <w:r>
+        <w:t xml:space="preserve">cluster magnitude remains significant even though cluster signs alone remain</w:t>
+      </w:r>
+      <w:r>
+        <w:t xml:space="preserve"> </w:t>
+      </w:r>
+      <w:r>
+        <w:t xml:space="preserve">underpowered.</w:t>
+      </w:r>
     </w:p>
     <w:p>
       <w:pPr>
@@ -3196,31 +3958,37 @@
         <w:t xml:space="preserve"> </w:t>
       </w:r>
       <w:r>
-        <w:t xml:space="preserve">4096-step Bishan held-out summary rows, and it does not prove that PCA is</w:t>
-      </w:r>
-      <w:r>
-        <w:t xml:space="preserve"> </w:t>
-      </w:r>
-      <w:r>
-        <w:t xml:space="preserve">intrinsically optimal, that the effect transfers across regions, or that the</w:t>
-      </w:r>
-      <w:r>
-        <w:t xml:space="preserve"> </w:t>
-      </w:r>
-      <w:r>
-        <w:t xml:space="preserve">policy has learned agronomic suitability semantics. The positive claim is about</w:t>
-      </w:r>
-      <w:r>
-        <w:t xml:space="preserve"> </w:t>
-      </w:r>
-      <w:r>
-        <w:t xml:space="preserve">state representation under a deterministic base planning reward, not about a</w:t>
-      </w:r>
-      <w:r>
-        <w:t xml:space="preserve"> </w:t>
-      </w:r>
-      <w:r>
-        <w:t xml:space="preserve">validated suitability reward.</w:t>
+        <w:t xml:space="preserve">4096-step Bishan held-out summary rows, and Phase 52 expands the same protocol</w:t>
+      </w:r>
+      <w:r>
+        <w:t xml:space="preserve"> </w:t>
+      </w:r>
+      <w:r>
+        <w:t xml:space="preserve">within Bishan rather than testing a new region. These analyses do not prove</w:t>
+      </w:r>
+      <w:r>
+        <w:t xml:space="preserve"> </w:t>
+      </w:r>
+      <w:r>
+        <w:t xml:space="preserve">that PCA is intrinsically optimal, that the effect transfers across regions, or</w:t>
+      </w:r>
+      <w:r>
+        <w:t xml:space="preserve"> </w:t>
+      </w:r>
+      <w:r>
+        <w:t xml:space="preserve">that the policy has learned agronomic suitability semantics. The positive claim</w:t>
+      </w:r>
+      <w:r>
+        <w:t xml:space="preserve"> </w:t>
+      </w:r>
+      <w:r>
+        <w:t xml:space="preserve">is about state representation under a deterministic base planning reward, not</w:t>
+      </w:r>
+      <w:r>
+        <w:t xml:space="preserve"> </w:t>
+      </w:r>
+      <w:r>
+        <w:t xml:space="preserve">about a validated suitability reward.</w:t>
       </w:r>
     </w:p>
     <w:p>
@@ -3382,7 +4150,13 @@
         <w:t xml:space="preserve">0.08984375</w:t>
       </w:r>
       <w:r>
-        <w:t xml:space="preserve">; Phase 51 supports the cluster magnitude effect with signed-rank p</w:t>
+        <w:t xml:space="preserve">; Phase 51 supports the cluster</w:t>
+      </w:r>
+      <w:r>
+        <w:t xml:space="preserve"> </w:t>
+      </w:r>
+      <w:r>
+        <w:t xml:space="preserve">magnitude effect with signed-rank p</w:t>
       </w:r>
       <w:r>
         <w:t xml:space="preserve"> </w:t>
@@ -3394,25 +4168,94 @@
         <w:t xml:space="preserve">0.01953125</w:t>
       </w:r>
       <w:r>
-        <w:t xml:space="preserve">. The appropriate current conclusion</w:t>
-      </w:r>
-      <w:r>
-        <w:t xml:space="preserve"> </w:t>
-      </w:r>
-      <w:r>
-        <w:t xml:space="preserve">is therefore not that GeoFM fails, but that GeoFM must be represented through a</w:t>
-      </w:r>
-      <w:r>
-        <w:t xml:space="preserve"> </w:t>
-      </w:r>
-      <w:r>
-        <w:t xml:space="preserve">controlled compressed state route before it improves the learned planning</w:t>
-      </w:r>
-      <w:r>
-        <w:t xml:space="preserve"> </w:t>
-      </w:r>
-      <w:r>
-        <w:t xml:space="preserve">policy in this setting. Suitability-reward work remains blocked until an</w:t>
+        <w:t xml:space="preserve">. Phase 52 expands the same six-variant</w:t>
+      </w:r>
+      <w:r>
+        <w:t xml:space="preserve"> </w:t>
+      </w:r>
+      <w:r>
+        <w:t xml:space="preserve">test to five held-out tiles and three seeds, again supporting the compressed</w:t>
+      </w:r>
+      <w:r>
+        <w:t xml:space="preserve"> </w:t>
+      </w:r>
+      <w:r>
+        <w:t xml:space="preserve">route with pooled delta</w:t>
+      </w:r>
+      <w:r>
+        <w:t xml:space="preserve"> </w:t>
+      </w:r>
+      <w:r>
+        <w:rPr>
+          <w:rStyle w:val="VerbatimChar"/>
+        </w:rPr>
+        <w:t xml:space="preserve">0.2921767818</w:t>
+      </w:r>
+      <w:r>
+        <w:t xml:space="preserve">,</w:t>
+      </w:r>
+      <w:r>
+        <w:t xml:space="preserve"> </w:t>
+      </w:r>
+      <w:r>
+        <w:rPr>
+          <w:rStyle w:val="VerbatimChar"/>
+        </w:rPr>
+        <w:t xml:space="preserve">74 / 120</w:t>
+      </w:r>
+      <w:r>
+        <w:t xml:space="preserve"> </w:t>
+      </w:r>
+      <w:r>
+        <w:t xml:space="preserve">positive row-level</w:t>
+      </w:r>
+      <w:r>
+        <w:t xml:space="preserve"> </w:t>
+      </w:r>
+      <w:r>
+        <w:t xml:space="preserve">comparisons, row-level sign-test p</w:t>
+      </w:r>
+      <w:r>
+        <w:t xml:space="preserve"> </w:t>
+      </w:r>
+      <w:r>
+        <w:rPr>
+          <w:rStyle w:val="VerbatimChar"/>
+        </w:rPr>
+        <w:t xml:space="preserve">0.0066881634</w:t>
+      </w:r>
+      <w:r>
+        <w:t xml:space="preserve">, and cluster signed-rank p</w:t>
+      </w:r>
+      <w:r>
+        <w:t xml:space="preserve"> </w:t>
+      </w:r>
+      <w:r>
+        <w:rPr>
+          <w:rStyle w:val="VerbatimChar"/>
+        </w:rPr>
+        <w:t xml:space="preserve">0.0206298828</w:t>
+      </w:r>
+      <w:r>
+        <w:t xml:space="preserve">. The appropriate current conclusion is therefore not that GeoFM</w:t>
+      </w:r>
+      <w:r>
+        <w:t xml:space="preserve"> </w:t>
+      </w:r>
+      <w:r>
+        <w:t xml:space="preserve">fails, but that GeoFM must be represented through a controlled compressed state</w:t>
+      </w:r>
+      <w:r>
+        <w:t xml:space="preserve"> </w:t>
+      </w:r>
+      <w:r>
+        <w:t xml:space="preserve">route before it improves the learned planning policy in this setting.</w:t>
+      </w:r>
+      <w:r>
+        <w:t xml:space="preserve"> </w:t>
+      </w:r>
+      <w:r>
+        <w:t xml:space="preserve">Suitability-reward work remains blocked until an</w:t>
       </w:r>
       <w:r>
         <w:t xml:space="preserve"> </w:t>
@@ -3685,6 +4528,36 @@
               <w:t xml:space="preserve"> </w:t>
             </w:r>
             <w:r>
+              <w:t xml:space="preserve">positive comparisons. Phase 52 expands the six-variant run to five held-out tiles and three seeds with pooled delta</w:t>
+            </w:r>
+            <w:r>
+              <w:t xml:space="preserve"> </w:t>
+            </w:r>
+            <w:r>
+              <w:rPr>
+                <w:rStyle w:val="VerbatimChar"/>
+              </w:rPr>
+              <w:t xml:space="preserve">0.2921767818</w:t>
+            </w:r>
+            <w:r>
+              <w:t xml:space="preserve"> </w:t>
+            </w:r>
+            <w:r>
+              <w:t xml:space="preserve">and</w:t>
+            </w:r>
+            <w:r>
+              <w:t xml:space="preserve"> </w:t>
+            </w:r>
+            <w:r>
+              <w:rPr>
+                <w:rStyle w:val="VerbatimChar"/>
+              </w:rPr>
+              <w:t xml:space="preserve">74 / 120</w:t>
+            </w:r>
+            <w:r>
+              <w:t xml:space="preserve"> </w:t>
+            </w:r>
+            <w:r>
               <w:t xml:space="preserve">positive comparisons.</w:t>
             </w:r>
           </w:p>
@@ -3756,7 +4629,34 @@
               <w:t xml:space="preserve">[0.2827829983, 0.6639974489]</w:t>
             </w:r>
             <w:r>
-              <w:t xml:space="preserve">; leave-one tile/seed means remain positive.</w:t>
+              <w:t xml:space="preserve">; leave-one tile/seed means remain positive. Phase 52 repeats row-level robustness with sign-test p</w:t>
+            </w:r>
+            <w:r>
+              <w:t xml:space="preserve"> </w:t>
+            </w:r>
+            <w:r>
+              <w:rPr>
+                <w:rStyle w:val="VerbatimChar"/>
+              </w:rPr>
+              <w:t xml:space="preserve">0.0066881634</w:t>
+            </w:r>
+            <w:r>
+              <w:t xml:space="preserve"> </w:t>
+            </w:r>
+            <w:r>
+              <w:t xml:space="preserve">and bootstrap CI95</w:t>
+            </w:r>
+            <w:r>
+              <w:t xml:space="preserve"> </w:t>
+            </w:r>
+            <w:r>
+              <w:rPr>
+                <w:rStyle w:val="VerbatimChar"/>
+              </w:rPr>
+              <w:t xml:space="preserve">[0.1623326461, 0.4323997354]</w:t>
+            </w:r>
+            <w:r>
+              <w:t xml:space="preserve">.</w:t>
             </w:r>
           </w:p>
         </w:tc>
@@ -3839,6 +4739,51 @@
               <w:t xml:space="preserve">0.01953125</w:t>
             </w:r>
             <w:r>
+              <w:t xml:space="preserve">. Phase 52 keeps sign-only cluster support directional (</w:t>
+            </w:r>
+            <w:r>
+              <w:rPr>
+                <w:rStyle w:val="VerbatimChar"/>
+              </w:rPr>
+              <w:t xml:space="preserve">10 / 15</w:t>
+            </w:r>
+            <w:r>
+              <w:t xml:space="preserve">, p</w:t>
+            </w:r>
+            <w:r>
+              <w:t xml:space="preserve"> </w:t>
+            </w:r>
+            <w:r>
+              <w:rPr>
+                <w:rStyle w:val="VerbatimChar"/>
+              </w:rPr>
+              <w:t xml:space="preserve">0.1508789062</w:t>
+            </w:r>
+            <w:r>
+              <w:t xml:space="preserve">) but supports cluster magnitude with positive rank sum</w:t>
+            </w:r>
+            <w:r>
+              <w:t xml:space="preserve"> </w:t>
+            </w:r>
+            <w:r>
+              <w:rPr>
+                <w:rStyle w:val="VerbatimChar"/>
+              </w:rPr>
+              <w:t xml:space="preserve">96 / 120</w:t>
+            </w:r>
+            <w:r>
+              <w:t xml:space="preserve">, signed-rank p</w:t>
+            </w:r>
+            <w:r>
+              <w:t xml:space="preserve"> </w:t>
+            </w:r>
+            <w:r>
+              <w:rPr>
+                <w:rStyle w:val="VerbatimChar"/>
+              </w:rPr>
+              <w:t xml:space="preserve">0.0206298828</w:t>
+            </w:r>
+            <w:r>
               <w:t xml:space="preserve">.</w:t>
             </w:r>
           </w:p>
@@ -4091,8 +5036,8 @@
         </w:tc>
       </w:tr>
     </w:tbl>
-    <w:bookmarkEnd w:id="20"/>
-    <w:bookmarkStart w:id="21" w:name="data-availability"/>
+    <w:bookmarkEnd w:id="21"/>
+    <w:bookmarkStart w:id="22" w:name="data-availability"/>
     <w:p>
       <w:pPr>
         <w:pStyle w:val="Heading2"/>
@@ -4139,8 +5084,8 @@
         <w:t xml:space="preserve">submission that relies on them.</w:t>
       </w:r>
     </w:p>
-    <w:bookmarkEnd w:id="21"/>
-    <w:bookmarkStart w:id="22" w:name="code-availability"/>
+    <w:bookmarkEnd w:id="22"/>
+    <w:bookmarkStart w:id="23" w:name="code-availability"/>
     <w:p>
       <w:pPr>
         <w:pStyle w:val="Heading2"/>
@@ -4182,8 +5127,8 @@
         <w:t xml:space="preserve">The final submitted version should cite a release tag or immutable commit hash.</w:t>
       </w:r>
     </w:p>
-    <w:bookmarkEnd w:id="22"/>
-    <w:bookmarkStart w:id="23" w:name="submission-metadata-still-required"/>
+    <w:bookmarkEnd w:id="23"/>
+    <w:bookmarkStart w:id="24" w:name="submission-metadata-still-required"/>
     <w:p>
       <w:pPr>
         <w:pStyle w:val="Heading2"/>
@@ -4264,8 +5209,8 @@
         <w:t xml:space="preserve">Final decision on target journal format for a bounded compressed-GeoFM representation article.</w:t>
       </w:r>
     </w:p>
-    <w:bookmarkEnd w:id="23"/>
     <w:bookmarkEnd w:id="24"/>
+    <w:bookmarkEnd w:id="25"/>
     <w:sectPr>
       <w:footnotePr>
         <w:numRestart w:val="eachSect"/>

--- a/paper/submission/final/Paper11_formal_conclusion_manuscript.docx
+++ b/paper/submission/final/Paper11_formal_conclusion_manuscript.docx
@@ -155,7 +155,7 @@
         </w:numPr>
       </w:pPr>
       <w:r>
-        <w:t xml:space="preserve">Suitability-reward work remains blocked until an independent non-leakage label gate passes.</w:t>
+        <w:t xml:space="preserve">Phase 53 supports the expanded cluster mean with exact sign-flip, bootstrap, and leave-one influence checks.</w:t>
       </w:r>
     </w:p>
     <w:p>
@@ -167,7 +167,7 @@
         </w:numPr>
       </w:pPr>
       <w:r>
-        <w:t xml:space="preserve">A local Phase 42 label-source audit finds no usable external suitability label for the real Bishan run.</w:t>
+        <w:t xml:space="preserve">Suitability-reward work remains blocked until an independent non-leakage label gate passes.</w:t>
       </w:r>
     </w:p>
     <w:p>
@@ -179,6 +179,18 @@
         </w:numPr>
       </w:pPr>
       <w:r>
+        <w:t xml:space="preserve">A local Phase 42 label-source audit finds no usable external suitability label for the real Bishan run.</w:t>
+      </w:r>
+    </w:p>
+    <w:p>
+      <w:pPr>
+        <w:pStyle w:val="Compact"/>
+        <w:numPr>
+          <w:ilvl w:val="0"/>
+          <w:numId w:val="1001"/>
+        </w:numPr>
+      </w:pPr>
+      <w:r>
         <w:t xml:space="preserve">The evidence supports a bounded positive compressed-representation conclusion, not a raw-GeoFM or suitability-reward claim.</w:t>
       </w:r>
       <w:r>
@@ -556,7 +568,43 @@
         <w:t xml:space="preserve">0.0206298828</w:t>
       </w:r>
       <w:r>
-        <w:t xml:space="preserve">. D4P16 reaches mean reward</w:t>
+        <w:t xml:space="preserve">. Phase 53 adds direct cluster-mean support: exact one-sided</w:t>
+      </w:r>
+      <w:r>
+        <w:t xml:space="preserve"> </w:t>
+      </w:r>
+      <w:r>
+        <w:t xml:space="preserve">sign-flip mean p</w:t>
+      </w:r>
+      <w:r>
+        <w:t xml:space="preserve"> </w:t>
+      </w:r>
+      <w:r>
+        <w:rPr>
+          <w:rStyle w:val="VerbatimChar"/>
+        </w:rPr>
+        <w:t xml:space="preserve">0.0196838379</w:t>
+      </w:r>
+      <w:r>
+        <w:t xml:space="preserve">, bootstrap CI95</w:t>
+      </w:r>
+      <w:r>
+        <w:t xml:space="preserve"> </w:t>
+      </w:r>
+      <w:r>
+        <w:rPr>
+          <w:rStyle w:val="VerbatimChar"/>
+        </w:rPr>
+        <w:t xml:space="preserve">[0.0570820445, 0.5823557658]</w:t>
+      </w:r>
+      <w:r>
+        <w:t xml:space="preserve">,</w:t>
+      </w:r>
+      <w:r>
+        <w:t xml:space="preserve"> </w:t>
+      </w:r>
+      <w:r>
+        <w:t xml:space="preserve">and positive leave-one cluster, tile, and seed means. D4P16 reaches mean reward</w:t>
       </w:r>
       <w:r>
         <w:t xml:space="preserve"> </w:t>
@@ -571,13 +619,7 @@
         <w:t xml:space="preserve"> </w:t>
       </w:r>
       <w:r>
-        <w:t xml:space="preserve">in the original</w:t>
-      </w:r>
-      <w:r>
-        <w:t xml:space="preserve"> </w:t>
-      </w:r>
-      <w:r>
-        <w:t xml:space="preserve">three-tile Phase 48 audit and</w:t>
+        <w:t xml:space="preserve">in the original three-tile Phase 48 audit and</w:t>
       </w:r>
       <w:r>
         <w:t xml:space="preserve"> </w:t>
@@ -592,7 +634,13 @@
         <w:t xml:space="preserve"> </w:t>
       </w:r>
       <w:r>
-        <w:t xml:space="preserve">in the expanded Phase 52 audit.</w:t>
+        <w:t xml:space="preserve">in</w:t>
+      </w:r>
+      <w:r>
+        <w:t xml:space="preserve"> </w:t>
+      </w:r>
+      <w:r>
+        <w:t xml:space="preserve">the expanded Phase 52 audit.</w:t>
       </w:r>
       <w:r>
         <w:t xml:space="preserve"> </w:t>
@@ -1340,19 +1388,25 @@
         <w:t xml:space="preserve"> </w:t>
       </w:r>
       <w:r>
-        <w:t xml:space="preserve">the same held-out base-reward protocol. Phase 49-52 then test statistical</w:t>
-      </w:r>
-      <w:r>
-        <w:t xml:space="preserve"> </w:t>
-      </w:r>
-      <w:r>
-        <w:t xml:space="preserve">robustness, tile-seed clustering, signed-rank cluster magnitude support, and an</w:t>
-      </w:r>
-      <w:r>
-        <w:t xml:space="preserve"> </w:t>
-      </w:r>
-      <w:r>
-        <w:t xml:space="preserve">expanded five-tile, three-seed replication of the same compressed route. Phase 36 evaluates suitability-proxy</w:t>
+        <w:t xml:space="preserve">the same held-out base-reward protocol. Phase 49-53 then test statistical</w:t>
+      </w:r>
+      <w:r>
+        <w:t xml:space="preserve"> </w:t>
+      </w:r>
+      <w:r>
+        <w:t xml:space="preserve">robustness, tile-seed clustering, signed-rank cluster magnitude support, an</w:t>
+      </w:r>
+      <w:r>
+        <w:t xml:space="preserve"> </w:t>
+      </w:r>
+      <w:r>
+        <w:t xml:space="preserve">expanded five-tile, three-seed replication, and cluster-mean influence support</w:t>
+      </w:r>
+      <w:r>
+        <w:t xml:space="preserve"> </w:t>
+      </w:r>
+      <w:r>
+        <w:t xml:space="preserve">for the same compressed route. Phase 36 evaluates suitability-proxy</w:t>
       </w:r>
       <w:r>
         <w:t xml:space="preserve"> </w:t>
@@ -3155,6 +3209,116 @@
         <w:t xml:space="preserve">).</w:t>
       </w:r>
     </w:p>
+    <w:p>
+      <w:pPr>
+        <w:pStyle w:val="BodyText"/>
+      </w:pPr>
+      <w:r>
+        <w:t xml:space="preserve">Phase 53 audits whether the expanded cluster mean is driven only by one or two</w:t>
+      </w:r>
+      <w:r>
+        <w:t xml:space="preserve"> </w:t>
+      </w:r>
+      <w:r>
+        <w:t xml:space="preserve">large positive clusters. The status is</w:t>
+      </w:r>
+      <w:r>
+        <w:t xml:space="preserve"> </w:t>
+      </w:r>
+      <w:r>
+        <w:rPr>
+          <w:rStyle w:val="VerbatimChar"/>
+        </w:rPr>
+        <w:t xml:space="preserve">cluster_mean_support</w:t>
+      </w:r>
+      <w:r>
+        <w:t xml:space="preserve">: the cluster mean</w:t>
+      </w:r>
+      <w:r>
+        <w:t xml:space="preserve"> </w:t>
+      </w:r>
+      <w:r>
+        <w:t xml:space="preserve">delta remains</w:t>
+      </w:r>
+      <w:r>
+        <w:t xml:space="preserve"> </w:t>
+      </w:r>
+      <w:r>
+        <w:rPr>
+          <w:rStyle w:val="VerbatimChar"/>
+        </w:rPr>
+        <w:t xml:space="preserve">0.2921767818</w:t>
+      </w:r>
+      <w:r>
+        <w:t xml:space="preserve">, the exact one-sided sign-flip mean p is</w:t>
+      </w:r>
+      <w:r>
+        <w:t xml:space="preserve"> </w:t>
+      </w:r>
+      <w:r>
+        <w:rPr>
+          <w:rStyle w:val="VerbatimChar"/>
+        </w:rPr>
+        <w:t xml:space="preserve">0.0196838379</w:t>
+      </w:r>
+      <w:r>
+        <w:t xml:space="preserve">, the bootstrap CI95 is</w:t>
+      </w:r>
+      <w:r>
+        <w:t xml:space="preserve"> </w:t>
+      </w:r>
+      <w:r>
+        <w:rPr>
+          <w:rStyle w:val="VerbatimChar"/>
+        </w:rPr>
+        <w:t xml:space="preserve">[0.0570820445, 0.5823557658]</w:t>
+      </w:r>
+      <w:r>
+        <w:t xml:space="preserve">, and the</w:t>
+      </w:r>
+      <w:r>
+        <w:t xml:space="preserve"> </w:t>
+      </w:r>
+      <w:r>
+        <w:t xml:space="preserve">minimum leave-one-cluster, leave-one-tile, and leave-one-seed means are</w:t>
+      </w:r>
+      <w:r>
+        <w:t xml:space="preserve"> </w:t>
+      </w:r>
+      <w:r>
+        <w:rPr>
+          <w:rStyle w:val="VerbatimChar"/>
+        </w:rPr>
+        <w:t xml:space="preserve">0.2060081575</w:t>
+      </w:r>
+      <w:r>
+        <w:t xml:space="preserve">,</w:t>
+      </w:r>
+      <w:r>
+        <w:t xml:space="preserve"> </w:t>
+      </w:r>
+      <w:r>
+        <w:rPr>
+          <w:rStyle w:val="VerbatimChar"/>
+        </w:rPr>
+        <w:t xml:space="preserve">0.0954244478</w:t>
+      </w:r>
+      <w:r>
+        <w:t xml:space="preserve">, and</w:t>
+      </w:r>
+      <w:r>
+        <w:t xml:space="preserve"> </w:t>
+      </w:r>
+      <w:r>
+        <w:rPr>
+          <w:rStyle w:val="VerbatimChar"/>
+        </w:rPr>
+        <w:t xml:space="preserve">0.2083797951</w:t>
+      </w:r>
+      <w:r>
+        <w:t xml:space="preserve">, respectively.</w:t>
+      </w:r>
+    </w:p>
     <w:bookmarkEnd w:id="17"/>
     <w:bookmarkStart w:id="18" w:name="normalization-and-budget-robustness"/>
     <w:p>
@@ -3900,7 +4064,25 @@
         <w:t xml:space="preserve"> </w:t>
       </w:r>
       <w:r>
-        <w:t xml:space="preserve">underpowered.</w:t>
+        <w:t xml:space="preserve">underpowered. Phase 53 adds that the expanded cluster mean itself is supported</w:t>
+      </w:r>
+      <w:r>
+        <w:t xml:space="preserve"> </w:t>
+      </w:r>
+      <w:r>
+        <w:t xml:space="preserve">by exact sign-flip, bootstrap, and leave-one influence checks, so the positive</w:t>
+      </w:r>
+      <w:r>
+        <w:t xml:space="preserve"> </w:t>
+      </w:r>
+      <w:r>
+        <w:t xml:space="preserve">compressed-route conclusion is not driven only by one favorable cluster, tile,</w:t>
+      </w:r>
+      <w:r>
+        <w:t xml:space="preserve"> </w:t>
+      </w:r>
+      <w:r>
+        <w:t xml:space="preserve">or seed.</w:t>
       </w:r>
     </w:p>
     <w:p>
@@ -4237,13 +4419,49 @@
         <w:t xml:space="preserve">0.0206298828</w:t>
       </w:r>
       <w:r>
-        <w:t xml:space="preserve">. The appropriate current conclusion is therefore not that GeoFM</w:t>
-      </w:r>
-      <w:r>
-        <w:t xml:space="preserve"> </w:t>
-      </w:r>
-      <w:r>
-        <w:t xml:space="preserve">fails, but that GeoFM must be represented through a controlled compressed state</w:t>
+        <w:t xml:space="preserve">. Phase 53 further supports the expanded cluster mean with exact</w:t>
+      </w:r>
+      <w:r>
+        <w:t xml:space="preserve"> </w:t>
+      </w:r>
+      <w:r>
+        <w:t xml:space="preserve">sign-flip p</w:t>
+      </w:r>
+      <w:r>
+        <w:t xml:space="preserve"> </w:t>
+      </w:r>
+      <w:r>
+        <w:rPr>
+          <w:rStyle w:val="VerbatimChar"/>
+        </w:rPr>
+        <w:t xml:space="preserve">0.0196838379</w:t>
+      </w:r>
+      <w:r>
+        <w:t xml:space="preserve">, bootstrap CI95</w:t>
+      </w:r>
+      <w:r>
+        <w:t xml:space="preserve"> </w:t>
+      </w:r>
+      <w:r>
+        <w:rPr>
+          <w:rStyle w:val="VerbatimChar"/>
+        </w:rPr>
+        <w:t xml:space="preserve">[0.0570820445, 0.5823557658]</w:t>
+      </w:r>
+      <w:r>
+        <w:t xml:space="preserve">, and</w:t>
+      </w:r>
+      <w:r>
+        <w:t xml:space="preserve"> </w:t>
+      </w:r>
+      <w:r>
+        <w:t xml:space="preserve">positive leave-one cluster, tile, and seed means. The appropriate current</w:t>
+      </w:r>
+      <w:r>
+        <w:t xml:space="preserve"> </w:t>
+      </w:r>
+      <w:r>
+        <w:t xml:space="preserve">conclusion is therefore not that GeoFM fails, but that GeoFM must be represented through a controlled compressed state</w:t>
       </w:r>
       <w:r>
         <w:t xml:space="preserve"> </w:t>
@@ -4680,7 +4898,7 @@
               <w:pStyle w:val="Compact"/>
             </w:pPr>
             <w:r>
-              <w:t xml:space="preserve">The compressed GeoFM route is significant after magnitude-sensitive tile-seed cluster testing.</w:t>
+              <w:t xml:space="preserve">The compressed GeoFM route is supported after tile-seed cluster aggregation when magnitude and mean support are considered.</w:t>
             </w:r>
           </w:p>
         </w:tc>
@@ -4784,18 +5002,54 @@
               <w:t xml:space="preserve">0.0206298828</w:t>
             </w:r>
             <w:r>
-              <w:t xml:space="preserve">.</w:t>
-            </w:r>
-          </w:p>
-        </w:tc>
-        <w:tc>
-          <w:tcPr/>
-          <w:p>
-            <w:pPr>
-              <w:pStyle w:val="Compact"/>
-            </w:pPr>
-            <w:r>
-              <w:t xml:space="preserve">Supported with magnitude-sensitive cluster test</w:t>
+              <w:t xml:space="preserve">. Phase 53 reports</w:t>
+            </w:r>
+            <w:r>
+              <w:t xml:space="preserve"> </w:t>
+            </w:r>
+            <w:r>
+              <w:rPr>
+                <w:rStyle w:val="VerbatimChar"/>
+              </w:rPr>
+              <w:t xml:space="preserve">cluster_mean_support</w:t>
+            </w:r>
+            <w:r>
+              <w:t xml:space="preserve">, exact sign-flip p</w:t>
+            </w:r>
+            <w:r>
+              <w:t xml:space="preserve"> </w:t>
+            </w:r>
+            <w:r>
+              <w:rPr>
+                <w:rStyle w:val="VerbatimChar"/>
+              </w:rPr>
+              <w:t xml:space="preserve">0.0196838379</w:t>
+            </w:r>
+            <w:r>
+              <w:t xml:space="preserve">, bootstrap CI95</w:t>
+            </w:r>
+            <w:r>
+              <w:t xml:space="preserve"> </w:t>
+            </w:r>
+            <w:r>
+              <w:rPr>
+                <w:rStyle w:val="VerbatimChar"/>
+              </w:rPr>
+              <w:t xml:space="preserve">[0.0570820445, 0.5823557658]</w:t>
+            </w:r>
+            <w:r>
+              <w:t xml:space="preserve">, and positive leave-one cluster/tile/seed means.</w:t>
+            </w:r>
+          </w:p>
+        </w:tc>
+        <w:tc>
+          <w:tcPr/>
+          <w:p>
+            <w:pPr>
+              <w:pStyle w:val="Compact"/>
+            </w:pPr>
+            <w:r>
+              <w:t xml:space="preserve">Supported with magnitude-sensitive and cluster-mean checks</w:t>
             </w:r>
           </w:p>
         </w:tc>
@@ -5019,7 +5273,7 @@
               <w:pStyle w:val="Compact"/>
             </w:pPr>
             <w:r>
-              <w:t xml:space="preserve">D4P8/D4P16 exceed B0, raw B1, D2, and D3 on mean held-out base-reward policy reward.</w:t>
+              <w:t xml:space="preserve">D4P8/D4P16 exceed B0, raw B1, D2, and D3 on mean held-out base-reward policy reward; Phase 53 supports the expanded cluster mean and influence checks.</w:t>
             </w:r>
           </w:p>
         </w:tc>

--- a/paper/submission/final/Paper11_formal_conclusion_manuscript.docx
+++ b/paper/submission/final/Paper11_formal_conclusion_manuscript.docx
@@ -167,7 +167,7 @@
         </w:numPr>
       </w:pPr>
       <w:r>
-        <w:t xml:space="preserve">Suitability-reward work remains blocked until an independent non-leakage label gate passes.</w:t>
+        <w:t xml:space="preserve">Phase 54 verifies that the formal Phase 52/53 values come from one authoritative artifact chain.</w:t>
       </w:r>
     </w:p>
     <w:p>
@@ -179,7 +179,7 @@
         </w:numPr>
       </w:pPr>
       <w:r>
-        <w:t xml:space="preserve">A local Phase 42 label-source audit finds no usable external suitability label for the real Bishan run.</w:t>
+        <w:t xml:space="preserve">Suitability-reward work remains blocked until an independent non-leakage label gate passes.</w:t>
       </w:r>
     </w:p>
     <w:p>
@@ -191,6 +191,18 @@
         </w:numPr>
       </w:pPr>
       <w:r>
+        <w:t xml:space="preserve">A local Phase 42 label-source audit finds no usable external suitability label for the real Bishan run.</w:t>
+      </w:r>
+    </w:p>
+    <w:p>
+      <w:pPr>
+        <w:pStyle w:val="Compact"/>
+        <w:numPr>
+          <w:ilvl w:val="0"/>
+          <w:numId w:val="1001"/>
+        </w:numPr>
+      </w:pPr>
+      <w:r>
         <w:t xml:space="preserve">The evidence supports a bounded positive compressed-representation conclusion, not a raw-GeoFM or suitability-reward claim.</w:t>
       </w:r>
       <w:r>
@@ -604,7 +616,31 @@
         <w:t xml:space="preserve"> </w:t>
       </w:r>
       <w:r>
-        <w:t xml:space="preserve">and positive leave-one cluster, tile, and seed means. D4P16 reaches mean reward</w:t>
+        <w:t xml:space="preserve">and positive leave-one cluster, tile, and seed means. Phase 54 reports</w:t>
+      </w:r>
+      <w:r>
+        <w:t xml:space="preserve"> </w:t>
+      </w:r>
+      <w:r>
+        <w:rPr>
+          <w:rStyle w:val="VerbatimChar"/>
+        </w:rPr>
+        <w:t xml:space="preserve">artifact_lineage_consistent</w:t>
+      </w:r>
+      <w:r>
+        <w:t xml:space="preserve">, confirming that the formal Phase 52/53 values</w:t>
+      </w:r>
+      <w:r>
+        <w:t xml:space="preserve"> </w:t>
+      </w:r>
+      <w:r>
+        <w:t xml:space="preserve">are reproducible from one authoritative delta-to-cluster-to-statistics artifact</w:t>
+      </w:r>
+      <w:r>
+        <w:t xml:space="preserve"> </w:t>
+      </w:r>
+      <w:r>
+        <w:t xml:space="preserve">chain. D4P16 reaches mean reward</w:t>
       </w:r>
       <w:r>
         <w:t xml:space="preserve"> </w:t>
@@ -619,7 +655,13 @@
         <w:t xml:space="preserve"> </w:t>
       </w:r>
       <w:r>
-        <w:t xml:space="preserve">in the original three-tile Phase 48 audit and</w:t>
+        <w:t xml:space="preserve">in the original three-tile Phase</w:t>
+      </w:r>
+      <w:r>
+        <w:t xml:space="preserve"> </w:t>
+      </w:r>
+      <w:r>
+        <w:t xml:space="preserve">48 audit and</w:t>
       </w:r>
       <w:r>
         <w:t xml:space="preserve"> </w:t>
@@ -634,13 +676,7 @@
         <w:t xml:space="preserve"> </w:t>
       </w:r>
       <w:r>
-        <w:t xml:space="preserve">in</w:t>
-      </w:r>
-      <w:r>
-        <w:t xml:space="preserve"> </w:t>
-      </w:r>
-      <w:r>
-        <w:t xml:space="preserve">the expanded Phase 52 audit.</w:t>
+        <w:t xml:space="preserve">in the expanded Phase 52 audit.</w:t>
       </w:r>
       <w:r>
         <w:t xml:space="preserve"> </w:t>
@@ -1388,7 +1424,7 @@
         <w:t xml:space="preserve"> </w:t>
       </w:r>
       <w:r>
-        <w:t xml:space="preserve">the same held-out base-reward protocol. Phase 49-53 then test statistical</w:t>
+        <w:t xml:space="preserve">the same held-out base-reward protocol. Phase 49-54 then test statistical</w:t>
       </w:r>
       <w:r>
         <w:t xml:space="preserve"> </w:t>
@@ -1400,13 +1436,13 @@
         <w:t xml:space="preserve"> </w:t>
       </w:r>
       <w:r>
-        <w:t xml:space="preserve">expanded five-tile, three-seed replication, and cluster-mean influence support</w:t>
-      </w:r>
-      <w:r>
-        <w:t xml:space="preserve"> </w:t>
-      </w:r>
-      <w:r>
-        <w:t xml:space="preserve">for the same compressed route. Phase 36 evaluates suitability-proxy</w:t>
+        <w:t xml:space="preserve">expanded five-tile, three-seed replication, cluster-mean influence support, and</w:t>
+      </w:r>
+      <w:r>
+        <w:t xml:space="preserve"> </w:t>
+      </w:r>
+      <w:r>
+        <w:t xml:space="preserve">artifact-lineage consistency for the same compressed route. Phase 36 evaluates suitability-proxy</w:t>
       </w:r>
       <w:r>
         <w:t xml:space="preserve"> </w:t>
@@ -3319,6 +3355,50 @@
         <w:t xml:space="preserve">, respectively.</w:t>
       </w:r>
     </w:p>
+    <w:p>
+      <w:pPr>
+        <w:pStyle w:val="BodyText"/>
+      </w:pPr>
+      <w:r>
+        <w:t xml:space="preserve">Phase 54 then verifies the artifact lineage for the formal Phase 52/53 evidence</w:t>
+      </w:r>
+      <w:r>
+        <w:t xml:space="preserve"> </w:t>
+      </w:r>
+      <w:r>
+        <w:t xml:space="preserve">chain. It reports</w:t>
+      </w:r>
+      <w:r>
+        <w:t xml:space="preserve"> </w:t>
+      </w:r>
+      <w:r>
+        <w:rPr>
+          <w:rStyle w:val="VerbatimChar"/>
+        </w:rPr>
+        <w:t xml:space="preserve">artifact_lineage_consistent</w:t>
+      </w:r>
+      <w:r>
+        <w:t xml:space="preserve">: recomputing Phase 50 cluster</w:t>
+      </w:r>
+      <w:r>
+        <w:t xml:space="preserve"> </w:t>
+      </w:r>
+      <w:r>
+        <w:t xml:space="preserve">means from the authoritative Phase 48 delta table and recomputing Phase 51 and</w:t>
+      </w:r>
+      <w:r>
+        <w:t xml:space="preserve"> </w:t>
+      </w:r>
+      <w:r>
+        <w:t xml:space="preserve">Phase 53 statistics from the authoritative cluster CSV reproduces the values</w:t>
+      </w:r>
+      <w:r>
+        <w:t xml:space="preserve"> </w:t>
+      </w:r>
+      <w:r>
+        <w:t xml:space="preserve">used in this manuscript.</w:t>
+      </w:r>
+    </w:p>
     <w:bookmarkEnd w:id="17"/>
     <w:bookmarkStart w:id="18" w:name="normalization-and-budget-robustness"/>
     <w:p>
@@ -4082,7 +4162,19 @@
         <w:t xml:space="preserve"> </w:t>
       </w:r>
       <w:r>
-        <w:t xml:space="preserve">or seed.</w:t>
+        <w:t xml:space="preserve">or seed. Phase 54 verifies that these formal Phase 52/53 values are internally</w:t>
+      </w:r>
+      <w:r>
+        <w:t xml:space="preserve"> </w:t>
+      </w:r>
+      <w:r>
+        <w:t xml:space="preserve">reproducible from one authoritative artifact chain, preventing mixed-output</w:t>
+      </w:r>
+      <w:r>
+        <w:t xml:space="preserve"> </w:t>
+      </w:r>
+      <w:r>
+        <w:t xml:space="preserve">lineage from supporting the manuscript claim.</w:t>
       </w:r>
     </w:p>
     <w:p>
@@ -4455,7 +4547,25 @@
         <w:t xml:space="preserve"> </w:t>
       </w:r>
       <w:r>
-        <w:t xml:space="preserve">positive leave-one cluster, tile, and seed means. The appropriate current</w:t>
+        <w:t xml:space="preserve">positive leave-one cluster, tile, and seed means. Phase 54 verifies the formal</w:t>
+      </w:r>
+      <w:r>
+        <w:t xml:space="preserve"> </w:t>
+      </w:r>
+      <w:r>
+        <w:t xml:space="preserve">artifact lineage as</w:t>
+      </w:r>
+      <w:r>
+        <w:t xml:space="preserve"> </w:t>
+      </w:r>
+      <w:r>
+        <w:rPr>
+          <w:rStyle w:val="VerbatimChar"/>
+        </w:rPr>
+        <w:t xml:space="preserve">artifact_lineage_consistent</w:t>
+      </w:r>
+      <w:r>
+        <w:t xml:space="preserve">. The appropriate current</w:t>
       </w:r>
       <w:r>
         <w:t xml:space="preserve"> </w:t>
@@ -5050,6 +5160,53 @@
             </w:pPr>
             <w:r>
               <w:t xml:space="preserve">Supported with magnitude-sensitive and cluster-mean checks</w:t>
+            </w:r>
+          </w:p>
+        </w:tc>
+      </w:tr>
+      <w:tr>
+        <w:tc>
+          <w:tcPr/>
+          <w:p>
+            <w:pPr>
+              <w:pStyle w:val="Compact"/>
+            </w:pPr>
+            <w:r>
+              <w:t xml:space="preserve">The formal Phase 52/53 artifact chain is internally reproducible.</w:t>
+            </w:r>
+          </w:p>
+        </w:tc>
+        <w:tc>
+          <w:tcPr/>
+          <w:p>
+            <w:pPr>
+              <w:pStyle w:val="Compact"/>
+            </w:pPr>
+            <w:r>
+              <w:t xml:space="preserve">Phase 54 reports</w:t>
+            </w:r>
+            <w:r>
+              <w:t xml:space="preserve"> </w:t>
+            </w:r>
+            <w:r>
+              <w:rPr>
+                <w:rStyle w:val="VerbatimChar"/>
+              </w:rPr>
+              <w:t xml:space="preserve">artifact_lineage_consistent</w:t>
+            </w:r>
+            <w:r>
+              <w:t xml:space="preserve">: Phase 50 cluster means recomputed from the authoritative Phase 48 delta table, and Phase 51/53 statistics recomputed from the authoritative cluster CSV, match the formal manuscript values.</w:t>
+            </w:r>
+          </w:p>
+        </w:tc>
+        <w:tc>
+          <w:tcPr/>
+          <w:p>
+            <w:pPr>
+              <w:pStyle w:val="Compact"/>
+            </w:pPr>
+            <w:r>
+              <w:t xml:space="preserve">Supported</w:t>
             </w:r>
           </w:p>
         </w:tc>
